--- a/docs/samples/converted-page79.docx
+++ b/docs/samples/converted-page79.docx
@@ -112,7 +112,7 @@
       </w:r>
       <w:r>
         <w:pict>
-          <v:shape id="TextBox130" type="#_x0000_t202" style="position:absolute;left:93.750pt;top:100.345pt;width:229.700pt;height:16.500pt;z-index:10;mso-position-horizontal:absolute;mso-position-vertical:absolute;mso-position-horizontal-relative:page;mso-position-vertical-relative:page;mso-wrap-edited:f;mso-wrap:none;" filled="false" stroked="false" v-text-anchor="top">
+          <v:shape id="TextBox130" type="#_x0000_t202" style="position:absolute;left:93.750pt;top:100.345pt;width:261.400pt;height:21.120pt;z-index:10;mso-position-horizontal:absolute;mso-position-vertical:absolute;mso-position-horizontal-relative:page;mso-position-vertical-relative:page;mso-wrap:square;" filled="false" stroked="false" v-text-anchor="top">
             <v:fill on="false"/>
             <v:stroke on="false"/>
             <v:textbox style="mso-fit-shape-to-text:false" inset="0pt,0pt,0pt,0pt">
@@ -120,7 +120,6 @@
                 <w:p>
                   <w:pPr>
                     <w:spacing w:line="240" w:lineRule="auto" w:before="0" w:after="0" w:beforeLines="0" w:afterLines="0"/>
-                    <w:wordWrap w:val="0"/>
                     <w:ind w:left="0" w:right="0" w:firstLine="0"/>
                   </w:pPr>
                   <w:r>
@@ -140,7 +139,7 @@
       </w:r>
       <w:r>
         <w:pict>
-          <v:shape id="TextBox131" type="#_x0000_t202" style="position:absolute;left:120.084pt;top:118.688pt;width:453.605pt;height:16.500pt;z-index:10;mso-position-horizontal:absolute;mso-position-vertical:absolute;mso-position-horizontal-relative:page;mso-position-vertical-relative:page;mso-wrap-edited:f;mso-wrap:none;" filled="false" stroked="false" v-text-anchor="top">
+          <v:shape id="TextBox131" type="#_x0000_t202" style="position:absolute;left:120.084pt;top:118.688pt;width:673.240pt;height:21.120pt;z-index:10;mso-position-horizontal:absolute;mso-position-vertical:absolute;mso-position-horizontal-relative:page;mso-position-vertical-relative:page;mso-wrap:square;" filled="false" stroked="false" v-text-anchor="top">
             <v:fill on="false"/>
             <v:stroke on="false"/>
             <v:textbox style="mso-fit-shape-to-text:false" inset="0pt,0pt,0pt,0pt">
@@ -149,7 +148,6 @@
                   <w:pPr>
                     <w:spacing w:line="240" w:lineRule="auto" w:before="0" w:after="0" w:beforeLines="0" w:afterLines="0"/>
                     <w:jc w:val="center"/>
-                    <w:wordWrap w:val="0"/>
                     <w:ind w:left="0" w:right="0" w:firstLine="0"/>
                   </w:pPr>
                   <w:r>
@@ -169,7 +167,7 @@
       </w:r>
       <w:r>
         <w:pict>
-          <v:shape id="TextBox132" type="#_x0000_t202" style="position:absolute;left:93.750pt;top:137.736pt;width:32.360pt;height:16.500pt;z-index:10;mso-position-horizontal:absolute;mso-position-vertical:absolute;mso-position-horizontal-relative:page;mso-position-vertical-relative:page;mso-wrap-edited:f;mso-wrap:none;" filled="false" stroked="false" v-text-anchor="top">
+          <v:shape id="TextBox132" type="#_x0000_t202" style="position:absolute;left:93.750pt;top:137.736pt;width:38.320pt;height:21.120pt;z-index:10;mso-position-horizontal:absolute;mso-position-vertical:absolute;mso-position-horizontal-relative:page;mso-position-vertical-relative:page;mso-wrap:square;" filled="false" stroked="false" v-text-anchor="top">
             <v:fill on="false"/>
             <v:stroke on="false"/>
             <v:textbox style="mso-fit-shape-to-text:false" inset="0pt,0pt,0pt,0pt">
@@ -177,7 +175,6 @@
                 <w:p>
                   <w:pPr>
                     <w:spacing w:line="240" w:lineRule="auto" w:before="0" w:after="0" w:beforeLines="0" w:afterLines="0"/>
-                    <w:wordWrap w:val="0"/>
                     <w:ind w:left="0" w:right="0" w:firstLine="0"/>
                   </w:pPr>
                   <w:r>
@@ -197,7 +194,7 @@
       </w:r>
       <w:r>
         <w:pict>
-          <v:shape id="TextBox133" type="#_x0000_t202" style="position:absolute;left:120.084pt;top:156.078pt;width:455.123pt;height:16.500pt;z-index:10;mso-position-horizontal:absolute;mso-position-vertical:absolute;mso-position-horizontal-relative:page;mso-position-vertical-relative:page;mso-wrap-edited:f;mso-wrap:none;" filled="false" stroked="false" v-text-anchor="top">
+          <v:shape id="TextBox133" type="#_x0000_t202" style="position:absolute;left:120.084pt;top:156.078pt;width:535.960pt;height:21.120pt;z-index:10;mso-position-horizontal:absolute;mso-position-vertical:absolute;mso-position-horizontal-relative:page;mso-position-vertical-relative:page;mso-wrap:square;" filled="false" stroked="false" v-text-anchor="top">
             <v:fill on="false"/>
             <v:stroke on="false"/>
             <v:textbox style="mso-fit-shape-to-text:false" inset="0pt,0pt,0pt,0pt">
@@ -206,7 +203,6 @@
                   <w:pPr>
                     <w:spacing w:line="240" w:lineRule="auto" w:before="0" w:after="0" w:beforeLines="0" w:afterLines="0"/>
                     <w:jc w:val="center"/>
-                    <w:wordWrap w:val="0"/>
                     <w:ind w:left="0" w:right="0" w:firstLine="0"/>
                   </w:pPr>
                   <w:r>
@@ -226,7 +222,7 @@
       </w:r>
       <w:r>
         <w:pict>
-          <v:shape id="TextBox134" type="#_x0000_t202" style="position:absolute;left:93.750pt;top:174.421pt;width:487.760pt;height:16.500pt;z-index:10;mso-position-horizontal:absolute;mso-position-vertical:absolute;mso-position-horizontal-relative:page;mso-position-vertical-relative:page;mso-wrap-edited:f;mso-wrap:none;" filled="false" stroked="false" v-text-anchor="top">
+          <v:shape id="TextBox134" type="#_x0000_t202" style="position:absolute;left:93.750pt;top:174.421pt;width:553.120pt;height:21.120pt;z-index:10;mso-position-horizontal:absolute;mso-position-vertical:absolute;mso-position-horizontal-relative:page;mso-position-vertical-relative:page;mso-wrap:square;" filled="false" stroked="false" v-text-anchor="top">
             <v:fill on="false"/>
             <v:stroke on="false"/>
             <v:textbox style="mso-fit-shape-to-text:false" inset="0pt,0pt,0pt,0pt">
@@ -235,7 +231,6 @@
                   <w:pPr>
                     <w:spacing w:line="240" w:lineRule="auto" w:before="0" w:after="0" w:beforeLines="0" w:afterLines="0"/>
                     <w:jc w:val="center"/>
-                    <w:wordWrap w:val="0"/>
                     <w:ind w:left="0" w:right="0" w:firstLine="0"/>
                   </w:pPr>
                   <w:r>
@@ -255,7 +250,7 @@
       </w:r>
       <w:r>
         <w:pict>
-          <v:shape id="TextBox135" type="#_x0000_t202" style="position:absolute;left:93.750pt;top:192.764pt;width:427.040pt;height:16.500pt;z-index:10;mso-position-horizontal:absolute;mso-position-vertical:absolute;mso-position-horizontal-relative:page;mso-position-vertical-relative:page;mso-wrap-edited:f;mso-wrap:none;" filled="false" stroked="false" v-text-anchor="top">
+          <v:shape id="TextBox135" type="#_x0000_t202" style="position:absolute;left:93.750pt;top:192.764pt;width:484.480pt;height:21.120pt;z-index:10;mso-position-horizontal:absolute;mso-position-vertical:absolute;mso-position-horizontal-relative:page;mso-position-vertical-relative:page;mso-wrap:square;" filled="false" stroked="false" v-text-anchor="top">
             <v:fill on="false"/>
             <v:stroke on="false"/>
             <v:textbox style="mso-fit-shape-to-text:false" inset="0pt,0pt,0pt,0pt">
@@ -264,7 +259,6 @@
                   <w:pPr>
                     <w:spacing w:line="240" w:lineRule="auto" w:before="0" w:after="0" w:beforeLines="0" w:afterLines="0"/>
                     <w:jc w:val="center"/>
-                    <w:wordWrap w:val="0"/>
                     <w:ind w:left="0" w:right="0" w:firstLine="0"/>
                   </w:pPr>
                   <w:r>
@@ -284,7 +278,7 @@
       </w:r>
       <w:r>
         <w:pict>
-          <v:shape id="TextBox136" type="#_x0000_t202" style="position:absolute;left:120.084pt;top:211.106pt;width:457.400pt;height:16.500pt;z-index:10;mso-position-horizontal:absolute;mso-position-vertical:absolute;mso-position-horizontal-relative:page;mso-position-vertical-relative:page;mso-wrap-edited:f;mso-wrap:none;" filled="false" stroked="false" v-text-anchor="top">
+          <v:shape id="TextBox136" type="#_x0000_t202" style="position:absolute;left:120.084pt;top:211.106pt;width:518.800pt;height:21.120pt;z-index:10;mso-position-horizontal:absolute;mso-position-vertical:absolute;mso-position-horizontal-relative:page;mso-position-vertical-relative:page;mso-wrap:square;" filled="false" stroked="false" v-text-anchor="top">
             <v:fill on="false"/>
             <v:stroke on="false"/>
             <v:textbox style="mso-fit-shape-to-text:false" inset="0pt,0pt,0pt,0pt">
@@ -293,7 +287,6 @@
                   <w:pPr>
                     <w:spacing w:line="240" w:lineRule="auto" w:before="0" w:after="0" w:beforeLines="0" w:afterLines="0"/>
                     <w:jc w:val="center"/>
-                    <w:wordWrap w:val="0"/>
                     <w:ind w:left="0" w:right="0" w:firstLine="0"/>
                   </w:pPr>
                   <w:r>
@@ -313,7 +306,7 @@
       </w:r>
       <w:r>
         <w:pict>
-          <v:shape id="TextBox137" type="#_x0000_t202" style="position:absolute;left:93.750pt;top:229.449pt;width:32.360pt;height:16.500pt;z-index:10;mso-position-horizontal:absolute;mso-position-vertical:absolute;mso-position-horizontal-relative:page;mso-position-vertical-relative:page;mso-wrap-edited:f;mso-wrap:none;" filled="false" stroked="false" v-text-anchor="top">
+          <v:shape id="TextBox137" type="#_x0000_t202" style="position:absolute;left:93.750pt;top:229.449pt;width:38.320pt;height:21.120pt;z-index:10;mso-position-horizontal:absolute;mso-position-vertical:absolute;mso-position-horizontal-relative:page;mso-position-vertical-relative:page;mso-wrap:square;" filled="false" stroked="false" v-text-anchor="top">
             <v:fill on="false"/>
             <v:stroke on="false"/>
             <v:textbox style="mso-fit-shape-to-text:false" inset="0pt,0pt,0pt,0pt">
@@ -321,7 +314,6 @@
                 <w:p>
                   <w:pPr>
                     <w:spacing w:line="240" w:lineRule="auto" w:before="0" w:after="0" w:beforeLines="0" w:afterLines="0"/>
-                    <w:wordWrap w:val="0"/>
                     <w:ind w:left="0" w:right="0" w:firstLine="0"/>
                   </w:pPr>
                   <w:r>
@@ -341,7 +333,7 @@
       </w:r>
       <w:r>
         <w:pict>
-          <v:shape id="TextBox138" type="#_x0000_t202" style="position:absolute;left:120.084pt;top:247.791pt;width:17.180pt;height:16.500pt;z-index:10;mso-position-horizontal:absolute;mso-position-vertical:absolute;mso-position-horizontal-relative:page;mso-position-vertical-relative:page;mso-wrap-edited:f;mso-wrap:none;" filled="false" stroked="false" v-text-anchor="top">
+          <v:shape id="TextBox138" type="#_x0000_t202" style="position:absolute;left:120.084pt;top:247.791pt;width:21.160pt;height:21.120pt;z-index:10;mso-position-horizontal:absolute;mso-position-vertical:absolute;mso-position-horizontal-relative:page;mso-position-vertical-relative:page;mso-wrap:square;" filled="false" stroked="false" v-text-anchor="top">
             <v:fill on="false"/>
             <v:stroke on="false"/>
             <v:textbox style="mso-fit-shape-to-text:false" inset="0pt,0pt,0pt,0pt">
@@ -349,7 +341,6 @@
                 <w:p>
                   <w:pPr>
                     <w:spacing w:line="240" w:lineRule="auto" w:before="0" w:after="0" w:beforeLines="0" w:afterLines="0"/>
-                    <w:wordWrap w:val="0"/>
                     <w:ind w:left="0" w:right="0" w:firstLine="0"/>
                   </w:pPr>
                   <w:r>
@@ -369,7 +360,7 @@
       </w:r>
       <w:r>
         <w:pict>
-          <v:shape id="TextBox139" type="#_x0000_t202" style="position:absolute;left:505.290pt;top:247.791pt;width:17.180pt;height:16.500pt;z-index:10;mso-position-horizontal:absolute;mso-position-vertical:absolute;mso-position-horizontal-relative:page;mso-position-vertical-relative:page;mso-wrap-edited:f;mso-wrap:none;" filled="false" stroked="false" v-text-anchor="top">
+          <v:shape id="TextBox139" type="#_x0000_t202" style="position:absolute;left:505.290pt;top:247.791pt;width:21.160pt;height:21.120pt;z-index:10;mso-position-horizontal:absolute;mso-position-vertical:absolute;mso-position-horizontal-relative:page;mso-position-vertical-relative:page;mso-wrap:square;" filled="false" stroked="false" v-text-anchor="top">
             <v:fill on="false"/>
             <v:stroke on="false"/>
             <v:textbox style="mso-fit-shape-to-text:false" inset="0pt,0pt,0pt,0pt">
@@ -377,7 +368,6 @@
                 <w:p>
                   <w:pPr>
                     <w:spacing w:line="240" w:lineRule="auto" w:before="0" w:after="0" w:beforeLines="0" w:afterLines="0"/>
-                    <w:wordWrap w:val="0"/>
                     <w:ind w:left="0" w:right="0" w:firstLine="0"/>
                   </w:pPr>
                   <w:r>
@@ -397,7 +387,7 @@
       </w:r>
       <w:r>
         <w:pict>
-          <v:shape id="TextBox140" type="#_x0000_t202" style="position:absolute;left:93.750pt;top:266.839pt;width:499.904pt;height:16.500pt;z-index:10;mso-position-horizontal:absolute;mso-position-vertical:absolute;mso-position-horizontal-relative:page;mso-position-vertical-relative:page;mso-wrap-edited:f;mso-wrap:none;" filled="false" stroked="false" v-text-anchor="top">
+          <v:shape id="TextBox140" type="#_x0000_t202" style="position:absolute;left:93.750pt;top:266.839pt;width:999.280pt;height:21.120pt;z-index:10;mso-position-horizontal:absolute;mso-position-vertical:absolute;mso-position-horizontal-relative:page;mso-position-vertical-relative:page;mso-wrap:square;" filled="false" stroked="false" v-text-anchor="top">
             <v:fill on="false"/>
             <v:stroke on="false"/>
             <v:textbox style="mso-fit-shape-to-text:false" inset="0pt,0pt,0pt,0pt">
@@ -406,7 +396,6 @@
                   <w:pPr>
                     <w:spacing w:line="240" w:lineRule="auto" w:before="0" w:after="0" w:beforeLines="0" w:afterLines="0"/>
                     <w:jc w:val="center"/>
-                    <w:wordWrap w:val="0"/>
                     <w:ind w:left="0" w:right="0" w:firstLine="0"/>
                   </w:pPr>
                   <w:r>
@@ -426,7 +415,7 @@
       </w:r>
       <w:r>
         <w:pict>
-          <v:shape id="TextBox141" type="#_x0000_t202" style="position:absolute;left:120.084pt;top:285.182pt;width:17.180pt;height:16.500pt;z-index:10;mso-position-horizontal:absolute;mso-position-vertical:absolute;mso-position-horizontal-relative:page;mso-position-vertical-relative:page;mso-wrap-edited:f;mso-wrap:none;" filled="false" stroked="false" v-text-anchor="top">
+          <v:shape id="TextBox141" type="#_x0000_t202" style="position:absolute;left:120.084pt;top:285.182pt;width:21.160pt;height:21.120pt;z-index:10;mso-position-horizontal:absolute;mso-position-vertical:absolute;mso-position-horizontal-relative:page;mso-position-vertical-relative:page;mso-wrap:square;" filled="false" stroked="false" v-text-anchor="top">
             <v:fill on="false"/>
             <v:stroke on="false"/>
             <v:textbox style="mso-fit-shape-to-text:false" inset="0pt,0pt,0pt,0pt">
@@ -434,7 +423,6 @@
                 <w:p>
                   <w:pPr>
                     <w:spacing w:line="240" w:lineRule="auto" w:before="0" w:after="0" w:beforeLines="0" w:afterLines="0"/>
-                    <w:wordWrap w:val="0"/>
                     <w:ind w:left="0" w:right="0" w:firstLine="0"/>
                   </w:pPr>
                   <w:r>
@@ -454,7 +442,7 @@
       </w:r>
       <w:r>
         <w:pict>
-          <v:shape id="TextBox142" type="#_x0000_t202" style="position:absolute;left:250.680pt;top:285.182pt;width:17.180pt;height:16.500pt;z-index:10;mso-position-horizontal:absolute;mso-position-vertical:absolute;mso-position-horizontal-relative:page;mso-position-vertical-relative:page;mso-wrap-edited:f;mso-wrap:none;" filled="false" stroked="false" v-text-anchor="top">
+          <v:shape id="TextBox142" type="#_x0000_t202" style="position:absolute;left:250.680pt;top:285.182pt;width:21.160pt;height:21.120pt;z-index:10;mso-position-horizontal:absolute;mso-position-vertical:absolute;mso-position-horizontal-relative:page;mso-position-vertical-relative:page;mso-wrap:square;" filled="false" stroked="false" v-text-anchor="top">
             <v:fill on="false"/>
             <v:stroke on="false"/>
             <v:textbox style="mso-fit-shape-to-text:false" inset="0pt,0pt,0pt,0pt">
@@ -462,7 +450,6 @@
                 <w:p>
                   <w:pPr>
                     <w:spacing w:line="240" w:lineRule="auto" w:before="0" w:after="0" w:beforeLines="0" w:afterLines="0"/>
-                    <w:wordWrap w:val="0"/>
                     <w:ind w:left="0" w:right="0" w:firstLine="0"/>
                   </w:pPr>
                   <w:r>
@@ -482,7 +469,7 @@
       </w:r>
       <w:r>
         <w:pict>
-          <v:shape id="TextBox143" type="#_x0000_t202" style="position:absolute;left:381.275pt;top:285.182pt;width:17.180pt;height:16.500pt;z-index:10;mso-position-horizontal:absolute;mso-position-vertical:absolute;mso-position-horizontal-relative:page;mso-position-vertical-relative:page;mso-wrap-edited:f;mso-wrap:none;" filled="false" stroked="false" v-text-anchor="top">
+          <v:shape id="TextBox143" type="#_x0000_t202" style="position:absolute;left:381.275pt;top:285.182pt;width:21.160pt;height:21.120pt;z-index:10;mso-position-horizontal:absolute;mso-position-vertical:absolute;mso-position-horizontal-relative:page;mso-position-vertical-relative:page;mso-wrap:square;" filled="false" stroked="false" v-text-anchor="top">
             <v:fill on="false"/>
             <v:stroke on="false"/>
             <v:textbox style="mso-fit-shape-to-text:false" inset="0pt,0pt,0pt,0pt">
@@ -490,7 +477,6 @@
                 <w:p>
                   <w:pPr>
                     <w:spacing w:line="240" w:lineRule="auto" w:before="0" w:after="0" w:beforeLines="0" w:afterLines="0"/>
-                    <w:wordWrap w:val="0"/>
                     <w:ind w:left="0" w:right="0" w:firstLine="0"/>
                   </w:pPr>
                   <w:r>
@@ -510,7 +496,7 @@
       </w:r>
       <w:r>
         <w:pict>
-          <v:shape id="TextBox144" type="#_x0000_t202" style="position:absolute;left:511.871pt;top:285.182pt;width:8.582pt;height:16.500pt;z-index:10;mso-position-horizontal:absolute;mso-position-vertical:absolute;mso-position-horizontal-relative:page;mso-position-vertical-relative:page;mso-wrap-edited:f;mso-wrap:none;" filled="false" stroked="false" v-text-anchor="top">
+          <v:shape id="TextBox144" type="#_x0000_t202" style="position:absolute;left:511.871pt;top:285.182pt;width:10.582pt;height:21.120pt;z-index:10;mso-position-horizontal:absolute;mso-position-vertical:absolute;mso-position-horizontal-relative:page;mso-position-vertical-relative:page;mso-wrap:square;" filled="false" stroked="false" v-text-anchor="top">
             <v:fill on="false"/>
             <v:stroke on="false"/>
             <v:textbox style="mso-fit-shape-to-text:false" inset="0pt,0pt,0pt,0pt">
@@ -518,7 +504,6 @@
                 <w:p>
                   <w:pPr>
                     <w:spacing w:line="240" w:lineRule="auto" w:before="0" w:after="0" w:beforeLines="0" w:afterLines="0"/>
-                    <w:wordWrap w:val="0"/>
                     <w:ind w:left="0" w:right="0" w:firstLine="0"/>
                   </w:pPr>
                   <w:r>
@@ -538,7 +523,7 @@
       </w:r>
       <w:r>
         <w:pict>
-          <v:shape id="TextBox145" type="#_x0000_t202" style="position:absolute;left:93.750pt;top:303.525pt;width:477.893pt;height:16.500pt;z-index:10;mso-position-horizontal:absolute;mso-position-vertical:absolute;mso-position-horizontal-relative:page;mso-position-vertical-relative:page;mso-wrap-edited:f;mso-wrap:none;" filled="false" stroked="false" v-text-anchor="top">
+          <v:shape id="TextBox145" type="#_x0000_t202" style="position:absolute;left:93.750pt;top:303.525pt;width:541.966pt;height:21.120pt;z-index:10;mso-position-horizontal:absolute;mso-position-vertical:absolute;mso-position-horizontal-relative:page;mso-position-vertical-relative:page;mso-wrap:square;" filled="false" stroked="false" v-text-anchor="top">
             <v:fill on="false"/>
             <v:stroke on="false"/>
             <v:textbox style="mso-fit-shape-to-text:false" inset="0pt,0pt,0pt,0pt">
@@ -547,7 +532,6 @@
                   <w:pPr>
                     <w:spacing w:line="240" w:lineRule="auto" w:before="0" w:after="0" w:beforeLines="0" w:afterLines="0"/>
                     <w:jc w:val="center"/>
-                    <w:wordWrap w:val="0"/>
                     <w:ind w:left="0" w:right="0" w:firstLine="0"/>
                   </w:pPr>
                   <w:r>
@@ -567,7 +551,7 @@
       </w:r>
       <w:r>
         <w:pict>
-          <v:shape id="TextBox146" type="#_x0000_t202" style="position:absolute;left:120.084pt;top:321.867pt;width:17.180pt;height:16.500pt;z-index:10;mso-position-horizontal:absolute;mso-position-vertical:absolute;mso-position-horizontal-relative:page;mso-position-vertical-relative:page;mso-wrap-edited:f;mso-wrap:none;" filled="false" stroked="false" v-text-anchor="top">
+          <v:shape id="TextBox146" type="#_x0000_t202" style="position:absolute;left:120.084pt;top:321.867pt;width:21.160pt;height:21.120pt;z-index:10;mso-position-horizontal:absolute;mso-position-vertical:absolute;mso-position-horizontal-relative:page;mso-position-vertical-relative:page;mso-wrap:square;" filled="false" stroked="false" v-text-anchor="top">
             <v:fill on="false"/>
             <v:stroke on="false"/>
             <v:textbox style="mso-fit-shape-to-text:false" inset="0pt,0pt,0pt,0pt">
@@ -575,7 +559,6 @@
                 <w:p>
                   <w:pPr>
                     <w:spacing w:line="240" w:lineRule="auto" w:before="0" w:after="0" w:beforeLines="0" w:afterLines="0"/>
-                    <w:wordWrap w:val="0"/>
                     <w:ind w:left="0" w:right="0" w:firstLine="0"/>
                   </w:pPr>
                   <w:r>
@@ -595,7 +578,7 @@
       </w:r>
       <w:r>
         <w:pict>
-          <v:shape id="TextBox147" type="#_x0000_t202" style="position:absolute;left:312.687pt;top:321.867pt;width:17.180pt;height:16.500pt;z-index:10;mso-position-horizontal:absolute;mso-position-vertical:absolute;mso-position-horizontal-relative:page;mso-position-vertical-relative:page;mso-wrap-edited:f;mso-wrap:none;" filled="false" stroked="false" v-text-anchor="top">
+          <v:shape id="TextBox147" type="#_x0000_t202" style="position:absolute;left:312.687pt;top:321.867pt;width:21.160pt;height:21.120pt;z-index:10;mso-position-horizontal:absolute;mso-position-vertical:absolute;mso-position-horizontal-relative:page;mso-position-vertical-relative:page;mso-wrap:square;" filled="false" stroked="false" v-text-anchor="top">
             <v:fill on="false"/>
             <v:stroke on="false"/>
             <v:textbox style="mso-fit-shape-to-text:false" inset="0pt,0pt,0pt,0pt">
@@ -604,7 +587,6 @@
                   <w:pPr>
                     <w:spacing w:line="240" w:lineRule="auto" w:before="0" w:after="0" w:beforeLines="0" w:afterLines="0"/>
                     <w:jc w:val="center"/>
-                    <w:wordWrap w:val="0"/>
                     <w:ind w:left="0" w:right="0" w:firstLine="0"/>
                   </w:pPr>
                   <w:r>
@@ -624,7 +606,7 @@
       </w:r>
       <w:r>
         <w:pict>
-          <v:shape id="TextBox148" type="#_x0000_t202" style="position:absolute;left:505.290pt;top:321.867pt;width:17.180pt;height:16.500pt;z-index:10;mso-position-horizontal:absolute;mso-position-vertical:absolute;mso-position-horizontal-relative:page;mso-position-vertical-relative:page;mso-wrap-edited:f;mso-wrap:none;" filled="false" stroked="false" v-text-anchor="top">
+          <v:shape id="TextBox148" type="#_x0000_t202" style="position:absolute;left:505.290pt;top:321.867pt;width:21.160pt;height:21.120pt;z-index:10;mso-position-horizontal:absolute;mso-position-vertical:absolute;mso-position-horizontal-relative:page;mso-position-vertical-relative:page;mso-wrap:square;" filled="false" stroked="false" v-text-anchor="top">
             <v:fill on="false"/>
             <v:stroke on="false"/>
             <v:textbox style="mso-fit-shape-to-text:false" inset="0pt,0pt,0pt,0pt">
@@ -632,7 +614,6 @@
                 <w:p>
                   <w:pPr>
                     <w:spacing w:line="240" w:lineRule="auto" w:before="0" w:after="0" w:beforeLines="0" w:afterLines="0"/>
-                    <w:wordWrap w:val="0"/>
                     <w:ind w:left="0" w:right="0" w:firstLine="0"/>
                   </w:pPr>
                   <w:r>
@@ -652,7 +633,7 @@
       </w:r>
       <w:r>
         <w:pict>
-          <v:shape id="TextBox149" type="#_x0000_t202" style="position:absolute;left:93.750pt;top:340.210pt;width:477.893pt;height:16.500pt;z-index:10;mso-position-horizontal:absolute;mso-position-vertical:absolute;mso-position-horizontal-relative:page;mso-position-vertical-relative:page;mso-wrap-edited:f;mso-wrap:none;" filled="false" stroked="false" v-text-anchor="top">
+          <v:shape id="TextBox149" type="#_x0000_t202" style="position:absolute;left:93.750pt;top:340.210pt;width:541.966pt;height:21.120pt;z-index:10;mso-position-horizontal:absolute;mso-position-vertical:absolute;mso-position-horizontal-relative:page;mso-position-vertical-relative:page;mso-wrap:square;" filled="false" stroked="false" v-text-anchor="top">
             <v:fill on="false"/>
             <v:stroke on="false"/>
             <v:textbox style="mso-fit-shape-to-text:false" inset="0pt,0pt,0pt,0pt">
@@ -661,7 +642,6 @@
                   <w:pPr>
                     <w:spacing w:line="240" w:lineRule="auto" w:before="0" w:after="0" w:beforeLines="0" w:afterLines="0"/>
                     <w:jc w:val="center"/>
-                    <w:wordWrap w:val="0"/>
                     <w:ind w:left="0" w:right="0" w:firstLine="0"/>
                   </w:pPr>
                   <w:r>
@@ -681,7 +661,7 @@
       </w:r>
       <w:r>
         <w:pict>
-          <v:shape id="TextBox150" type="#_x0000_t202" style="position:absolute;left:120.084pt;top:358.553pt;width:455.123pt;height:16.500pt;z-index:10;mso-position-horizontal:absolute;mso-position-vertical:absolute;mso-position-horizontal-relative:page;mso-position-vertical-relative:page;mso-wrap-edited:f;mso-wrap:none;" filled="false" stroked="false" v-text-anchor="top">
+          <v:shape id="TextBox150" type="#_x0000_t202" style="position:absolute;left:120.084pt;top:358.553pt;width:535.960pt;height:21.120pt;z-index:10;mso-position-horizontal:absolute;mso-position-vertical:absolute;mso-position-horizontal-relative:page;mso-position-vertical-relative:page;mso-wrap:square;" filled="false" stroked="false" v-text-anchor="top">
             <v:fill on="false"/>
             <v:stroke on="false"/>
             <v:textbox style="mso-fit-shape-to-text:false" inset="0pt,0pt,0pt,0pt">
@@ -690,7 +670,6 @@
                   <w:pPr>
                     <w:spacing w:line="240" w:lineRule="auto" w:before="0" w:after="0" w:beforeLines="0" w:afterLines="0"/>
                     <w:jc w:val="center"/>
-                    <w:wordWrap w:val="0"/>
                     <w:ind w:left="0" w:right="0" w:firstLine="0"/>
                   </w:pPr>
                   <w:r>
@@ -710,7 +689,7 @@
       </w:r>
       <w:r>
         <w:pict>
-          <v:shape id="TextBox151" type="#_x0000_t202" style="position:absolute;left:93.750pt;top:376.895pt;width:487.760pt;height:16.500pt;z-index:10;mso-position-horizontal:absolute;mso-position-vertical:absolute;mso-position-horizontal-relative:page;mso-position-vertical-relative:page;mso-wrap-edited:f;mso-wrap:none;" filled="false" stroked="false" v-text-anchor="top">
+          <v:shape id="TextBox151" type="#_x0000_t202" style="position:absolute;left:93.750pt;top:376.895pt;width:553.120pt;height:21.120pt;z-index:10;mso-position-horizontal:absolute;mso-position-vertical:absolute;mso-position-horizontal-relative:page;mso-position-vertical-relative:page;mso-wrap:square;" filled="false" stroked="false" v-text-anchor="top">
             <v:fill on="false"/>
             <v:stroke on="false"/>
             <v:textbox style="mso-fit-shape-to-text:false" inset="0pt,0pt,0pt,0pt">
@@ -719,7 +698,6 @@
                   <w:pPr>
                     <w:spacing w:line="240" w:lineRule="auto" w:before="0" w:after="0" w:beforeLines="0" w:afterLines="0"/>
                     <w:jc w:val="center"/>
-                    <w:wordWrap w:val="0"/>
                     <w:ind w:left="0" w:right="0" w:firstLine="0"/>
                   </w:pPr>
                   <w:r>
@@ -739,7 +717,7 @@
       </w:r>
       <w:r>
         <w:pict>
-          <v:shape id="TextBox152" type="#_x0000_t202" style="position:absolute;left:93.750pt;top:395.943pt;width:351.140pt;height:16.500pt;z-index:10;mso-position-horizontal:absolute;mso-position-vertical:absolute;mso-position-horizontal-relative:page;mso-position-vertical-relative:page;mso-wrap-edited:f;mso-wrap:none;" filled="false" stroked="false" v-text-anchor="top">
+          <v:shape id="TextBox152" type="#_x0000_t202" style="position:absolute;left:93.750pt;top:395.943pt;width:398.680pt;height:21.120pt;z-index:10;mso-position-horizontal:absolute;mso-position-vertical:absolute;mso-position-horizontal-relative:page;mso-position-vertical-relative:page;mso-wrap:square;" filled="false" stroked="false" v-text-anchor="top">
             <v:fill on="false"/>
             <v:stroke on="false"/>
             <v:textbox style="mso-fit-shape-to-text:false" inset="0pt,0pt,0pt,0pt">
@@ -747,7 +725,6 @@
                 <w:p>
                   <w:pPr>
                     <w:spacing w:line="240" w:lineRule="auto" w:before="0" w:after="0" w:beforeLines="0" w:afterLines="0"/>
-                    <w:wordWrap w:val="0"/>
                     <w:ind w:left="0" w:right="0" w:firstLine="0"/>
                   </w:pPr>
                   <w:r>
@@ -767,7 +744,7 @@
       </w:r>
       <w:r>
         <w:pict>
-          <v:shape id="TextBox153" type="#_x0000_t202" style="position:absolute;left:120.084pt;top:414.286pt;width:457.400pt;height:16.500pt;z-index:10;mso-position-horizontal:absolute;mso-position-vertical:absolute;mso-position-horizontal-relative:page;mso-position-vertical-relative:page;mso-wrap-edited:f;mso-wrap:none;" filled="false" stroked="false" v-text-anchor="top">
+          <v:shape id="TextBox153" type="#_x0000_t202" style="position:absolute;left:120.084pt;top:414.286pt;width:518.800pt;height:21.120pt;z-index:10;mso-position-horizontal:absolute;mso-position-vertical:absolute;mso-position-horizontal-relative:page;mso-position-vertical-relative:page;mso-wrap:square;" filled="false" stroked="false" v-text-anchor="top">
             <v:fill on="false"/>
             <v:stroke on="false"/>
             <v:textbox style="mso-fit-shape-to-text:false" inset="0pt,0pt,0pt,0pt">
@@ -776,7 +753,6 @@
                   <w:pPr>
                     <w:spacing w:line="240" w:lineRule="auto" w:before="0" w:after="0" w:beforeLines="0" w:afterLines="0"/>
                     <w:jc w:val="center"/>
-                    <w:wordWrap w:val="0"/>
                     <w:ind w:left="0" w:right="0" w:firstLine="0"/>
                   </w:pPr>
                   <w:r>
@@ -796,7 +772,7 @@
       </w:r>
       <w:r>
         <w:pict>
-          <v:shape id="TextBox154" type="#_x0000_t202" style="position:absolute;left:93.750pt;top:432.628pt;width:487.760pt;height:16.500pt;z-index:10;mso-position-horizontal:absolute;mso-position-vertical:absolute;mso-position-horizontal-relative:page;mso-position-vertical-relative:page;mso-wrap-edited:f;mso-wrap:none;" filled="false" stroked="false" v-text-anchor="top">
+          <v:shape id="TextBox154" type="#_x0000_t202" style="position:absolute;left:93.750pt;top:432.628pt;width:553.120pt;height:21.120pt;z-index:10;mso-position-horizontal:absolute;mso-position-vertical:absolute;mso-position-horizontal-relative:page;mso-position-vertical-relative:page;mso-wrap:square;" filled="false" stroked="false" v-text-anchor="top">
             <v:fill on="false"/>
             <v:stroke on="false"/>
             <v:textbox style="mso-fit-shape-to-text:false" inset="0pt,0pt,0pt,0pt">
@@ -805,7 +781,6 @@
                   <w:pPr>
                     <w:spacing w:line="240" w:lineRule="auto" w:before="0" w:after="0" w:beforeLines="0" w:afterLines="0"/>
                     <w:jc w:val="center"/>
-                    <w:wordWrap w:val="0"/>
                     <w:ind w:left="0" w:right="0" w:firstLine="0"/>
                   </w:pPr>
                   <w:r>
@@ -825,7 +800,7 @@
       </w:r>
       <w:r>
         <w:pict>
-          <v:shape id="TextBox155" type="#_x0000_t202" style="position:absolute;left:93.750pt;top:450.971pt;width:229.700pt;height:16.500pt;z-index:10;mso-position-horizontal:absolute;mso-position-vertical:absolute;mso-position-horizontal-relative:page;mso-position-vertical-relative:page;mso-wrap-edited:f;mso-wrap:none;" filled="false" stroked="false" v-text-anchor="top">
+          <v:shape id="TextBox155" type="#_x0000_t202" style="position:absolute;left:93.750pt;top:450.971pt;width:261.400pt;height:21.120pt;z-index:10;mso-position-horizontal:absolute;mso-position-vertical:absolute;mso-position-horizontal-relative:page;mso-position-vertical-relative:page;mso-wrap:square;" filled="false" stroked="false" v-text-anchor="top">
             <v:fill on="false"/>
             <v:stroke on="false"/>
             <v:textbox style="mso-fit-shape-to-text:false" inset="0pt,0pt,0pt,0pt">
@@ -833,7 +808,6 @@
                 <w:p>
                   <w:pPr>
                     <w:spacing w:line="240" w:lineRule="auto" w:before="0" w:after="0" w:beforeLines="0" w:afterLines="0"/>
-                    <w:wordWrap w:val="0"/>
                     <w:ind w:left="0" w:right="0" w:firstLine="0"/>
                   </w:pPr>
                   <w:r>
@@ -853,7 +827,7 @@
       </w:r>
       <w:r>
         <w:pict>
-          <v:shape id="TextBox156" type="#_x0000_t202" style="position:absolute;left:120.084pt;top:469.314pt;width:409.583pt;height:16.500pt;z-index:10;mso-position-horizontal:absolute;mso-position-vertical:absolute;mso-position-horizontal-relative:page;mso-position-vertical-relative:page;mso-wrap-edited:f;mso-wrap:none;" filled="false" stroked="false" v-text-anchor="top">
+          <v:shape id="TextBox156" type="#_x0000_t202" style="position:absolute;left:120.084pt;top:469.314pt;width:484.480pt;height:21.120pt;z-index:10;mso-position-horizontal:absolute;mso-position-vertical:absolute;mso-position-horizontal-relative:page;mso-position-vertical-relative:page;mso-wrap:square;" filled="false" stroked="false" v-text-anchor="top">
             <v:fill on="false"/>
             <v:stroke on="false"/>
             <v:textbox style="mso-fit-shape-to-text:false" inset="0pt,0pt,0pt,0pt">
@@ -862,7 +836,6 @@
                   <w:pPr>
                     <w:spacing w:line="240" w:lineRule="auto" w:before="0" w:after="0" w:beforeLines="0" w:afterLines="0"/>
                     <w:jc w:val="center"/>
-                    <w:wordWrap w:val="0"/>
                     <w:ind w:left="0" w:right="0" w:firstLine="0"/>
                   </w:pPr>
                   <w:r>
@@ -882,7 +855,7 @@
       </w:r>
       <w:r>
         <w:pict>
-          <v:shape id="TextBox157" type="#_x0000_t202" style="position:absolute;left:93.750pt;top:487.656pt;width:490.037pt;height:16.500pt;z-index:10;mso-position-horizontal:absolute;mso-position-vertical:absolute;mso-position-horizontal-relative:page;mso-position-vertical-relative:page;mso-wrap-edited:f;mso-wrap:none;" filled="false" stroked="false" v-text-anchor="top">
+          <v:shape id="TextBox157" type="#_x0000_t202" style="position:absolute;left:93.750pt;top:487.656pt;width:656.080pt;height:21.120pt;z-index:10;mso-position-horizontal:absolute;mso-position-vertical:absolute;mso-position-horizontal-relative:page;mso-position-vertical-relative:page;mso-wrap:square;" filled="false" stroked="false" v-text-anchor="top">
             <v:fill on="false"/>
             <v:stroke on="false"/>
             <v:textbox style="mso-fit-shape-to-text:false" inset="0pt,0pt,0pt,0pt">
@@ -891,7 +864,6 @@
                   <w:pPr>
                     <w:spacing w:line="240" w:lineRule="auto" w:before="0" w:after="0" w:beforeLines="0" w:afterLines="0"/>
                     <w:jc w:val="center"/>
-                    <w:wordWrap w:val="0"/>
                     <w:ind w:left="0" w:right="0" w:firstLine="0"/>
                   </w:pPr>
                   <w:r>
@@ -911,7 +883,7 @@
       </w:r>
       <w:r>
         <w:pict>
-          <v:shape id="TextBox158" type="#_x0000_t202" style="position:absolute;left:93.750pt;top:505.999pt;width:220.592pt;height:16.500pt;z-index:10;mso-position-horizontal:absolute;mso-position-vertical:absolute;mso-position-horizontal-relative:page;mso-position-vertical-relative:page;mso-wrap-edited:f;mso-wrap:none;" filled="false" stroked="false" v-text-anchor="top">
+          <v:shape id="TextBox158" type="#_x0000_t202" style="position:absolute;left:93.750pt;top:505.999pt;width:312.880pt;height:21.120pt;z-index:10;mso-position-horizontal:absolute;mso-position-vertical:absolute;mso-position-horizontal-relative:page;mso-position-vertical-relative:page;mso-wrap:square;" filled="false" stroked="false" v-text-anchor="top">
             <v:fill on="false"/>
             <v:stroke on="false"/>
             <v:textbox style="mso-fit-shape-to-text:false" inset="0pt,0pt,0pt,0pt">
@@ -919,7 +891,6 @@
                 <w:p>
                   <w:pPr>
                     <w:spacing w:line="240" w:lineRule="auto" w:before="0" w:after="0" w:beforeLines="0" w:afterLines="0"/>
-                    <w:wordWrap w:val="0"/>
                     <w:ind w:left="0" w:right="0" w:firstLine="0"/>
                   </w:pPr>
                   <w:r>
@@ -939,7 +910,7 @@
       </w:r>
       <w:r>
         <w:pict>
-          <v:shape id="TextBox159" type="#_x0000_t202" style="position:absolute;left:120.084pt;top:525.047pt;width:455.123pt;height:16.500pt;z-index:10;mso-position-horizontal:absolute;mso-position-vertical:absolute;mso-position-horizontal-relative:page;mso-position-vertical-relative:page;mso-wrap-edited:f;mso-wrap:none;" filled="false" stroked="false" v-text-anchor="top">
+          <v:shape id="TextBox159" type="#_x0000_t202" style="position:absolute;left:120.084pt;top:525.047pt;width:535.960pt;height:21.120pt;z-index:10;mso-position-horizontal:absolute;mso-position-vertical:absolute;mso-position-horizontal-relative:page;mso-position-vertical-relative:page;mso-wrap:square;" filled="false" stroked="false" v-text-anchor="top">
             <v:fill on="false"/>
             <v:stroke on="false"/>
             <v:textbox style="mso-fit-shape-to-text:false" inset="0pt,0pt,0pt,0pt">
@@ -948,7 +919,6 @@
                   <w:pPr>
                     <w:spacing w:line="240" w:lineRule="auto" w:before="0" w:after="0" w:beforeLines="0" w:afterLines="0"/>
                     <w:jc w:val="center"/>
-                    <w:wordWrap w:val="0"/>
                     <w:ind w:left="0" w:right="0" w:firstLine="0"/>
                   </w:pPr>
                   <w:r>
@@ -968,7 +938,7 @@
       </w:r>
       <w:r>
         <w:pict>
-          <v:shape id="TextBox160" type="#_x0000_t202" style="position:absolute;left:93.750pt;top:543.390pt;width:108.260pt;height:16.500pt;z-index:10;mso-position-horizontal:absolute;mso-position-vertical:absolute;mso-position-horizontal-relative:page;mso-position-vertical-relative:page;mso-wrap-edited:f;mso-wrap:none;" filled="false" stroked="false" v-text-anchor="top">
+          <v:shape id="TextBox160" type="#_x0000_t202" style="position:absolute;left:93.750pt;top:543.390pt;width:124.120pt;height:21.120pt;z-index:10;mso-position-horizontal:absolute;mso-position-vertical:absolute;mso-position-horizontal-relative:page;mso-position-vertical-relative:page;mso-wrap:square;" filled="false" stroked="false" v-text-anchor="top">
             <v:fill on="false"/>
             <v:stroke on="false"/>
             <v:textbox style="mso-fit-shape-to-text:false" inset="0pt,0pt,0pt,0pt">
@@ -976,7 +946,6 @@
                 <w:p>
                   <w:pPr>
                     <w:spacing w:line="240" w:lineRule="auto" w:before="0" w:after="0" w:beforeLines="0" w:afterLines="0"/>
-                    <w:wordWrap w:val="0"/>
                     <w:ind w:left="0" w:right="0" w:firstLine="0"/>
                   </w:pPr>
                   <w:r>
@@ -996,7 +965,7 @@
       </w:r>
       <w:r>
         <w:pict>
-          <v:shape id="TextBox161" type="#_x0000_t202" style="position:absolute;left:120.084pt;top:561.732pt;width:455.123pt;height:16.500pt;z-index:10;mso-position-horizontal:absolute;mso-position-vertical:absolute;mso-position-horizontal-relative:page;mso-position-vertical-relative:page;mso-wrap-edited:f;mso-wrap:none;" filled="false" stroked="false" v-text-anchor="top">
+          <v:shape id="TextBox161" type="#_x0000_t202" style="position:absolute;left:120.084pt;top:561.732pt;width:535.960pt;height:21.120pt;z-index:10;mso-position-horizontal:absolute;mso-position-vertical:absolute;mso-position-horizontal-relative:page;mso-position-vertical-relative:page;mso-wrap:square;" filled="false" stroked="false" v-text-anchor="top">
             <v:fill on="false"/>
             <v:stroke on="false"/>
             <v:textbox style="mso-fit-shape-to-text:false" inset="0pt,0pt,0pt,0pt">
@@ -1005,7 +974,6 @@
                   <w:pPr>
                     <w:spacing w:line="240" w:lineRule="auto" w:before="0" w:after="0" w:beforeLines="0" w:afterLines="0"/>
                     <w:jc w:val="center"/>
-                    <w:wordWrap w:val="0"/>
                     <w:ind w:left="0" w:right="0" w:firstLine="0"/>
                   </w:pPr>
                   <w:r>
@@ -1025,7 +993,7 @@
       </w:r>
       <w:r>
         <w:pict>
-          <v:shape id="TextBox162" type="#_x0000_t202" style="position:absolute;left:93.750pt;top:580.075pt;width:442.220pt;height:16.500pt;z-index:10;mso-position-horizontal:absolute;mso-position-vertical:absolute;mso-position-horizontal-relative:page;mso-position-vertical-relative:page;mso-wrap-edited:f;mso-wrap:none;" filled="false" stroked="false" v-text-anchor="top">
+          <v:shape id="TextBox162" type="#_x0000_t202" style="position:absolute;left:93.750pt;top:580.075pt;width:501.640pt;height:21.120pt;z-index:10;mso-position-horizontal:absolute;mso-position-vertical:absolute;mso-position-horizontal-relative:page;mso-position-vertical-relative:page;mso-wrap:square;" filled="false" stroked="false" v-text-anchor="top">
             <v:fill on="false"/>
             <v:stroke on="false"/>
             <v:textbox style="mso-fit-shape-to-text:false" inset="0pt,0pt,0pt,0pt">
@@ -1034,7 +1002,6 @@
                   <w:pPr>
                     <w:spacing w:line="240" w:lineRule="auto" w:before="0" w:after="0" w:beforeLines="0" w:afterLines="0"/>
                     <w:jc w:val="center"/>
-                    <w:wordWrap w:val="0"/>
                     <w:ind w:left="0" w:right="0" w:firstLine="0"/>
                   </w:pPr>
                   <w:r>
@@ -1054,7 +1021,7 @@
       </w:r>
       <w:r>
         <w:pict>
-          <v:shape id="TextBox163" type="#_x0000_t202" style="position:absolute;left:120.084pt;top:598.417pt;width:382.259pt;height:16.500pt;z-index:10;mso-position-horizontal:absolute;mso-position-vertical:absolute;mso-position-horizontal-relative:page;mso-position-vertical-relative:page;mso-wrap-edited:f;mso-wrap:none;" filled="false" stroked="false" v-text-anchor="top">
+          <v:shape id="TextBox163" type="#_x0000_t202" style="position:absolute;left:120.084pt;top:598.417pt;width:484.480pt;height:21.120pt;z-index:10;mso-position-horizontal:absolute;mso-position-vertical:absolute;mso-position-horizontal-relative:page;mso-position-vertical-relative:page;mso-wrap:square;" filled="false" stroked="false" v-text-anchor="top">
             <v:fill on="false"/>
             <v:stroke on="false"/>
             <v:textbox style="mso-fit-shape-to-text:false" inset="0pt,0pt,0pt,0pt">
@@ -1063,7 +1030,6 @@
                   <w:pPr>
                     <w:spacing w:line="240" w:lineRule="auto" w:before="0" w:after="0" w:beforeLines="0" w:afterLines="0"/>
                     <w:jc w:val="center"/>
-                    <w:wordWrap w:val="0"/>
                     <w:ind w:left="0" w:right="0" w:firstLine="0"/>
                   </w:pPr>
                   <w:r>
@@ -1083,7 +1049,7 @@
       </w:r>
       <w:r>
         <w:pict>
-          <v:shape id="TextBox164" type="#_x0000_t202" style="position:absolute;left:120.084pt;top:618.876pt;width:10.349pt;height:16.500pt;z-index:10;mso-position-horizontal:absolute;mso-position-vertical:absolute;mso-position-horizontal-relative:page;mso-position-vertical-relative:page;mso-wrap-edited:f;mso-wrap:none;" filled="false" stroked="false" v-text-anchor="top">
+          <v:shape id="TextBox164" type="#_x0000_t202" style="position:absolute;left:120.084pt;top:618.876pt;width:13.438pt;height:21.120pt;z-index:10;mso-position-horizontal:absolute;mso-position-vertical:absolute;mso-position-horizontal-relative:page;mso-position-vertical-relative:page;mso-wrap:square;" filled="false" stroked="false" v-text-anchor="top">
             <v:fill on="false"/>
             <v:stroke on="false"/>
             <v:textbox style="mso-fit-shape-to-text:false" inset="0pt,0pt,0pt,0pt">
@@ -1091,7 +1057,6 @@
                 <w:p>
                   <w:pPr>
                     <w:spacing w:line="240" w:lineRule="auto" w:before="0" w:after="0" w:beforeLines="0" w:afterLines="0"/>
-                    <w:wordWrap w:val="0"/>
                     <w:ind w:left="0" w:right="0" w:firstLine="0"/>
                   </w:pPr>
                   <w:r>
@@ -1111,7 +1076,7 @@
       </w:r>
       <w:r>
         <w:pict>
-          <v:shape id="TextBox165" type="#_x0000_t202" style="position:absolute;left:120.084pt;top:640.041pt;width:10.349pt;height:16.500pt;z-index:10;mso-position-horizontal:absolute;mso-position-vertical:absolute;mso-position-horizontal-relative:page;mso-position-vertical-relative:page;mso-wrap-edited:f;mso-wrap:none;" filled="false" stroked="false" v-text-anchor="top">
+          <v:shape id="TextBox165" type="#_x0000_t202" style="position:absolute;left:120.084pt;top:640.041pt;width:13.438pt;height:21.120pt;z-index:10;mso-position-horizontal:absolute;mso-position-vertical:absolute;mso-position-horizontal-relative:page;mso-position-vertical-relative:page;mso-wrap:square;" filled="false" stroked="false" v-text-anchor="top">
             <v:fill on="false"/>
             <v:stroke on="false"/>
             <v:textbox style="mso-fit-shape-to-text:false" inset="0pt,0pt,0pt,0pt">
@@ -1119,7 +1084,6 @@
                 <w:p>
                   <w:pPr>
                     <w:spacing w:line="240" w:lineRule="auto" w:before="0" w:after="0" w:beforeLines="0" w:afterLines="0"/>
-                    <w:wordWrap w:val="0"/>
                     <w:ind w:left="0" w:right="0" w:firstLine="0"/>
                   </w:pPr>
                   <w:r>
@@ -1139,7 +1103,7 @@
       </w:r>
       <w:r>
         <w:pict>
-          <v:shape id="TextBox166" type="#_x0000_t202" style="position:absolute;left:120.084pt;top:660.500pt;width:405.029pt;height:16.500pt;z-index:10;mso-position-horizontal:absolute;mso-position-vertical:absolute;mso-position-horizontal-relative:page;mso-position-vertical-relative:page;mso-wrap-edited:f;mso-wrap:none;" filled="false" stroked="false" v-text-anchor="top">
+          <v:shape id="TextBox166" type="#_x0000_t202" style="position:absolute;left:120.084pt;top:660.500pt;width:621.760pt;height:21.120pt;z-index:10;mso-position-horizontal:absolute;mso-position-vertical:absolute;mso-position-horizontal-relative:page;mso-position-vertical-relative:page;mso-wrap:square;" filled="false" stroked="false" v-text-anchor="top">
             <v:fill on="false"/>
             <v:stroke on="false"/>
             <v:textbox style="mso-fit-shape-to-text:false" inset="0pt,0pt,0pt,0pt">
@@ -1148,7 +1112,6 @@
                   <w:pPr>
                     <w:spacing w:line="240" w:lineRule="auto" w:before="0" w:after="0" w:beforeLines="0" w:afterLines="0"/>
                     <w:jc w:val="center"/>
-                    <w:wordWrap w:val="0"/>
                     <w:ind w:left="0" w:right="0" w:firstLine="0"/>
                   </w:pPr>
                   <w:r>
@@ -1168,7 +1131,7 @@
       </w:r>
       <w:r>
         <w:pict>
-          <v:shape id="TextBox167" type="#_x0000_t202" style="position:absolute;left:120.084pt;top:680.959pt;width:362.525pt;height:16.500pt;z-index:10;mso-position-horizontal:absolute;mso-position-vertical:absolute;mso-position-horizontal-relative:page;mso-position-vertical-relative:page;mso-wrap-edited:f;mso-wrap:none;" filled="false" stroked="false" v-text-anchor="top">
+          <v:shape id="TextBox167" type="#_x0000_t202" style="position:absolute;left:120.084pt;top:680.959pt;width:604.600pt;height:21.120pt;z-index:10;mso-position-horizontal:absolute;mso-position-vertical:absolute;mso-position-horizontal-relative:page;mso-position-vertical-relative:page;mso-wrap:square;" filled="false" stroked="false" v-text-anchor="top">
             <v:fill on="false"/>
             <v:stroke on="false"/>
             <v:textbox style="mso-fit-shape-to-text:false" inset="0pt,0pt,0pt,0pt">
@@ -1176,7 +1139,6 @@
                 <w:p>
                   <w:pPr>
                     <w:spacing w:line="240" w:lineRule="auto" w:before="0" w:after="0" w:beforeLines="0" w:afterLines="0"/>
-                    <w:wordWrap w:val="0"/>
                     <w:ind w:left="0" w:right="0" w:firstLine="0"/>
                   </w:pPr>
                   <w:r>
@@ -1216,7 +1178,7 @@
     </w:pPr>
     <w:r>
       <w:pict>
-        <v:shape id="TextBox112" type="#_x0000_t202" style="position:absolute;left:301.000pt;top:761.721pt;width:14.650pt;height:12.500pt;z-index:10;mso-position-horizontal:absolute;mso-position-vertical:absolute;mso-position-horizontal-relative:page;mso-position-vertical-relative:page;mso-wrap-edited:f;mso-wrap:none;" filled="false" stroked="false" v-text-anchor="top">
+        <v:shape id="TextBox112" type="#_x0000_t202" style="position:absolute;left:301.000pt;top:761.721pt;width:18.456pt;height:16.000pt;z-index:10;mso-position-horizontal:absolute;mso-position-vertical:absolute;mso-position-horizontal-relative:page;mso-position-vertical-relative:page;mso-wrap:square;" filled="false" stroked="false" v-text-anchor="top">
           <v:fill on="false"/>
           <v:stroke on="false"/>
           <v:textbox style="mso-fit-shape-to-text:false" inset="0pt,0pt,0pt,0pt">
@@ -1225,7 +1187,6 @@
                 <w:pPr>
                   <w:spacing w:line="240" w:lineRule="auto" w:before="0" w:after="0" w:beforeLines="0" w:afterLines="0"/>
                   <w:jc w:val="center"/>
-                  <w:wordWrap w:val="0"/>
                   <w:ind w:left="0" w:right="0" w:firstLine="0"/>
                 </w:pPr>
                 <w:r>
@@ -1245,7 +1206,7 @@
     </w:r>
     <w:r>
       <w:pict>
-        <v:shape id="TextBox113" type="#_x0000_t202" style="position:absolute;left:120.084pt;top:702.124pt;width:10.349pt;height:16.500pt;z-index:10;mso-position-horizontal:absolute;mso-position-vertical:absolute;mso-position-horizontal-relative:page;mso-position-vertical-relative:page;mso-wrap-edited:f;mso-wrap:none;" filled="false" stroked="false" v-text-anchor="top">
+        <v:shape id="TextBox113" type="#_x0000_t202" style="position:absolute;left:120.084pt;top:702.124pt;width:13.438pt;height:21.120pt;z-index:10;mso-position-horizontal:absolute;mso-position-vertical:absolute;mso-position-horizontal-relative:page;mso-position-vertical-relative:page;mso-wrap:square;" filled="false" stroked="false" v-text-anchor="top">
           <v:fill on="false"/>
           <v:stroke on="false"/>
           <v:textbox style="mso-fit-shape-to-text:false" inset="0pt,0pt,0pt,0pt">
@@ -1253,7 +1214,6 @@
               <w:p>
                 <w:pPr>
                   <w:spacing w:line="240" w:lineRule="auto" w:before="0" w:after="0" w:beforeLines="0" w:afterLines="0"/>
-                  <w:wordWrap w:val="0"/>
                   <w:ind w:left="0" w:right="0" w:firstLine="0"/>
                 </w:pPr>
                 <w:r>
@@ -1273,7 +1233,7 @@
     </w:r>
     <w:r>
       <w:pict>
-        <v:shape id="TextBox114" type="#_x0000_t202" style="position:absolute;left:120.084pt;top:722.583pt;width:389.849pt;height:16.500pt;z-index:10;mso-position-horizontal:absolute;mso-position-vertical:absolute;mso-position-horizontal-relative:page;mso-position-vertical-relative:page;mso-wrap-edited:f;mso-wrap:none;" filled="false" stroked="false" v-text-anchor="top">
+        <v:shape id="TextBox114" type="#_x0000_t202" style="position:absolute;left:120.084pt;top:722.583pt;width:604.600pt;height:21.120pt;z-index:10;mso-position-horizontal:absolute;mso-position-vertical:absolute;mso-position-horizontal-relative:page;mso-position-vertical-relative:page;mso-wrap:square;" filled="false" stroked="false" v-text-anchor="top">
           <v:fill on="false"/>
           <v:stroke on="false"/>
           <v:textbox style="mso-fit-shape-to-text:false" inset="0pt,0pt,0pt,0pt">
@@ -1282,7 +1242,6 @@
                 <w:pPr>
                   <w:spacing w:line="240" w:lineRule="auto" w:before="0" w:after="0" w:beforeLines="0" w:afterLines="0"/>
                   <w:jc w:val="center"/>
-                  <w:wordWrap w:val="0"/>
                   <w:ind w:left="0" w:right="0" w:firstLine="0"/>
                 </w:pPr>
                 <w:r>
@@ -1325,7 +1284,7 @@
     </w:pPr>
     <w:r>
       <w:pict>
-        <v:shape id="TextBox101" type="#_x0000_t202" style="position:absolute;left:312.000pt;top:9.721pt;width:337.800pt;height:12.500pt;z-index:10;mso-position-horizontal:absolute;mso-position-vertical:absolute;mso-position-horizontal-relative:page;mso-position-vertical-relative:page;mso-wrap-edited:f;mso-wrap:none;" filled="false" stroked="false" v-text-anchor="top">
+        <v:shape id="TextBox101" type="#_x0000_t202" style="position:absolute;left:312.000pt;top:9.721pt;width:407.000pt;height:16.000pt;z-index:10;mso-position-horizontal:absolute;mso-position-vertical:absolute;mso-position-horizontal-relative:page;mso-position-vertical-relative:page;mso-wrap:square;" filled="false" stroked="false" v-text-anchor="top">
           <v:fill on="false"/>
           <v:stroke on="false"/>
           <v:textbox style="mso-fit-shape-to-text:false" inset="0pt,0pt,0pt,0pt">
@@ -1334,7 +1293,6 @@
                 <w:pPr>
                   <w:spacing w:line="240" w:lineRule="auto" w:before="0" w:after="0" w:beforeLines="0" w:afterLines="0"/>
                   <w:jc w:val="right"/>
-                  <w:wordWrap w:val="0"/>
                   <w:ind w:left="0" w:right="0" w:firstLine="0"/>
                 </w:pPr>
                 <w:r>
@@ -1354,7 +1312,7 @@
     </w:r>
     <w:r>
       <w:pict>
-        <v:shape id="TextBox102" type="#_x0000_t202" style="position:absolute;left:185.728pt;top:36.644pt;width:278.000pt;height:18.750pt;z-index:10;mso-position-horizontal:absolute;mso-position-vertical:absolute;mso-position-horizontal-relative:page;mso-position-vertical-relative:page;mso-wrap-edited:f;mso-wrap:none;" filled="false" stroked="false" v-text-anchor="top">
+        <v:shape id="TextBox102" type="#_x0000_t202" style="position:absolute;left:185.728pt;top:36.644pt;width:316.000pt;height:24.000pt;z-index:10;mso-position-horizontal:absolute;mso-position-vertical:absolute;mso-position-horizontal-relative:page;mso-position-vertical-relative:page;mso-wrap:square;" filled="false" stroked="false" v-text-anchor="top">
           <v:fill on="false"/>
           <v:stroke on="false"/>
           <v:textbox style="mso-fit-shape-to-text:false" inset="0pt,0pt,0pt,0pt">
@@ -1363,7 +1321,6 @@
                 <w:pPr>
                   <w:spacing w:line="240" w:lineRule="auto" w:before="0" w:after="0" w:beforeLines="0" w:afterLines="0"/>
                   <w:jc w:val="center"/>
-                  <w:wordWrap w:val="0"/>
                   <w:ind w:left="0" w:right="0" w:firstLine="0"/>
                 </w:pPr>
                 <w:r>
@@ -1383,7 +1340,7 @@
     </w:r>
     <w:r>
       <w:pict>
-        <v:shape id="TextBox103" type="#_x0000_t202" style="position:absolute;left:128.738pt;top:63.660pt;width:460.436pt;height:16.500pt;z-index:10;mso-position-horizontal:absolute;mso-position-vertical:absolute;mso-position-horizontal-relative:page;mso-position-vertical-relative:page;mso-wrap-edited:f;mso-wrap:none;" filled="false" stroked="false" v-text-anchor="top">
+        <v:shape id="TextBox103" type="#_x0000_t202" style="position:absolute;left:128.738pt;top:63.660pt;width:707.560pt;height:21.120pt;z-index:10;mso-position-horizontal:absolute;mso-position-vertical:absolute;mso-position-horizontal-relative:page;mso-position-vertical-relative:page;mso-wrap:square;" filled="false" stroked="false" v-text-anchor="top">
           <v:fill on="false"/>
           <v:stroke on="false"/>
           <v:textbox style="mso-fit-shape-to-text:false" inset="0pt,0pt,0pt,0pt">
@@ -1392,7 +1349,6 @@
                 <w:pPr>
                   <w:spacing w:line="240" w:lineRule="auto" w:before="0" w:after="0" w:beforeLines="0" w:afterLines="0"/>
                   <w:jc w:val="center"/>
-                  <w:wordWrap w:val="0"/>
                   <w:ind w:left="0" w:right="0" w:firstLine="0"/>
                 </w:pPr>
                 <w:r>
@@ -1412,7 +1368,7 @@
     </w:r>
     <w:r>
       <w:pict>
-        <v:shape id="TextBox104" type="#_x0000_t202" style="position:absolute;left:93.750pt;top:82.002pt;width:498.386pt;height:16.500pt;z-index:10;mso-position-horizontal:absolute;mso-position-vertical:absolute;mso-position-horizontal-relative:page;mso-position-vertical-relative:page;mso-wrap-edited:f;mso-wrap:none;" filled="false" stroked="false" v-text-anchor="top">
+        <v:shape id="TextBox104" type="#_x0000_t202" style="position:absolute;left:93.750pt;top:82.002pt;width:673.240pt;height:21.120pt;z-index:10;mso-position-horizontal:absolute;mso-position-vertical:absolute;mso-position-horizontal-relative:page;mso-position-vertical-relative:page;mso-wrap:square;" filled="false" stroked="false" v-text-anchor="top">
           <v:fill on="false"/>
           <v:stroke on="false"/>
           <v:textbox style="mso-fit-shape-to-text:false" inset="0pt,0pt,0pt,0pt">
@@ -1421,7 +1377,6 @@
                 <w:pPr>
                   <w:spacing w:line="240" w:lineRule="auto" w:before="0" w:after="0" w:beforeLines="0" w:afterLines="0"/>
                   <w:jc w:val="center"/>
-                  <w:wordWrap w:val="0"/>
                   <w:ind w:left="0" w:right="0" w:firstLine="0"/>
                 </w:pPr>
                 <w:r>

--- a/docs/samples/converted-page79.docx
+++ b/docs/samples/converted-page79.docx
@@ -7,1154 +7,4821 @@
         <w:spacing w:before="0" w:after="0" w:line="240" w:lineRule="auto"/>
       </w:pPr>
       <w:r>
-        <w:pict>
-          <v:rect id="Line117" style="position:absolute;left:133.246pt;top:131.059pt;width:70.449pt;height:0.705pt;z-index:0;mso-position-horizontal:absolute;mso-position-vertical:absolute;mso-position-horizontal-relative:page;mso-position-vertical-relative:page;mso-wrap:none;" filled="true" stroked="false">
-            <v:fill color="#000000"/>
-            <v:stroke on="false"/>
-          </v:rect>
-        </w:pict>
+        <mc:AlternateContent>
+          <mc:Choice xmlns:a="http://schemas.openxmlformats.org/drawingml/2006/main" Requires="wps">
+            <w:drawing>
+              <wp:anchor distT="0" distB="0" distL="0" distR="0" simplePos="0" relativeHeight="0" behindDoc="1" locked="0" layoutInCell="1" allowOverlap="1">
+                <wp:simplePos x="0" y="0"/>
+                <wp:positionH relativeFrom="page">
+                  <wp:posOffset>1692226</wp:posOffset>
+                </wp:positionH>
+                <wp:positionV relativeFrom="page">
+                  <wp:posOffset>1664449</wp:posOffset>
+                </wp:positionV>
+                <wp:extent cx="894706" cy="8960"/>
+                <wp:effectExtent l="0" t="0" r="0" b="0"/>
+                <wp:wrapNone/>
+                <wp:docPr id="108" name="Line108"/>
+                <wp:cNvGraphicFramePr/>
+                <a:graphic>
+                  <a:graphicData uri="http://schemas.microsoft.com/office/word/2010/wordprocessingShape">
+                    <wps:wsp>
+                      <wps:cNvSpPr/>
+                      <wps:cNvCnPr/>
+                      <wps:spPr>
+                        <a:xfrm>
+                          <a:off x="0" y="0"/>
+                          <a:ext cx="894706" cy="8960"/>
+                        </a:xfrm>
+                        <a:prstGeom prst="rect">
+                          <a:avLst/>
+                        </a:prstGeom>
+                        <a:solidFill>
+                          <a:srgbClr val="000000"/>
+                        </a:solidFill>
+                        <a:ln>
+                          <a:noFill/>
+                        </a:ln>
+                      </wps:spPr>
+                      <wps:txbx>
+                        <w:txbxContent>
+                          <w:p/>
+                        </w:txbxContent>
+                      </wps:txbx>
+                      <wps:bodyPr anchor="t" lIns="0" tIns="0" rIns="0" bIns="0"/>
+                    </wps:wsp>
+                  </a:graphicData>
+                </a:graphic>
+              </wp:anchor>
+            </w:drawing>
+          </mc:Choice>
+          <mc:Fallback>
+            <w:pict>
+              <v:rect id="VL108" style="position:absolute;left:133.246pt;top:131.059pt;width:70.449pt;height:0.705pt;z-index:0;mso-position-horizontal:absolute;mso-position-vertical:absolute;mso-position-horizontal-relative:page;mso-position-vertical-relative:page;mso-wrap:none;" filled="true" stroked="false">
+                <v:fill color="#000000"/>
+                <v:stroke on="false"/>
+              </v:rect>
+            </w:pict>
+          </mc:Fallback>
+        </mc:AlternateContent>
       </w:r>
       <w:r>
-        <w:pict>
-          <v:rect id="Line118" style="position:absolute;left:339.953pt;top:131.059pt;width:56.362pt;height:0.705pt;z-index:0;mso-position-horizontal:absolute;mso-position-vertical:absolute;mso-position-horizontal-relative:page;mso-position-vertical-relative:page;mso-wrap:none;" filled="true" stroked="false">
-            <v:fill color="#000000"/>
-            <v:stroke on="false"/>
-          </v:rect>
-        </w:pict>
+        <mc:AlternateContent>
+          <mc:Choice xmlns:a="http://schemas.openxmlformats.org/drawingml/2006/main" Requires="wps">
+            <w:drawing>
+              <wp:anchor distT="0" distB="0" distL="0" distR="0" simplePos="0" relativeHeight="0" behindDoc="1" locked="0" layoutInCell="1" allowOverlap="1">
+                <wp:simplePos x="0" y="0"/>
+                <wp:positionH relativeFrom="page">
+                  <wp:posOffset>4317405</wp:posOffset>
+                </wp:positionH>
+                <wp:positionV relativeFrom="page">
+                  <wp:posOffset>1664449</wp:posOffset>
+                </wp:positionV>
+                <wp:extent cx="715792" cy="8960"/>
+                <wp:effectExtent l="0" t="0" r="0" b="0"/>
+                <wp:wrapNone/>
+                <wp:docPr id="109" name="Line109"/>
+                <wp:cNvGraphicFramePr/>
+                <a:graphic>
+                  <a:graphicData uri="http://schemas.microsoft.com/office/word/2010/wordprocessingShape">
+                    <wps:wsp>
+                      <wps:cNvSpPr/>
+                      <wps:cNvCnPr/>
+                      <wps:spPr>
+                        <a:xfrm>
+                          <a:off x="0" y="0"/>
+                          <a:ext cx="715792" cy="8960"/>
+                        </a:xfrm>
+                        <a:prstGeom prst="rect">
+                          <a:avLst/>
+                        </a:prstGeom>
+                        <a:solidFill>
+                          <a:srgbClr val="000000"/>
+                        </a:solidFill>
+                        <a:ln>
+                          <a:noFill/>
+                        </a:ln>
+                      </wps:spPr>
+                      <wps:txbx>
+                        <w:txbxContent>
+                          <w:p/>
+                        </w:txbxContent>
+                      </wps:txbx>
+                      <wps:bodyPr anchor="t" lIns="0" tIns="0" rIns="0" bIns="0"/>
+                    </wps:wsp>
+                  </a:graphicData>
+                </a:graphic>
+              </wp:anchor>
+            </w:drawing>
+          </mc:Choice>
+          <mc:Fallback>
+            <w:pict>
+              <v:rect id="VL109" style="position:absolute;left:339.953pt;top:131.059pt;width:56.362pt;height:0.705pt;z-index:0;mso-position-horizontal:absolute;mso-position-vertical:absolute;mso-position-horizontal-relative:page;mso-position-vertical-relative:page;mso-wrap:none;" filled="true" stroked="false">
+                <v:fill color="#000000"/>
+                <v:stroke on="false"/>
+              </v:rect>
+            </w:pict>
+          </mc:Fallback>
+        </mc:AlternateContent>
       </w:r>
       <w:r>
-        <w:pict>
-          <v:rect id="Line119" style="position:absolute;left:120.073pt;top:279.211pt;width:368.528pt;height:0.705pt;z-index:0;mso-position-horizontal:absolute;mso-position-vertical:absolute;mso-position-horizontal-relative:page;mso-position-vertical-relative:page;mso-wrap:none;" filled="true" stroked="false">
-            <v:fill color="#000000"/>
-            <v:stroke on="false"/>
-          </v:rect>
-        </w:pict>
+        <mc:AlternateContent>
+          <mc:Choice xmlns:a="http://schemas.openxmlformats.org/drawingml/2006/main" Requires="wps">
+            <w:drawing>
+              <wp:anchor distT="0" distB="0" distL="0" distR="0" simplePos="0" relativeHeight="0" behindDoc="1" locked="0" layoutInCell="1" allowOverlap="1">
+                <wp:simplePos x="0" y="0"/>
+                <wp:positionH relativeFrom="page">
+                  <wp:posOffset>1524932</wp:posOffset>
+                </wp:positionH>
+                <wp:positionV relativeFrom="page">
+                  <wp:posOffset>3545978</wp:posOffset>
+                </wp:positionV>
+                <wp:extent cx="4680301" cy="8960"/>
+                <wp:effectExtent l="0" t="0" r="0" b="0"/>
+                <wp:wrapNone/>
+                <wp:docPr id="110" name="Line110"/>
+                <wp:cNvGraphicFramePr/>
+                <a:graphic>
+                  <a:graphicData uri="http://schemas.microsoft.com/office/word/2010/wordprocessingShape">
+                    <wps:wsp>
+                      <wps:cNvSpPr/>
+                      <wps:cNvCnPr/>
+                      <wps:spPr>
+                        <a:xfrm>
+                          <a:off x="0" y="0"/>
+                          <a:ext cx="4680301" cy="8960"/>
+                        </a:xfrm>
+                        <a:prstGeom prst="rect">
+                          <a:avLst/>
+                        </a:prstGeom>
+                        <a:solidFill>
+                          <a:srgbClr val="000000"/>
+                        </a:solidFill>
+                        <a:ln>
+                          <a:noFill/>
+                        </a:ln>
+                      </wps:spPr>
+                      <wps:txbx>
+                        <w:txbxContent>
+                          <w:p/>
+                        </w:txbxContent>
+                      </wps:txbx>
+                      <wps:bodyPr anchor="t" lIns="0" tIns="0" rIns="0" bIns="0"/>
+                    </wps:wsp>
+                  </a:graphicData>
+                </a:graphic>
+              </wp:anchor>
+            </w:drawing>
+          </mc:Choice>
+          <mc:Fallback>
+            <w:pict>
+              <v:rect id="VL110" style="position:absolute;left:120.073pt;top:279.211pt;width:368.528pt;height:0.705pt;z-index:0;mso-position-horizontal:absolute;mso-position-vertical:absolute;mso-position-horizontal-relative:page;mso-position-vertical-relative:page;mso-wrap:none;" filled="true" stroked="false">
+                <v:fill color="#000000"/>
+                <v:stroke on="false"/>
+              </v:rect>
+            </w:pict>
+          </mc:Fallback>
+        </mc:AlternateContent>
       </w:r>
       <w:r>
-        <w:pict>
-          <v:rect id="Line120" style="position:absolute;left:93.750pt;top:315.896pt;width:368.528pt;height:0.706pt;z-index:0;mso-position-horizontal:absolute;mso-position-vertical:absolute;mso-position-horizontal-relative:page;mso-position-vertical-relative:page;mso-wrap:none;" filled="true" stroked="false">
-            <v:fill color="#000000"/>
-            <v:stroke on="false"/>
-          </v:rect>
-        </w:pict>
+        <mc:AlternateContent>
+          <mc:Choice xmlns:a="http://schemas.openxmlformats.org/drawingml/2006/main" Requires="wps">
+            <w:drawing>
+              <wp:anchor distT="0" distB="0" distL="0" distR="0" simplePos="0" relativeHeight="0" behindDoc="1" locked="0" layoutInCell="1" allowOverlap="1">
+                <wp:simplePos x="0" y="0"/>
+                <wp:positionH relativeFrom="page">
+                  <wp:posOffset>1190625</wp:posOffset>
+                </wp:positionH>
+                <wp:positionV relativeFrom="page">
+                  <wp:posOffset>4011880</wp:posOffset>
+                </wp:positionV>
+                <wp:extent cx="4680301" cy="8960"/>
+                <wp:effectExtent l="0" t="0" r="0" b="0"/>
+                <wp:wrapNone/>
+                <wp:docPr id="111" name="Line111"/>
+                <wp:cNvGraphicFramePr/>
+                <a:graphic>
+                  <a:graphicData uri="http://schemas.microsoft.com/office/word/2010/wordprocessingShape">
+                    <wps:wsp>
+                      <wps:cNvSpPr/>
+                      <wps:cNvCnPr/>
+                      <wps:spPr>
+                        <a:xfrm>
+                          <a:off x="0" y="0"/>
+                          <a:ext cx="4680301" cy="8960"/>
+                        </a:xfrm>
+                        <a:prstGeom prst="rect">
+                          <a:avLst/>
+                        </a:prstGeom>
+                        <a:solidFill>
+                          <a:srgbClr val="000000"/>
+                        </a:solidFill>
+                        <a:ln>
+                          <a:noFill/>
+                        </a:ln>
+                      </wps:spPr>
+                      <wps:txbx>
+                        <w:txbxContent>
+                          <w:p/>
+                        </w:txbxContent>
+                      </wps:txbx>
+                      <wps:bodyPr anchor="t" lIns="0" tIns="0" rIns="0" bIns="0"/>
+                    </wps:wsp>
+                  </a:graphicData>
+                </a:graphic>
+              </wp:anchor>
+            </w:drawing>
+          </mc:Choice>
+          <mc:Fallback>
+            <w:pict>
+              <v:rect id="VL111" style="position:absolute;left:93.750pt;top:315.896pt;width:368.528pt;height:0.706pt;z-index:0;mso-position-horizontal:absolute;mso-position-vertical:absolute;mso-position-horizontal-relative:page;mso-position-vertical-relative:page;mso-wrap:none;" filled="true" stroked="false">
+                <v:fill color="#000000"/>
+                <v:stroke on="false"/>
+              </v:rect>
+            </w:pict>
+          </mc:Fallback>
+        </mc:AlternateContent>
       </w:r>
       <w:r>
-        <w:pict>
-          <v:rect id="Line121" style="position:absolute;left:93.750pt;top:352.581pt;width:375.108pt;height:0.706pt;z-index:0;mso-position-horizontal:absolute;mso-position-vertical:absolute;mso-position-horizontal-relative:page;mso-position-vertical-relative:page;mso-wrap:none;" filled="true" stroked="false">
-            <v:fill color="#000000"/>
-            <v:stroke on="false"/>
-          </v:rect>
-        </w:pict>
+        <mc:AlternateContent>
+          <mc:Choice xmlns:a="http://schemas.openxmlformats.org/drawingml/2006/main" Requires="wps">
+            <w:drawing>
+              <wp:anchor distT="0" distB="0" distL="0" distR="0" simplePos="0" relativeHeight="0" behindDoc="1" locked="0" layoutInCell="1" allowOverlap="1">
+                <wp:simplePos x="0" y="0"/>
+                <wp:positionH relativeFrom="page">
+                  <wp:posOffset>1190625</wp:posOffset>
+                </wp:positionH>
+                <wp:positionV relativeFrom="page">
+                  <wp:posOffset>4477782</wp:posOffset>
+                </wp:positionV>
+                <wp:extent cx="4763878" cy="8960"/>
+                <wp:effectExtent l="0" t="0" r="0" b="0"/>
+                <wp:wrapNone/>
+                <wp:docPr id="112" name="Line112"/>
+                <wp:cNvGraphicFramePr/>
+                <a:graphic>
+                  <a:graphicData uri="http://schemas.microsoft.com/office/word/2010/wordprocessingShape">
+                    <wps:wsp>
+                      <wps:cNvSpPr/>
+                      <wps:cNvCnPr/>
+                      <wps:spPr>
+                        <a:xfrm>
+                          <a:off x="0" y="0"/>
+                          <a:ext cx="4763878" cy="8960"/>
+                        </a:xfrm>
+                        <a:prstGeom prst="rect">
+                          <a:avLst/>
+                        </a:prstGeom>
+                        <a:solidFill>
+                          <a:srgbClr val="000000"/>
+                        </a:solidFill>
+                        <a:ln>
+                          <a:noFill/>
+                        </a:ln>
+                      </wps:spPr>
+                      <wps:txbx>
+                        <w:txbxContent>
+                          <w:p/>
+                        </w:txbxContent>
+                      </wps:txbx>
+                      <wps:bodyPr anchor="t" lIns="0" tIns="0" rIns="0" bIns="0"/>
+                    </wps:wsp>
+                  </a:graphicData>
+                </a:graphic>
+              </wp:anchor>
+            </w:drawing>
+          </mc:Choice>
+          <mc:Fallback>
+            <w:pict>
+              <v:rect id="VL112" style="position:absolute;left:93.750pt;top:352.581pt;width:375.108pt;height:0.706pt;z-index:0;mso-position-horizontal:absolute;mso-position-vertical:absolute;mso-position-horizontal-relative:page;mso-position-vertical-relative:page;mso-wrap:none;" filled="true" stroked="false">
+                <v:fill color="#000000"/>
+                <v:stroke on="false"/>
+              </v:rect>
+            </w:pict>
+          </mc:Fallback>
+        </mc:AlternateContent>
       </w:r>
       <w:r>
-        <w:pict>
-          <v:rect id="Line122" style="position:absolute;left:401.584pt;top:481.685pt;width:103.717pt;height:0.705pt;z-index:0;mso-position-horizontal:absolute;mso-position-vertical:absolute;mso-position-horizontal-relative:page;mso-position-vertical-relative:page;mso-wrap:none;" filled="true" stroked="false">
-            <v:fill color="#000000"/>
-            <v:stroke on="false"/>
-          </v:rect>
-        </w:pict>
+        <mc:AlternateContent>
+          <mc:Choice xmlns:a="http://schemas.openxmlformats.org/drawingml/2006/main" Requires="wps">
+            <w:drawing>
+              <wp:anchor distT="0" distB="0" distL="0" distR="0" simplePos="0" relativeHeight="0" behindDoc="1" locked="0" layoutInCell="1" allowOverlap="1">
+                <wp:simplePos x="0" y="0"/>
+                <wp:positionH relativeFrom="page">
+                  <wp:posOffset>5100115</wp:posOffset>
+                </wp:positionH>
+                <wp:positionV relativeFrom="page">
+                  <wp:posOffset>6117399</wp:posOffset>
+                </wp:positionV>
+                <wp:extent cx="1317210" cy="8960"/>
+                <wp:effectExtent l="0" t="0" r="0" b="0"/>
+                <wp:wrapNone/>
+                <wp:docPr id="113" name="Line113"/>
+                <wp:cNvGraphicFramePr/>
+                <a:graphic>
+                  <a:graphicData uri="http://schemas.microsoft.com/office/word/2010/wordprocessingShape">
+                    <wps:wsp>
+                      <wps:cNvSpPr/>
+                      <wps:cNvCnPr/>
+                      <wps:spPr>
+                        <a:xfrm>
+                          <a:off x="0" y="0"/>
+                          <a:ext cx="1317210" cy="8960"/>
+                        </a:xfrm>
+                        <a:prstGeom prst="rect">
+                          <a:avLst/>
+                        </a:prstGeom>
+                        <a:solidFill>
+                          <a:srgbClr val="000000"/>
+                        </a:solidFill>
+                        <a:ln>
+                          <a:noFill/>
+                        </a:ln>
+                      </wps:spPr>
+                      <wps:txbx>
+                        <w:txbxContent>
+                          <w:p/>
+                        </w:txbxContent>
+                      </wps:txbx>
+                      <wps:bodyPr anchor="t" lIns="0" tIns="0" rIns="0" bIns="0"/>
+                    </wps:wsp>
+                  </a:graphicData>
+                </a:graphic>
+              </wp:anchor>
+            </w:drawing>
+          </mc:Choice>
+          <mc:Fallback>
+            <w:pict>
+              <v:rect id="VL113" style="position:absolute;left:401.584pt;top:481.685pt;width:103.717pt;height:0.705pt;z-index:0;mso-position-horizontal:absolute;mso-position-vertical:absolute;mso-position-horizontal-relative:page;mso-position-vertical-relative:page;mso-wrap:none;" filled="true" stroked="false">
+                <v:fill color="#000000"/>
+                <v:stroke on="false"/>
+              </v:rect>
+            </w:pict>
+          </mc:Fallback>
+        </mc:AlternateContent>
       </w:r>
       <w:r>
-        <w:pict>
-          <v:rect id="Line123" style="position:absolute;left:107.198pt;top:500.028pt;width:34.315pt;height:0.705pt;z-index:0;mso-position-horizontal:absolute;mso-position-vertical:absolute;mso-position-horizontal-relative:page;mso-position-vertical-relative:page;mso-wrap:none;" filled="true" stroked="false">
-            <v:fill color="#000000"/>
-            <v:stroke on="false"/>
-          </v:rect>
-        </w:pict>
+        <mc:AlternateContent>
+          <mc:Choice xmlns:a="http://schemas.openxmlformats.org/drawingml/2006/main" Requires="wps">
+            <w:drawing>
+              <wp:anchor distT="0" distB="0" distL="0" distR="0" simplePos="0" relativeHeight="0" behindDoc="1" locked="0" layoutInCell="1" allowOverlap="1">
+                <wp:simplePos x="0" y="0"/>
+                <wp:positionH relativeFrom="page">
+                  <wp:posOffset>1361418</wp:posOffset>
+                </wp:positionH>
+                <wp:positionV relativeFrom="page">
+                  <wp:posOffset>6350350</wp:posOffset>
+                </wp:positionV>
+                <wp:extent cx="435803" cy="8960"/>
+                <wp:effectExtent l="0" t="0" r="0" b="0"/>
+                <wp:wrapNone/>
+                <wp:docPr id="114" name="Line114"/>
+                <wp:cNvGraphicFramePr/>
+                <a:graphic>
+                  <a:graphicData uri="http://schemas.microsoft.com/office/word/2010/wordprocessingShape">
+                    <wps:wsp>
+                      <wps:cNvSpPr/>
+                      <wps:cNvCnPr/>
+                      <wps:spPr>
+                        <a:xfrm>
+                          <a:off x="0" y="0"/>
+                          <a:ext cx="435803" cy="8960"/>
+                        </a:xfrm>
+                        <a:prstGeom prst="rect">
+                          <a:avLst/>
+                        </a:prstGeom>
+                        <a:solidFill>
+                          <a:srgbClr val="000000"/>
+                        </a:solidFill>
+                        <a:ln>
+                          <a:noFill/>
+                        </a:ln>
+                      </wps:spPr>
+                      <wps:txbx>
+                        <w:txbxContent>
+                          <w:p/>
+                        </w:txbxContent>
+                      </wps:txbx>
+                      <wps:bodyPr anchor="t" lIns="0" tIns="0" rIns="0" bIns="0"/>
+                    </wps:wsp>
+                  </a:graphicData>
+                </a:graphic>
+              </wp:anchor>
+            </w:drawing>
+          </mc:Choice>
+          <mc:Fallback>
+            <w:pict>
+              <v:rect id="VL114" style="position:absolute;left:107.198pt;top:500.028pt;width:34.315pt;height:0.705pt;z-index:0;mso-position-horizontal:absolute;mso-position-vertical:absolute;mso-position-horizontal-relative:page;mso-position-vertical-relative:page;mso-wrap:none;" filled="true" stroked="false">
+                <v:fill color="#000000"/>
+                <v:stroke on="false"/>
+              </v:rect>
+            </w:pict>
+          </mc:Fallback>
+        </mc:AlternateContent>
       </w:r>
       <w:r>
-        <w:pict>
-          <v:rect id="Line124" style="position:absolute;left:289.390pt;top:500.028pt;width:20.591pt;height:0.705pt;z-index:0;mso-position-horizontal:absolute;mso-position-vertical:absolute;mso-position-horizontal-relative:page;mso-position-vertical-relative:page;mso-wrap:none;" filled="true" stroked="false">
-            <v:fill color="#000000"/>
-            <v:stroke on="false"/>
-          </v:rect>
-        </w:pict>
+        <mc:AlternateContent>
+          <mc:Choice xmlns:a="http://schemas.openxmlformats.org/drawingml/2006/main" Requires="wps">
+            <w:drawing>
+              <wp:anchor distT="0" distB="0" distL="0" distR="0" simplePos="0" relativeHeight="0" behindDoc="1" locked="0" layoutInCell="1" allowOverlap="1">
+                <wp:simplePos x="0" y="0"/>
+                <wp:positionH relativeFrom="page">
+                  <wp:posOffset>3675250</wp:posOffset>
+                </wp:positionH>
+                <wp:positionV relativeFrom="page">
+                  <wp:posOffset>6350350</wp:posOffset>
+                </wp:positionV>
+                <wp:extent cx="261510" cy="8960"/>
+                <wp:effectExtent l="0" t="0" r="0" b="0"/>
+                <wp:wrapNone/>
+                <wp:docPr id="115" name="Line115"/>
+                <wp:cNvGraphicFramePr/>
+                <a:graphic>
+                  <a:graphicData uri="http://schemas.microsoft.com/office/word/2010/wordprocessingShape">
+                    <wps:wsp>
+                      <wps:cNvSpPr/>
+                      <wps:cNvCnPr/>
+                      <wps:spPr>
+                        <a:xfrm>
+                          <a:off x="0" y="0"/>
+                          <a:ext cx="261510" cy="8960"/>
+                        </a:xfrm>
+                        <a:prstGeom prst="rect">
+                          <a:avLst/>
+                        </a:prstGeom>
+                        <a:solidFill>
+                          <a:srgbClr val="000000"/>
+                        </a:solidFill>
+                        <a:ln>
+                          <a:noFill/>
+                        </a:ln>
+                      </wps:spPr>
+                      <wps:txbx>
+                        <w:txbxContent>
+                          <w:p/>
+                        </w:txbxContent>
+                      </wps:txbx>
+                      <wps:bodyPr anchor="t" lIns="0" tIns="0" rIns="0" bIns="0"/>
+                    </wps:wsp>
+                  </a:graphicData>
+                </a:graphic>
+              </wp:anchor>
+            </w:drawing>
+          </mc:Choice>
+          <mc:Fallback>
+            <w:pict>
+              <v:rect id="VL115" style="position:absolute;left:289.390pt;top:500.028pt;width:20.591pt;height:0.705pt;z-index:0;mso-position-horizontal:absolute;mso-position-vertical:absolute;mso-position-horizontal-relative:page;mso-position-vertical-relative:page;mso-wrap:none;" filled="true" stroked="false">
+                <v:fill color="#000000"/>
+                <v:stroke on="false"/>
+              </v:rect>
+            </w:pict>
+          </mc:Fallback>
+        </mc:AlternateContent>
       </w:r>
       <w:r>
-        <w:pict>
-          <v:rect id="Line125" style="position:absolute;left:329.724pt;top:500.028pt;width:94.381pt;height:0.705pt;z-index:0;mso-position-horizontal:absolute;mso-position-vertical:absolute;mso-position-horizontal-relative:page;mso-position-vertical-relative:page;mso-wrap:none;" filled="true" stroked="false">
-            <v:fill color="#000000"/>
-            <v:stroke on="false"/>
-          </v:rect>
-        </w:pict>
+        <mc:AlternateContent>
+          <mc:Choice xmlns:a="http://schemas.openxmlformats.org/drawingml/2006/main" Requires="wps">
+            <w:drawing>
+              <wp:anchor distT="0" distB="0" distL="0" distR="0" simplePos="0" relativeHeight="0" behindDoc="1" locked="0" layoutInCell="1" allowOverlap="1">
+                <wp:simplePos x="0" y="0"/>
+                <wp:positionH relativeFrom="page">
+                  <wp:posOffset>4187490</wp:posOffset>
+                </wp:positionH>
+                <wp:positionV relativeFrom="page">
+                  <wp:posOffset>6350350</wp:posOffset>
+                </wp:positionV>
+                <wp:extent cx="1198634" cy="8960"/>
+                <wp:effectExtent l="0" t="0" r="0" b="0"/>
+                <wp:wrapNone/>
+                <wp:docPr id="116" name="Line116"/>
+                <wp:cNvGraphicFramePr/>
+                <a:graphic>
+                  <a:graphicData uri="http://schemas.microsoft.com/office/word/2010/wordprocessingShape">
+                    <wps:wsp>
+                      <wps:cNvSpPr/>
+                      <wps:cNvCnPr/>
+                      <wps:spPr>
+                        <a:xfrm>
+                          <a:off x="0" y="0"/>
+                          <a:ext cx="1198634" cy="8960"/>
+                        </a:xfrm>
+                        <a:prstGeom prst="rect">
+                          <a:avLst/>
+                        </a:prstGeom>
+                        <a:solidFill>
+                          <a:srgbClr val="000000"/>
+                        </a:solidFill>
+                        <a:ln>
+                          <a:noFill/>
+                        </a:ln>
+                      </wps:spPr>
+                      <wps:txbx>
+                        <w:txbxContent>
+                          <w:p/>
+                        </w:txbxContent>
+                      </wps:txbx>
+                      <wps:bodyPr anchor="t" lIns="0" tIns="0" rIns="0" bIns="0"/>
+                    </wps:wsp>
+                  </a:graphicData>
+                </a:graphic>
+              </wp:anchor>
+            </w:drawing>
+          </mc:Choice>
+          <mc:Fallback>
+            <w:pict>
+              <v:rect id="VL116" style="position:absolute;left:329.724pt;top:500.028pt;width:94.381pt;height:0.705pt;z-index:0;mso-position-horizontal:absolute;mso-position-vertical:absolute;mso-position-horizontal-relative:page;mso-position-vertical-relative:page;mso-wrap:none;" filled="true" stroked="false">
+                <v:fill color="#000000"/>
+                <v:stroke on="false"/>
+              </v:rect>
+            </w:pict>
+          </mc:Fallback>
+        </mc:AlternateContent>
       </w:r>
       <w:r>
-        <w:pict>
-          <v:rect id="Line126" style="position:absolute;left:450.990pt;top:500.028pt;width:27.448pt;height:0.705pt;z-index:0;mso-position-horizontal:absolute;mso-position-vertical:absolute;mso-position-horizontal-relative:page;mso-position-vertical-relative:page;mso-wrap:none;" filled="true" stroked="false">
-            <v:fill color="#000000"/>
-            <v:stroke on="false"/>
-          </v:rect>
-        </w:pict>
+        <mc:AlternateContent>
+          <mc:Choice xmlns:a="http://schemas.openxmlformats.org/drawingml/2006/main" Requires="wps">
+            <w:drawing>
+              <wp:anchor distT="0" distB="0" distL="0" distR="0" simplePos="0" relativeHeight="0" behindDoc="1" locked="0" layoutInCell="1" allowOverlap="1">
+                <wp:simplePos x="0" y="0"/>
+                <wp:positionH relativeFrom="page">
+                  <wp:posOffset>5727571</wp:posOffset>
+                </wp:positionH>
+                <wp:positionV relativeFrom="page">
+                  <wp:posOffset>6350350</wp:posOffset>
+                </wp:positionV>
+                <wp:extent cx="348587" cy="8960"/>
+                <wp:effectExtent l="0" t="0" r="0" b="0"/>
+                <wp:wrapNone/>
+                <wp:docPr id="117" name="Line117"/>
+                <wp:cNvGraphicFramePr/>
+                <a:graphic>
+                  <a:graphicData uri="http://schemas.microsoft.com/office/word/2010/wordprocessingShape">
+                    <wps:wsp>
+                      <wps:cNvSpPr/>
+                      <wps:cNvCnPr/>
+                      <wps:spPr>
+                        <a:xfrm>
+                          <a:off x="0" y="0"/>
+                          <a:ext cx="348587" cy="8960"/>
+                        </a:xfrm>
+                        <a:prstGeom prst="rect">
+                          <a:avLst/>
+                        </a:prstGeom>
+                        <a:solidFill>
+                          <a:srgbClr val="000000"/>
+                        </a:solidFill>
+                        <a:ln>
+                          <a:noFill/>
+                        </a:ln>
+                      </wps:spPr>
+                      <wps:txbx>
+                        <w:txbxContent>
+                          <w:p/>
+                        </w:txbxContent>
+                      </wps:txbx>
+                      <wps:bodyPr anchor="t" lIns="0" tIns="0" rIns="0" bIns="0"/>
+                    </wps:wsp>
+                  </a:graphicData>
+                </a:graphic>
+              </wp:anchor>
+            </w:drawing>
+          </mc:Choice>
+          <mc:Fallback>
+            <w:pict>
+              <v:rect id="VL117" style="position:absolute;left:450.990pt;top:500.028pt;width:27.448pt;height:0.705pt;z-index:0;mso-position-horizontal:absolute;mso-position-vertical:absolute;mso-position-horizontal-relative:page;mso-position-vertical-relative:page;mso-wrap:none;" filled="true" stroked="false">
+                <v:fill color="#000000"/>
+                <v:stroke on="false"/>
+              </v:rect>
+            </w:pict>
+          </mc:Fallback>
+        </mc:AlternateContent>
       </w:r>
       <w:r>
-        <w:pict>
-          <v:rect id="Line127" style="position:absolute;left:199.044pt;top:518.370pt;width:32.904pt;height:0.705pt;z-index:0;mso-position-horizontal:absolute;mso-position-vertical:absolute;mso-position-horizontal-relative:page;mso-position-vertical-relative:page;mso-wrap:none;" filled="true" stroked="false">
-            <v:fill color="#000000"/>
-            <v:stroke on="false"/>
-          </v:rect>
-        </w:pict>
+        <mc:AlternateContent>
+          <mc:Choice xmlns:a="http://schemas.openxmlformats.org/drawingml/2006/main" Requires="wps">
+            <w:drawing>
+              <wp:anchor distT="0" distB="0" distL="0" distR="0" simplePos="0" relativeHeight="0" behindDoc="1" locked="0" layoutInCell="1" allowOverlap="1">
+                <wp:simplePos x="0" y="0"/>
+                <wp:positionH relativeFrom="page">
+                  <wp:posOffset>2527854</wp:posOffset>
+                </wp:positionH>
+                <wp:positionV relativeFrom="page">
+                  <wp:posOffset>6583301</wp:posOffset>
+                </wp:positionV>
+                <wp:extent cx="417884" cy="8959"/>
+                <wp:effectExtent l="0" t="0" r="0" b="0"/>
+                <wp:wrapNone/>
+                <wp:docPr id="118" name="Line118"/>
+                <wp:cNvGraphicFramePr/>
+                <a:graphic>
+                  <a:graphicData uri="http://schemas.microsoft.com/office/word/2010/wordprocessingShape">
+                    <wps:wsp>
+                      <wps:cNvSpPr/>
+                      <wps:cNvCnPr/>
+                      <wps:spPr>
+                        <a:xfrm>
+                          <a:off x="0" y="0"/>
+                          <a:ext cx="417884" cy="8959"/>
+                        </a:xfrm>
+                        <a:prstGeom prst="rect">
+                          <a:avLst/>
+                        </a:prstGeom>
+                        <a:solidFill>
+                          <a:srgbClr val="000000"/>
+                        </a:solidFill>
+                        <a:ln>
+                          <a:noFill/>
+                        </a:ln>
+                      </wps:spPr>
+                      <wps:txbx>
+                        <w:txbxContent>
+                          <w:p/>
+                        </w:txbxContent>
+                      </wps:txbx>
+                      <wps:bodyPr anchor="t" lIns="0" tIns="0" rIns="0" bIns="0"/>
+                    </wps:wsp>
+                  </a:graphicData>
+                </a:graphic>
+              </wp:anchor>
+            </w:drawing>
+          </mc:Choice>
+          <mc:Fallback>
+            <w:pict>
+              <v:rect id="VL118" style="position:absolute;left:199.044pt;top:518.370pt;width:32.904pt;height:0.705pt;z-index:0;mso-position-horizontal:absolute;mso-position-vertical:absolute;mso-position-horizontal-relative:page;mso-position-vertical-relative:page;mso-wrap:none;" filled="true" stroked="false">
+                <v:fill color="#000000"/>
+                <v:stroke on="false"/>
+              </v:rect>
+            </w:pict>
+          </mc:Fallback>
+        </mc:AlternateContent>
       </w:r>
       <w:r>
-        <w:pict>
-          <v:rect id="Line128" style="position:absolute;left:212.216pt;top:610.789pt;width:26.323pt;height:0.706pt;z-index:0;mso-position-horizontal:absolute;mso-position-vertical:absolute;mso-position-horizontal-relative:page;mso-position-vertical-relative:page;mso-wrap:none;" filled="true" stroked="false">
-            <v:fill color="#000000"/>
-            <v:stroke on="false"/>
-          </v:rect>
-        </w:pict>
+        <mc:AlternateContent>
+          <mc:Choice xmlns:a="http://schemas.openxmlformats.org/drawingml/2006/main" Requires="wps">
+            <w:drawing>
+              <wp:anchor distT="0" distB="0" distL="0" distR="0" simplePos="0" relativeHeight="0" behindDoc="1" locked="0" layoutInCell="1" allowOverlap="1">
+                <wp:simplePos x="0" y="0"/>
+                <wp:positionH relativeFrom="page">
+                  <wp:posOffset>2695148</wp:posOffset>
+                </wp:positionH>
+                <wp:positionV relativeFrom="page">
+                  <wp:posOffset>7757016</wp:posOffset>
+                </wp:positionV>
+                <wp:extent cx="334307" cy="8960"/>
+                <wp:effectExtent l="0" t="0" r="0" b="0"/>
+                <wp:wrapNone/>
+                <wp:docPr id="119" name="Line119"/>
+                <wp:cNvGraphicFramePr/>
+                <a:graphic>
+                  <a:graphicData uri="http://schemas.microsoft.com/office/word/2010/wordprocessingShape">
+                    <wps:wsp>
+                      <wps:cNvSpPr/>
+                      <wps:cNvCnPr/>
+                      <wps:spPr>
+                        <a:xfrm>
+                          <a:off x="0" y="0"/>
+                          <a:ext cx="334307" cy="8960"/>
+                        </a:xfrm>
+                        <a:prstGeom prst="rect">
+                          <a:avLst/>
+                        </a:prstGeom>
+                        <a:solidFill>
+                          <a:srgbClr val="000000"/>
+                        </a:solidFill>
+                        <a:ln>
+                          <a:noFill/>
+                        </a:ln>
+                      </wps:spPr>
+                      <wps:txbx>
+                        <w:txbxContent>
+                          <w:p/>
+                        </w:txbxContent>
+                      </wps:txbx>
+                      <wps:bodyPr anchor="t" lIns="0" tIns="0" rIns="0" bIns="0"/>
+                    </wps:wsp>
+                  </a:graphicData>
+                </a:graphic>
+              </wp:anchor>
+            </w:drawing>
+          </mc:Choice>
+          <mc:Fallback>
+            <w:pict>
+              <v:rect id="VL119" style="position:absolute;left:212.216pt;top:610.789pt;width:26.323pt;height:0.706pt;z-index:0;mso-position-horizontal:absolute;mso-position-vertical:absolute;mso-position-horizontal-relative:page;mso-position-vertical-relative:page;mso-wrap:none;" filled="true" stroked="false">
+                <v:fill color="#000000"/>
+                <v:stroke on="false"/>
+              </v:rect>
+            </w:pict>
+          </mc:Fallback>
+        </mc:AlternateContent>
       </w:r>
       <w:r>
-        <w:pict>
-          <v:rect id="Line129" style="position:absolute;left:238.540pt;top:672.871pt;width:138.198pt;height:0.705pt;z-index:0;mso-position-horizontal:absolute;mso-position-vertical:absolute;mso-position-horizontal-relative:page;mso-position-vertical-relative:page;mso-wrap:none;" filled="true" stroked="false">
-            <v:fill color="#000000"/>
-            <v:stroke on="false"/>
-          </v:rect>
-        </w:pict>
+        <mc:AlternateContent>
+          <mc:Choice xmlns:a="http://schemas.openxmlformats.org/drawingml/2006/main" Requires="wps">
+            <w:drawing>
+              <wp:anchor distT="0" distB="0" distL="0" distR="0" simplePos="0" relativeHeight="0" behindDoc="1" locked="0" layoutInCell="1" allowOverlap="1">
+                <wp:simplePos x="0" y="0"/>
+                <wp:positionH relativeFrom="page">
+                  <wp:posOffset>3029455</wp:posOffset>
+                </wp:positionH>
+                <wp:positionV relativeFrom="page">
+                  <wp:posOffset>8545466</wp:posOffset>
+                </wp:positionV>
+                <wp:extent cx="1755113" cy="8959"/>
+                <wp:effectExtent l="0" t="0" r="0" b="0"/>
+                <wp:wrapNone/>
+                <wp:docPr id="120" name="Line120"/>
+                <wp:cNvGraphicFramePr/>
+                <a:graphic>
+                  <a:graphicData uri="http://schemas.microsoft.com/office/word/2010/wordprocessingShape">
+                    <wps:wsp>
+                      <wps:cNvSpPr/>
+                      <wps:cNvCnPr/>
+                      <wps:spPr>
+                        <a:xfrm>
+                          <a:off x="0" y="0"/>
+                          <a:ext cx="1755113" cy="8959"/>
+                        </a:xfrm>
+                        <a:prstGeom prst="rect">
+                          <a:avLst/>
+                        </a:prstGeom>
+                        <a:solidFill>
+                          <a:srgbClr val="000000"/>
+                        </a:solidFill>
+                        <a:ln>
+                          <a:noFill/>
+                        </a:ln>
+                      </wps:spPr>
+                      <wps:txbx>
+                        <w:txbxContent>
+                          <w:p/>
+                        </w:txbxContent>
+                      </wps:txbx>
+                      <wps:bodyPr anchor="t" lIns="0" tIns="0" rIns="0" bIns="0"/>
+                    </wps:wsp>
+                  </a:graphicData>
+                </a:graphic>
+              </wp:anchor>
+            </w:drawing>
+          </mc:Choice>
+          <mc:Fallback>
+            <w:pict>
+              <v:rect id="VL120" style="position:absolute;left:238.540pt;top:672.871pt;width:138.198pt;height:0.705pt;z-index:0;mso-position-horizontal:absolute;mso-position-vertical:absolute;mso-position-horizontal-relative:page;mso-position-vertical-relative:page;mso-wrap:none;" filled="true" stroked="false">
+                <v:fill color="#000000"/>
+                <v:stroke on="false"/>
+              </v:rect>
+            </w:pict>
+          </mc:Fallback>
+        </mc:AlternateContent>
       </w:r>
       <w:r>
-        <w:pict>
-          <v:shape id="TextBox130" type="#_x0000_t202" style="position:absolute;left:93.750pt;top:100.345pt;width:261.400pt;height:21.120pt;z-index:10;mso-position-horizontal:absolute;mso-position-vertical:absolute;mso-position-horizontal-relative:page;mso-position-vertical-relative:page;mso-wrap:square;" filled="false" stroked="false" v-text-anchor="top">
-            <v:fill on="false"/>
-            <v:stroke on="false"/>
-            <v:textbox style="mso-fit-shape-to-text:false" inset="0pt,0pt,0pt,0pt">
-              <w:txbxContent>
-                <w:p>
-                  <w:pPr>
-                    <w:spacing w:line="240" w:lineRule="auto" w:before="0" w:after="0" w:beforeLines="0" w:afterLines="0"/>
-                    <w:ind w:left="0" w:right="0" w:firstLine="0"/>
-                  </w:pPr>
-                  <w:r>
-                    <w:rPr>
-                      <w:rFonts w:ascii="Times New Roman" w:hAnsi="Times New Roman" w:eastAsia="仿宋" w:cs="Times New Roman"/>
-                      <w:color w:val="000000"/>
-                      <w:sz w:val="26"/>
-                      <w:szCs w:val="26"/>
-                    </w:rPr>
-                    <w:t xml:space="preserve">就联合体响应事宜订立如下协议。</w:t>
-                  </w:r>
-                </w:p>
-              </w:txbxContent>
-            </v:textbox>
-          </v:shape>
-        </w:pict>
+        <mc:AlternateContent>
+          <mc:Choice xmlns:a="http://schemas.openxmlformats.org/drawingml/2006/main" Requires="wps">
+            <w:drawing>
+              <wp:anchor distT="0" distB="0" distL="0" distR="0" simplePos="0" relativeHeight="10" behindDoc="0" locked="0" layoutInCell="1" allowOverlap="1">
+                <wp:simplePos x="0" y="0"/>
+                <wp:positionH relativeFrom="page">
+                  <wp:posOffset>3962400</wp:posOffset>
+                </wp:positionH>
+                <wp:positionV relativeFrom="page">
+                  <wp:posOffset>98062</wp:posOffset>
+                </wp:positionV>
+                <wp:extent cx="5168900" cy="203200"/>
+                <wp:effectExtent l="0" t="0" r="0" b="0"/>
+                <wp:wrapNone/>
+                <wp:docPr id="121" name="TextBox121"/>
+                <wp:cNvGraphicFramePr/>
+                <a:graphic>
+                  <a:graphicData uri="http://schemas.microsoft.com/office/word/2010/wordprocessingShape">
+                    <wps:wsp>
+                      <wps:cNvSpPr txBox="1"/>
+                      <wps:cNvCnPr/>
+                      <wps:spPr>
+                        <a:xfrm>
+                          <a:off x="0" y="0"/>
+                          <a:ext cx="5168900" cy="203200"/>
+                        </a:xfrm>
+                        <a:prstGeom prst="rect">
+                          <a:avLst/>
+                        </a:prstGeom>
+                        <a:noFill/>
+                        <a:ln>
+                          <a:noFill/>
+                        </a:ln>
+                      </wps:spPr>
+                      <wps:txbx>
+                        <w:txbxContent>
+                          <w:p>
+                            <w:pPr>
+                              <w:spacing w:line="240" w:lineRule="auto" w:before="0" w:after="0" w:beforeLines="0" w:afterLines="0"/>
+                              <w:ind w:left="0" w:right="0" w:firstLine="0"/>
+                            </w:pPr>
+                            <w:r>
+                              <w:rPr>
+                                <w:rFonts w:ascii="Times New Roman" w:hAnsi="Times New Roman" w:eastAsia="黑体" w:cs="Times New Roman"/>
+                                <w:color w:val="000000"/>
+                                <w:sz w:val="20"/>
+                                <w:szCs w:val="20"/>
+                              </w:rPr>
+                              <w:t xml:space="preserve">湖南省高速公路集团有限公司标准服务询比采购文件（2024年版）</w:t>
+                            </w:r>
+                          </w:p>
+                        </w:txbxContent>
+                      </wps:txbx>
+                      <wps:bodyPr rot="0" vert="horz" anchor="t" wrap="square" lIns="0" tIns="0" rIns="0" bIns="0"/>
+                    </wps:wsp>
+                  </a:graphicData>
+                </a:graphic>
+              </wp:anchor>
+            </w:drawing>
+          </mc:Choice>
+          <mc:Fallback>
+            <w:pict>
+              <v:shape id="VML121" type="#_x0000_t202" style="position:absolute;left:312.000pt;top:7.721pt;width:407.000pt;height:16.000pt;z-index:10;mso-position-horizontal:absolute;mso-position-vertical:absolute;mso-position-horizontal-relative:page;mso-position-vertical-relative:page;mso-wrap:square;" filled="false" stroked="false" v-text-anchor="top">
+                <v:fill on="false"/>
+                <v:stroke on="false"/>
+                <v:textbox style="mso-fit-shape-to-text:false" inset="0pt,0pt,0pt,0pt">
+                  <w:txbxContent>
+                    <w:p>
+                      <w:pPr>
+                        <w:spacing w:line="240" w:lineRule="auto" w:before="0" w:after="0" w:beforeLines="0" w:afterLines="0"/>
+                        <w:ind w:left="0" w:right="0" w:firstLine="0"/>
+                      </w:pPr>
+                      <w:r>
+                        <w:rPr>
+                          <w:rFonts w:ascii="Times New Roman" w:hAnsi="Times New Roman" w:eastAsia="黑体" w:cs="Times New Roman"/>
+                          <w:color w:val="000000"/>
+                          <w:sz w:val="20"/>
+                          <w:szCs w:val="20"/>
+                        </w:rPr>
+                        <w:t xml:space="preserve">湖南省高速公路集团有限公司标准服务询比采购文件（2024年版）</w:t>
+                      </w:r>
+                    </w:p>
+                  </w:txbxContent>
+                </v:textbox>
+              </v:shape>
+            </w:pict>
+          </mc:Fallback>
+        </mc:AlternateContent>
       </w:r>
       <w:r>
-        <w:pict>
-          <v:shape id="TextBox131" type="#_x0000_t202" style="position:absolute;left:120.084pt;top:118.688pt;width:673.240pt;height:21.120pt;z-index:10;mso-position-horizontal:absolute;mso-position-vertical:absolute;mso-position-horizontal-relative:page;mso-position-vertical-relative:page;mso-wrap:square;" filled="false" stroked="false" v-text-anchor="top">
-            <v:fill on="false"/>
-            <v:stroke on="false"/>
-            <v:textbox style="mso-fit-shape-to-text:false" inset="0pt,0pt,0pt,0pt">
-              <w:txbxContent>
-                <w:p>
-                  <w:pPr>
-                    <w:spacing w:line="240" w:lineRule="auto" w:before="0" w:after="0" w:beforeLines="0" w:afterLines="0"/>
-                    <w:jc w:val="center"/>
-                    <w:ind w:left="0" w:right="0" w:firstLine="0"/>
-                  </w:pPr>
-                  <w:r>
-                    <w:rPr>
-                      <w:rFonts w:ascii="Times New Roman" w:hAnsi="Times New Roman" w:eastAsia="仿宋" w:cs="Times New Roman"/>
-                      <w:color w:val="000000"/>
-                      <w:sz w:val="26"/>
-                      <w:szCs w:val="26"/>
-                    </w:rPr>
-                    <w:t xml:space="preserve">1.          （某成员单位名称）为        （联合体名称）牵头</w:t>
-                  </w:r>
-                </w:p>
-              </w:txbxContent>
-            </v:textbox>
-          </v:shape>
-        </w:pict>
+        <mc:AlternateContent>
+          <mc:Choice xmlns:a="http://schemas.openxmlformats.org/drawingml/2006/main" Requires="wps">
+            <w:drawing>
+              <wp:anchor distT="0" distB="0" distL="0" distR="0" simplePos="0" relativeHeight="10" behindDoc="0" locked="0" layoutInCell="1" allowOverlap="1">
+                <wp:simplePos x="0" y="0"/>
+                <wp:positionH relativeFrom="page">
+                  <wp:posOffset>2358740</wp:posOffset>
+                </wp:positionH>
+                <wp:positionV relativeFrom="page">
+                  <wp:posOffset>439974</wp:posOffset>
+                </wp:positionV>
+                <wp:extent cx="4013200" cy="304800"/>
+                <wp:effectExtent l="0" t="0" r="0" b="0"/>
+                <wp:wrapNone/>
+                <wp:docPr id="122" name="TextBox122"/>
+                <wp:cNvGraphicFramePr/>
+                <a:graphic>
+                  <a:graphicData uri="http://schemas.microsoft.com/office/word/2010/wordprocessingShape">
+                    <wps:wsp>
+                      <wps:cNvSpPr txBox="1"/>
+                      <wps:cNvCnPr/>
+                      <wps:spPr>
+                        <a:xfrm>
+                          <a:off x="0" y="0"/>
+                          <a:ext cx="4013200" cy="304800"/>
+                        </a:xfrm>
+                        <a:prstGeom prst="rect">
+                          <a:avLst/>
+                        </a:prstGeom>
+                        <a:noFill/>
+                        <a:ln>
+                          <a:noFill/>
+                        </a:ln>
+                      </wps:spPr>
+                      <wps:txbx>
+                        <w:txbxContent>
+                          <w:p>
+                            <w:pPr>
+                              <w:spacing w:line="240" w:lineRule="auto" w:before="0" w:after="0" w:beforeLines="0" w:afterLines="0"/>
+                              <w:ind w:left="0" w:right="0" w:firstLine="0"/>
+                            </w:pPr>
+                            <w:r>
+                              <w:rPr>
+                                <w:rFonts w:ascii="Times New Roman" w:hAnsi="Times New Roman" w:eastAsia="仿宋" w:cs="Times New Roman"/>
+                                <w:color w:val="000000"/>
+                                <w:sz w:val="30"/>
+                                <w:szCs w:val="30"/>
+                              </w:rPr>
+                              <w:t xml:space="preserve">二、联合体协议书（本项目不适用）</w:t>
+                            </w:r>
+                          </w:p>
+                        </w:txbxContent>
+                      </wps:txbx>
+                      <wps:bodyPr rot="0" vert="horz" anchor="t" wrap="square" lIns="0" tIns="0" rIns="0" bIns="0"/>
+                    </wps:wsp>
+                  </a:graphicData>
+                </a:graphic>
+              </wp:anchor>
+            </w:drawing>
+          </mc:Choice>
+          <mc:Fallback>
+            <w:pict>
+              <v:shape id="VML122" type="#_x0000_t202" style="position:absolute;left:185.728pt;top:34.644pt;width:316.000pt;height:24.000pt;z-index:10;mso-position-horizontal:absolute;mso-position-vertical:absolute;mso-position-horizontal-relative:page;mso-position-vertical-relative:page;mso-wrap:square;" filled="false" stroked="false" v-text-anchor="top">
+                <v:fill on="false"/>
+                <v:stroke on="false"/>
+                <v:textbox style="mso-fit-shape-to-text:false" inset="0pt,0pt,0pt,0pt">
+                  <w:txbxContent>
+                    <w:p>
+                      <w:pPr>
+                        <w:spacing w:line="240" w:lineRule="auto" w:before="0" w:after="0" w:beforeLines="0" w:afterLines="0"/>
+                        <w:ind w:left="0" w:right="0" w:firstLine="0"/>
+                      </w:pPr>
+                      <w:r>
+                        <w:rPr>
+                          <w:rFonts w:ascii="Times New Roman" w:hAnsi="Times New Roman" w:eastAsia="仿宋" w:cs="Times New Roman"/>
+                          <w:color w:val="000000"/>
+                          <w:sz w:val="30"/>
+                          <w:szCs w:val="30"/>
+                        </w:rPr>
+                        <w:t xml:space="preserve">二、联合体协议书（本项目不适用）</w:t>
+                      </w:r>
+                    </w:p>
+                  </w:txbxContent>
+                </v:textbox>
+              </v:shape>
+            </w:pict>
+          </mc:Fallback>
+        </mc:AlternateContent>
       </w:r>
       <w:r>
-        <w:pict>
-          <v:shape id="TextBox132" type="#_x0000_t202" style="position:absolute;left:93.750pt;top:137.736pt;width:38.320pt;height:21.120pt;z-index:10;mso-position-horizontal:absolute;mso-position-vertical:absolute;mso-position-horizontal-relative:page;mso-position-vertical-relative:page;mso-wrap:square;" filled="false" stroked="false" v-text-anchor="top">
-            <v:fill on="false"/>
-            <v:stroke on="false"/>
-            <v:textbox style="mso-fit-shape-to-text:false" inset="0pt,0pt,0pt,0pt">
-              <w:txbxContent>
-                <w:p>
-                  <w:pPr>
-                    <w:spacing w:line="240" w:lineRule="auto" w:before="0" w:after="0" w:beforeLines="0" w:afterLines="0"/>
-                    <w:ind w:left="0" w:right="0" w:firstLine="0"/>
-                  </w:pPr>
-                  <w:r>
-                    <w:rPr>
-                      <w:rFonts w:ascii="Times New Roman" w:hAnsi="Times New Roman" w:eastAsia="仿宋" w:cs="Times New Roman"/>
-                      <w:color w:val="000000"/>
-                      <w:sz w:val="26"/>
-                      <w:szCs w:val="26"/>
-                    </w:rPr>
-                    <w:t xml:space="preserve">人。</w:t>
-                  </w:r>
-                </w:p>
-              </w:txbxContent>
-            </v:textbox>
-          </v:shape>
-        </w:pict>
+        <mc:AlternateContent>
+          <mc:Choice xmlns:a="http://schemas.openxmlformats.org/drawingml/2006/main" Requires="wps">
+            <w:drawing>
+              <wp:anchor distT="0" distB="0" distL="0" distR="0" simplePos="0" relativeHeight="10" behindDoc="0" locked="0" layoutInCell="1" allowOverlap="1">
+                <wp:simplePos x="0" y="0"/>
+                <wp:positionH relativeFrom="page">
+                  <wp:posOffset>1634968</wp:posOffset>
+                </wp:positionH>
+                <wp:positionV relativeFrom="page">
+                  <wp:posOffset>783080</wp:posOffset>
+                </wp:positionV>
+                <wp:extent cx="8986012" cy="268224"/>
+                <wp:effectExtent l="0" t="0" r="0" b="0"/>
+                <wp:wrapNone/>
+                <wp:docPr id="123" name="TextBox123"/>
+                <wp:cNvGraphicFramePr/>
+                <a:graphic>
+                  <a:graphicData uri="http://schemas.microsoft.com/office/word/2010/wordprocessingShape">
+                    <wps:wsp>
+                      <wps:cNvSpPr txBox="1"/>
+                      <wps:cNvCnPr/>
+                      <wps:spPr>
+                        <a:xfrm>
+                          <a:off x="0" y="0"/>
+                          <a:ext cx="8986012" cy="268224"/>
+                        </a:xfrm>
+                        <a:prstGeom prst="rect">
+                          <a:avLst/>
+                        </a:prstGeom>
+                        <a:noFill/>
+                        <a:ln>
+                          <a:noFill/>
+                        </a:ln>
+                      </wps:spPr>
+                      <wps:txbx>
+                        <w:txbxContent>
+                          <w:p>
+                            <w:pPr>
+                              <w:spacing w:line="240" w:lineRule="auto" w:before="0" w:after="0" w:beforeLines="0" w:afterLines="0"/>
+                              <w:ind w:left="0" w:right="0" w:firstLine="0"/>
+                            </w:pPr>
+                            <w:r>
+                              <w:rPr>
+                                <w:rFonts w:ascii="Times New Roman" w:hAnsi="Times New Roman" w:eastAsia="仿宋" w:cs="Times New Roman"/>
+                                <w:color w:val="000000"/>
+                                <w:sz w:val="26"/>
+                                <w:szCs w:val="26"/>
+                              </w:rPr>
+                              <w:t xml:space="preserve">                （所有成员单位名称）自愿组成        （联合</w:t>
+                            </w:r>
+                          </w:p>
+                        </w:txbxContent>
+                      </wps:txbx>
+                      <wps:bodyPr rot="0" vert="horz" anchor="t" wrap="square" lIns="0" tIns="0" rIns="0" bIns="0"/>
+                    </wps:wsp>
+                  </a:graphicData>
+                </a:graphic>
+              </wp:anchor>
+            </w:drawing>
+          </mc:Choice>
+          <mc:Fallback>
+            <w:pict>
+              <v:shape id="VML123" type="#_x0000_t202" style="position:absolute;left:128.738pt;top:61.660pt;width:707.560pt;height:21.120pt;z-index:10;mso-position-horizontal:absolute;mso-position-vertical:absolute;mso-position-horizontal-relative:page;mso-position-vertical-relative:page;mso-wrap:square;" filled="false" stroked="false" v-text-anchor="top">
+                <v:fill on="false"/>
+                <v:stroke on="false"/>
+                <v:textbox style="mso-fit-shape-to-text:false" inset="0pt,0pt,0pt,0pt">
+                  <w:txbxContent>
+                    <w:p>
+                      <w:pPr>
+                        <w:spacing w:line="240" w:lineRule="auto" w:before="0" w:after="0" w:beforeLines="0" w:afterLines="0"/>
+                        <w:ind w:left="0" w:right="0" w:firstLine="0"/>
+                      </w:pPr>
+                      <w:r>
+                        <w:rPr>
+                          <w:rFonts w:ascii="Times New Roman" w:hAnsi="Times New Roman" w:eastAsia="仿宋" w:cs="Times New Roman"/>
+                          <w:color w:val="000000"/>
+                          <w:sz w:val="26"/>
+                          <w:szCs w:val="26"/>
+                        </w:rPr>
+                        <w:t xml:space="preserve">                （所有成员单位名称）自愿组成        （联合</w:t>
+                      </w:r>
+                    </w:p>
+                  </w:txbxContent>
+                </v:textbox>
+              </v:shape>
+            </w:pict>
+          </mc:Fallback>
+        </mc:AlternateContent>
       </w:r>
       <w:r>
-        <w:pict>
-          <v:shape id="TextBox133" type="#_x0000_t202" style="position:absolute;left:120.084pt;top:156.078pt;width:535.960pt;height:21.120pt;z-index:10;mso-position-horizontal:absolute;mso-position-vertical:absolute;mso-position-horizontal-relative:page;mso-position-vertical-relative:page;mso-wrap:square;" filled="false" stroked="false" v-text-anchor="top">
-            <v:fill on="false"/>
-            <v:stroke on="false"/>
-            <v:textbox style="mso-fit-shape-to-text:false" inset="0pt,0pt,0pt,0pt">
-              <w:txbxContent>
-                <w:p>
-                  <w:pPr>
-                    <w:spacing w:line="240" w:lineRule="auto" w:before="0" w:after="0" w:beforeLines="0" w:afterLines="0"/>
-                    <w:jc w:val="center"/>
-                    <w:ind w:left="0" w:right="0" w:firstLine="0"/>
-                  </w:pPr>
-                  <w:r>
-                    <w:rPr>
-                      <w:rFonts w:ascii="Times New Roman" w:hAnsi="Times New Roman" w:eastAsia="仿宋" w:cs="Times New Roman"/>
-                      <w:color w:val="000000"/>
-                      <w:sz w:val="26"/>
-                      <w:szCs w:val="26"/>
-                    </w:rPr>
-                    <w:t xml:space="preserve">2.联合体各成员授权牵头人代表联合体参加响应活动，签署文件，提</w:t>
-                  </w:r>
-                </w:p>
-              </w:txbxContent>
-            </v:textbox>
-          </v:shape>
-        </w:pict>
+        <mc:AlternateContent>
+          <mc:Choice xmlns:a="http://schemas.openxmlformats.org/drawingml/2006/main" Requires="wps">
+            <w:drawing>
+              <wp:anchor distT="0" distB="0" distL="0" distR="0" simplePos="0" relativeHeight="10" behindDoc="0" locked="0" layoutInCell="1" allowOverlap="1">
+                <wp:simplePos x="0" y="0"/>
+                <wp:positionH relativeFrom="page">
+                  <wp:posOffset>1190625</wp:posOffset>
+                </wp:positionH>
+                <wp:positionV relativeFrom="page">
+                  <wp:posOffset>1016031</wp:posOffset>
+                </wp:positionV>
+                <wp:extent cx="8550148" cy="268224"/>
+                <wp:effectExtent l="0" t="0" r="0" b="0"/>
+                <wp:wrapNone/>
+                <wp:docPr id="124" name="TextBox124"/>
+                <wp:cNvGraphicFramePr/>
+                <a:graphic>
+                  <a:graphicData uri="http://schemas.microsoft.com/office/word/2010/wordprocessingShape">
+                    <wps:wsp>
+                      <wps:cNvSpPr txBox="1"/>
+                      <wps:cNvCnPr/>
+                      <wps:spPr>
+                        <a:xfrm>
+                          <a:off x="0" y="0"/>
+                          <a:ext cx="8550148" cy="268224"/>
+                        </a:xfrm>
+                        <a:prstGeom prst="rect">
+                          <a:avLst/>
+                        </a:prstGeom>
+                        <a:noFill/>
+                        <a:ln>
+                          <a:noFill/>
+                        </a:ln>
+                      </wps:spPr>
+                      <wps:txbx>
+                        <w:txbxContent>
+                          <w:p>
+                            <w:pPr>
+                              <w:spacing w:line="240" w:lineRule="auto" w:before="0" w:after="0" w:beforeLines="0" w:afterLines="0"/>
+                              <w:ind w:left="0" w:right="0" w:firstLine="0"/>
+                            </w:pPr>
+                            <w:r>
+                              <w:rPr>
+                                <w:rFonts w:ascii="Times New Roman" w:hAnsi="Times New Roman" w:eastAsia="仿宋" w:cs="Times New Roman"/>
+                                <w:color w:val="000000"/>
+                                <w:sz w:val="26"/>
+                                <w:szCs w:val="26"/>
+                              </w:rPr>
+                              <w:t xml:space="preserve">体名称）联合体，共同参加         （项目名称）     标段的响应。现</w:t>
+                            </w:r>
+                          </w:p>
+                        </w:txbxContent>
+                      </wps:txbx>
+                      <wps:bodyPr rot="0" vert="horz" anchor="t" wrap="square" lIns="0" tIns="0" rIns="0" bIns="0"/>
+                    </wps:wsp>
+                  </a:graphicData>
+                </a:graphic>
+              </wp:anchor>
+            </w:drawing>
+          </mc:Choice>
+          <mc:Fallback>
+            <w:pict>
+              <v:shape id="VML124" type="#_x0000_t202" style="position:absolute;left:93.750pt;top:80.002pt;width:673.240pt;height:21.120pt;z-index:10;mso-position-horizontal:absolute;mso-position-vertical:absolute;mso-position-horizontal-relative:page;mso-position-vertical-relative:page;mso-wrap:square;" filled="false" stroked="false" v-text-anchor="top">
+                <v:fill on="false"/>
+                <v:stroke on="false"/>
+                <v:textbox style="mso-fit-shape-to-text:false" inset="0pt,0pt,0pt,0pt">
+                  <w:txbxContent>
+                    <w:p>
+                      <w:pPr>
+                        <w:spacing w:line="240" w:lineRule="auto" w:before="0" w:after="0" w:beforeLines="0" w:afterLines="0"/>
+                        <w:ind w:left="0" w:right="0" w:firstLine="0"/>
+                      </w:pPr>
+                      <w:r>
+                        <w:rPr>
+                          <w:rFonts w:ascii="Times New Roman" w:hAnsi="Times New Roman" w:eastAsia="仿宋" w:cs="Times New Roman"/>
+                          <w:color w:val="000000"/>
+                          <w:sz w:val="26"/>
+                          <w:szCs w:val="26"/>
+                        </w:rPr>
+                        <w:t xml:space="preserve">体名称）联合体，共同参加         （项目名称）     标段的响应。现</w:t>
+                      </w:r>
+                    </w:p>
+                  </w:txbxContent>
+                </v:textbox>
+              </v:shape>
+            </w:pict>
+          </mc:Fallback>
+        </mc:AlternateContent>
       </w:r>
       <w:r>
-        <w:pict>
-          <v:shape id="TextBox134" type="#_x0000_t202" style="position:absolute;left:93.750pt;top:174.421pt;width:553.120pt;height:21.120pt;z-index:10;mso-position-horizontal:absolute;mso-position-vertical:absolute;mso-position-horizontal-relative:page;mso-position-vertical-relative:page;mso-wrap:square;" filled="false" stroked="false" v-text-anchor="top">
-            <v:fill on="false"/>
-            <v:stroke on="false"/>
-            <v:textbox style="mso-fit-shape-to-text:false" inset="0pt,0pt,0pt,0pt">
-              <w:txbxContent>
-                <w:p>
-                  <w:pPr>
-                    <w:spacing w:line="240" w:lineRule="auto" w:before="0" w:after="0" w:beforeLines="0" w:afterLines="0"/>
-                    <w:jc w:val="center"/>
-                    <w:ind w:left="0" w:right="0" w:firstLine="0"/>
-                  </w:pPr>
-                  <w:r>
-                    <w:rPr>
-                      <w:rFonts w:ascii="Times New Roman" w:hAnsi="Times New Roman" w:eastAsia="仿宋" w:cs="Times New Roman"/>
-                      <w:color w:val="000000"/>
-                      <w:sz w:val="26"/>
-                      <w:szCs w:val="26"/>
-                    </w:rPr>
-                    <w:t xml:space="preserve">交和接收相关的资料、信息及指示，进行合同谈判活动，负责合同实施阶</w:t>
-                  </w:r>
-                </w:p>
-              </w:txbxContent>
-            </v:textbox>
-          </v:shape>
-        </w:pict>
+        <mc:AlternateContent>
+          <mc:Choice xmlns:a="http://schemas.openxmlformats.org/drawingml/2006/main" Requires="wps">
+            <w:drawing>
+              <wp:anchor distT="0" distB="0" distL="0" distR="0" simplePos="0" relativeHeight="10" behindDoc="0" locked="0" layoutInCell="1" allowOverlap="1">
+                <wp:simplePos x="0" y="0"/>
+                <wp:positionH relativeFrom="page">
+                  <wp:posOffset>1190625</wp:posOffset>
+                </wp:positionH>
+                <wp:positionV relativeFrom="page">
+                  <wp:posOffset>1248982</wp:posOffset>
+                </wp:positionV>
+                <wp:extent cx="3319780" cy="268224"/>
+                <wp:effectExtent l="0" t="0" r="0" b="0"/>
+                <wp:wrapNone/>
+                <wp:docPr id="125" name="TextBox125"/>
+                <wp:cNvGraphicFramePr/>
+                <a:graphic>
+                  <a:graphicData uri="http://schemas.microsoft.com/office/word/2010/wordprocessingShape">
+                    <wps:wsp>
+                      <wps:cNvSpPr txBox="1"/>
+                      <wps:cNvCnPr/>
+                      <wps:spPr>
+                        <a:xfrm>
+                          <a:off x="0" y="0"/>
+                          <a:ext cx="3319780" cy="268224"/>
+                        </a:xfrm>
+                        <a:prstGeom prst="rect">
+                          <a:avLst/>
+                        </a:prstGeom>
+                        <a:noFill/>
+                        <a:ln>
+                          <a:noFill/>
+                        </a:ln>
+                      </wps:spPr>
+                      <wps:txbx>
+                        <w:txbxContent>
+                          <w:p>
+                            <w:pPr>
+                              <w:spacing w:line="240" w:lineRule="auto" w:before="0" w:after="0" w:beforeLines="0" w:afterLines="0"/>
+                              <w:ind w:left="0" w:right="0" w:firstLine="0"/>
+                            </w:pPr>
+                            <w:r>
+                              <w:rPr>
+                                <w:rFonts w:ascii="Times New Roman" w:hAnsi="Times New Roman" w:eastAsia="仿宋" w:cs="Times New Roman"/>
+                                <w:color w:val="000000"/>
+                                <w:sz w:val="26"/>
+                                <w:szCs w:val="26"/>
+                              </w:rPr>
+                              <w:t xml:space="preserve">就联合体响应事宜订立如下协议。</w:t>
+                            </w:r>
+                          </w:p>
+                        </w:txbxContent>
+                      </wps:txbx>
+                      <wps:bodyPr rot="0" vert="horz" anchor="t" wrap="square" lIns="0" tIns="0" rIns="0" bIns="0"/>
+                    </wps:wsp>
+                  </a:graphicData>
+                </a:graphic>
+              </wp:anchor>
+            </w:drawing>
+          </mc:Choice>
+          <mc:Fallback>
+            <w:pict>
+              <v:shape id="VML125" type="#_x0000_t202" style="position:absolute;left:93.750pt;top:98.345pt;width:261.400pt;height:21.120pt;z-index:10;mso-position-horizontal:absolute;mso-position-vertical:absolute;mso-position-horizontal-relative:page;mso-position-vertical-relative:page;mso-wrap:square;" filled="false" stroked="false" v-text-anchor="top">
+                <v:fill on="false"/>
+                <v:stroke on="false"/>
+                <v:textbox style="mso-fit-shape-to-text:false" inset="0pt,0pt,0pt,0pt">
+                  <w:txbxContent>
+                    <w:p>
+                      <w:pPr>
+                        <w:spacing w:line="240" w:lineRule="auto" w:before="0" w:after="0" w:beforeLines="0" w:afterLines="0"/>
+                        <w:ind w:left="0" w:right="0" w:firstLine="0"/>
+                      </w:pPr>
+                      <w:r>
+                        <w:rPr>
+                          <w:rFonts w:ascii="Times New Roman" w:hAnsi="Times New Roman" w:eastAsia="仿宋" w:cs="Times New Roman"/>
+                          <w:color w:val="000000"/>
+                          <w:sz w:val="26"/>
+                          <w:szCs w:val="26"/>
+                        </w:rPr>
+                        <w:t xml:space="preserve">就联合体响应事宜订立如下协议。</w:t>
+                      </w:r>
+                    </w:p>
+                  </w:txbxContent>
+                </v:textbox>
+              </v:shape>
+            </w:pict>
+          </mc:Fallback>
+        </mc:AlternateContent>
       </w:r>
       <w:r>
-        <w:pict>
-          <v:shape id="TextBox135" type="#_x0000_t202" style="position:absolute;left:93.750pt;top:192.764pt;width:484.480pt;height:21.120pt;z-index:10;mso-position-horizontal:absolute;mso-position-vertical:absolute;mso-position-horizontal-relative:page;mso-position-vertical-relative:page;mso-wrap:square;" filled="false" stroked="false" v-text-anchor="top">
-            <v:fill on="false"/>
-            <v:stroke on="false"/>
-            <v:textbox style="mso-fit-shape-to-text:false" inset="0pt,0pt,0pt,0pt">
-              <w:txbxContent>
-                <w:p>
-                  <w:pPr>
-                    <w:spacing w:line="240" w:lineRule="auto" w:before="0" w:after="0" w:beforeLines="0" w:afterLines="0"/>
-                    <w:jc w:val="center"/>
-                    <w:ind w:left="0" w:right="0" w:firstLine="0"/>
-                  </w:pPr>
-                  <w:r>
-                    <w:rPr>
-                      <w:rFonts w:ascii="Times New Roman" w:hAnsi="Times New Roman" w:eastAsia="仿宋" w:cs="Times New Roman"/>
-                      <w:color w:val="000000"/>
-                      <w:sz w:val="26"/>
-                      <w:szCs w:val="26"/>
-                    </w:rPr>
-                    <w:t xml:space="preserve">段的组织和协调工作，以及处理与本采购项目有关的一切事宜。</w:t>
-                  </w:r>
-                </w:p>
-              </w:txbxContent>
-            </v:textbox>
-          </v:shape>
-        </w:pict>
+        <mc:AlternateContent>
+          <mc:Choice xmlns:a="http://schemas.openxmlformats.org/drawingml/2006/main" Requires="wps">
+            <w:drawing>
+              <wp:anchor distT="0" distB="0" distL="0" distR="0" simplePos="0" relativeHeight="10" behindDoc="0" locked="0" layoutInCell="1" allowOverlap="1">
+                <wp:simplePos x="0" y="0"/>
+                <wp:positionH relativeFrom="page">
+                  <wp:posOffset>1525072</wp:posOffset>
+                </wp:positionH>
+                <wp:positionV relativeFrom="page">
+                  <wp:posOffset>1481933</wp:posOffset>
+                </wp:positionV>
+                <wp:extent cx="8550148" cy="268224"/>
+                <wp:effectExtent l="0" t="0" r="0" b="0"/>
+                <wp:wrapNone/>
+                <wp:docPr id="126" name="TextBox126"/>
+                <wp:cNvGraphicFramePr/>
+                <a:graphic>
+                  <a:graphicData uri="http://schemas.microsoft.com/office/word/2010/wordprocessingShape">
+                    <wps:wsp>
+                      <wps:cNvSpPr txBox="1"/>
+                      <wps:cNvCnPr/>
+                      <wps:spPr>
+                        <a:xfrm>
+                          <a:off x="0" y="0"/>
+                          <a:ext cx="8550148" cy="268224"/>
+                        </a:xfrm>
+                        <a:prstGeom prst="rect">
+                          <a:avLst/>
+                        </a:prstGeom>
+                        <a:noFill/>
+                        <a:ln>
+                          <a:noFill/>
+                        </a:ln>
+                      </wps:spPr>
+                      <wps:txbx>
+                        <w:txbxContent>
+                          <w:p>
+                            <w:pPr>
+                              <w:spacing w:line="240" w:lineRule="auto" w:before="0" w:after="0" w:beforeLines="0" w:afterLines="0"/>
+                              <w:ind w:left="0" w:right="0" w:firstLine="0"/>
+                            </w:pPr>
+                            <w:r>
+                              <w:rPr>
+                                <w:rFonts w:ascii="Times New Roman" w:hAnsi="Times New Roman" w:eastAsia="仿宋" w:cs="Times New Roman"/>
+                                <w:color w:val="000000"/>
+                                <w:sz w:val="26"/>
+                                <w:szCs w:val="26"/>
+                              </w:rPr>
+                              <w:t xml:space="preserve">1.          （某成员单位名称）为        （联合体名称）牵头</w:t>
+                            </w:r>
+                          </w:p>
+                        </w:txbxContent>
+                      </wps:txbx>
+                      <wps:bodyPr rot="0" vert="horz" anchor="t" wrap="square" lIns="0" tIns="0" rIns="0" bIns="0"/>
+                    </wps:wsp>
+                  </a:graphicData>
+                </a:graphic>
+              </wp:anchor>
+            </w:drawing>
+          </mc:Choice>
+          <mc:Fallback>
+            <w:pict>
+              <v:shape id="VML126" type="#_x0000_t202" style="position:absolute;left:120.084pt;top:116.688pt;width:673.240pt;height:21.120pt;z-index:10;mso-position-horizontal:absolute;mso-position-vertical:absolute;mso-position-horizontal-relative:page;mso-position-vertical-relative:page;mso-wrap:square;" filled="false" stroked="false" v-text-anchor="top">
+                <v:fill on="false"/>
+                <v:stroke on="false"/>
+                <v:textbox style="mso-fit-shape-to-text:false" inset="0pt,0pt,0pt,0pt">
+                  <w:txbxContent>
+                    <w:p>
+                      <w:pPr>
+                        <w:spacing w:line="240" w:lineRule="auto" w:before="0" w:after="0" w:beforeLines="0" w:afterLines="0"/>
+                        <w:ind w:left="0" w:right="0" w:firstLine="0"/>
+                      </w:pPr>
+                      <w:r>
+                        <w:rPr>
+                          <w:rFonts w:ascii="Times New Roman" w:hAnsi="Times New Roman" w:eastAsia="仿宋" w:cs="Times New Roman"/>
+                          <w:color w:val="000000"/>
+                          <w:sz w:val="26"/>
+                          <w:szCs w:val="26"/>
+                        </w:rPr>
+                        <w:t xml:space="preserve">1.          （某成员单位名称）为        （联合体名称）牵头</w:t>
+                      </w:r>
+                    </w:p>
+                  </w:txbxContent>
+                </v:textbox>
+              </v:shape>
+            </w:pict>
+          </mc:Fallback>
+        </mc:AlternateContent>
       </w:r>
       <w:r>
-        <w:pict>
-          <v:shape id="TextBox136" type="#_x0000_t202" style="position:absolute;left:120.084pt;top:211.106pt;width:518.800pt;height:21.120pt;z-index:10;mso-position-horizontal:absolute;mso-position-vertical:absolute;mso-position-horizontal-relative:page;mso-position-vertical-relative:page;mso-wrap:square;" filled="false" stroked="false" v-text-anchor="top">
-            <v:fill on="false"/>
-            <v:stroke on="false"/>
-            <v:textbox style="mso-fit-shape-to-text:false" inset="0pt,0pt,0pt,0pt">
-              <w:txbxContent>
-                <w:p>
-                  <w:pPr>
-                    <w:spacing w:line="240" w:lineRule="auto" w:before="0" w:after="0" w:beforeLines="0" w:afterLines="0"/>
-                    <w:jc w:val="center"/>
-                    <w:ind w:left="0" w:right="0" w:firstLine="0"/>
-                  </w:pPr>
-                  <w:r>
-                    <w:rPr>
-                      <w:rFonts w:ascii="Times New Roman" w:hAnsi="Times New Roman" w:eastAsia="仿宋" w:cs="Times New Roman"/>
-                      <w:color w:val="000000"/>
-                      <w:sz w:val="26"/>
-                      <w:szCs w:val="26"/>
-                    </w:rPr>
-                    <w:t xml:space="preserve">联合体各成员共同指定牵头人如下银行账户为响应和合同履行专用账</w:t>
-                  </w:r>
-                </w:p>
-              </w:txbxContent>
-            </v:textbox>
-          </v:shape>
-        </w:pict>
+        <mc:AlternateContent>
+          <mc:Choice xmlns:a="http://schemas.openxmlformats.org/drawingml/2006/main" Requires="wps">
+            <w:drawing>
+              <wp:anchor distT="0" distB="0" distL="0" distR="0" simplePos="0" relativeHeight="10" behindDoc="0" locked="0" layoutInCell="1" allowOverlap="1">
+                <wp:simplePos x="0" y="0"/>
+                <wp:positionH relativeFrom="page">
+                  <wp:posOffset>1190625</wp:posOffset>
+                </wp:positionH>
+                <wp:positionV relativeFrom="page">
+                  <wp:posOffset>1723844</wp:posOffset>
+                </wp:positionV>
+                <wp:extent cx="486664" cy="268224"/>
+                <wp:effectExtent l="0" t="0" r="0" b="0"/>
+                <wp:wrapNone/>
+                <wp:docPr id="127" name="TextBox127"/>
+                <wp:cNvGraphicFramePr/>
+                <a:graphic>
+                  <a:graphicData uri="http://schemas.microsoft.com/office/word/2010/wordprocessingShape">
+                    <wps:wsp>
+                      <wps:cNvSpPr txBox="1"/>
+                      <wps:cNvCnPr/>
+                      <wps:spPr>
+                        <a:xfrm>
+                          <a:off x="0" y="0"/>
+                          <a:ext cx="486664" cy="268224"/>
+                        </a:xfrm>
+                        <a:prstGeom prst="rect">
+                          <a:avLst/>
+                        </a:prstGeom>
+                        <a:noFill/>
+                        <a:ln>
+                          <a:noFill/>
+                        </a:ln>
+                      </wps:spPr>
+                      <wps:txbx>
+                        <w:txbxContent>
+                          <w:p>
+                            <w:pPr>
+                              <w:spacing w:line="240" w:lineRule="auto" w:before="0" w:after="0" w:beforeLines="0" w:afterLines="0"/>
+                              <w:ind w:left="0" w:right="0" w:firstLine="0"/>
+                            </w:pPr>
+                            <w:r>
+                              <w:rPr>
+                                <w:rFonts w:ascii="Times New Roman" w:hAnsi="Times New Roman" w:eastAsia="仿宋" w:cs="Times New Roman"/>
+                                <w:color w:val="000000"/>
+                                <w:sz w:val="26"/>
+                                <w:szCs w:val="26"/>
+                              </w:rPr>
+                              <w:t xml:space="preserve">人。</w:t>
+                            </w:r>
+                          </w:p>
+                        </w:txbxContent>
+                      </wps:txbx>
+                      <wps:bodyPr rot="0" vert="horz" anchor="t" wrap="square" lIns="0" tIns="0" rIns="0" bIns="0"/>
+                    </wps:wsp>
+                  </a:graphicData>
+                </a:graphic>
+              </wp:anchor>
+            </w:drawing>
+          </mc:Choice>
+          <mc:Fallback>
+            <w:pict>
+              <v:shape id="VML127" type="#_x0000_t202" style="position:absolute;left:93.750pt;top:135.736pt;width:38.320pt;height:21.120pt;z-index:10;mso-position-horizontal:absolute;mso-position-vertical:absolute;mso-position-horizontal-relative:page;mso-position-vertical-relative:page;mso-wrap:square;" filled="false" stroked="false" v-text-anchor="top">
+                <v:fill on="false"/>
+                <v:stroke on="false"/>
+                <v:textbox style="mso-fit-shape-to-text:false" inset="0pt,0pt,0pt,0pt">
+                  <w:txbxContent>
+                    <w:p>
+                      <w:pPr>
+                        <w:spacing w:line="240" w:lineRule="auto" w:before="0" w:after="0" w:beforeLines="0" w:afterLines="0"/>
+                        <w:ind w:left="0" w:right="0" w:firstLine="0"/>
+                      </w:pPr>
+                      <w:r>
+                        <w:rPr>
+                          <w:rFonts w:ascii="Times New Roman" w:hAnsi="Times New Roman" w:eastAsia="仿宋" w:cs="Times New Roman"/>
+                          <w:color w:val="000000"/>
+                          <w:sz w:val="26"/>
+                          <w:szCs w:val="26"/>
+                        </w:rPr>
+                        <w:t xml:space="preserve">人。</w:t>
+                      </w:r>
+                    </w:p>
+                  </w:txbxContent>
+                </v:textbox>
+              </v:shape>
+            </w:pict>
+          </mc:Fallback>
+        </mc:AlternateContent>
       </w:r>
       <w:r>
-        <w:pict>
-          <v:shape id="TextBox137" type="#_x0000_t202" style="position:absolute;left:93.750pt;top:229.449pt;width:38.320pt;height:21.120pt;z-index:10;mso-position-horizontal:absolute;mso-position-vertical:absolute;mso-position-horizontal-relative:page;mso-position-vertical-relative:page;mso-wrap:square;" filled="false" stroked="false" v-text-anchor="top">
-            <v:fill on="false"/>
-            <v:stroke on="false"/>
-            <v:textbox style="mso-fit-shape-to-text:false" inset="0pt,0pt,0pt,0pt">
-              <w:txbxContent>
-                <w:p>
-                  <w:pPr>
-                    <w:spacing w:line="240" w:lineRule="auto" w:before="0" w:after="0" w:beforeLines="0" w:afterLines="0"/>
-                    <w:ind w:left="0" w:right="0" w:firstLine="0"/>
-                  </w:pPr>
-                  <w:r>
-                    <w:rPr>
-                      <w:rFonts w:ascii="Times New Roman" w:hAnsi="Times New Roman" w:eastAsia="仿宋" w:cs="Times New Roman"/>
-                      <w:color w:val="000000"/>
-                      <w:sz w:val="26"/>
-                      <w:szCs w:val="26"/>
-                    </w:rPr>
-                    <w:t xml:space="preserve">户：</w:t>
-                  </w:r>
-                </w:p>
-              </w:txbxContent>
-            </v:textbox>
-          </v:shape>
-        </w:pict>
+        <mc:AlternateContent>
+          <mc:Choice xmlns:a="http://schemas.openxmlformats.org/drawingml/2006/main" Requires="wps">
+            <w:drawing>
+              <wp:anchor distT="0" distB="0" distL="0" distR="0" simplePos="0" relativeHeight="10" behindDoc="0" locked="0" layoutInCell="1" allowOverlap="1">
+                <wp:simplePos x="0" y="0"/>
+                <wp:positionH relativeFrom="page">
+                  <wp:posOffset>1525072</wp:posOffset>
+                </wp:positionH>
+                <wp:positionV relativeFrom="page">
+                  <wp:posOffset>1956795</wp:posOffset>
+                </wp:positionV>
+                <wp:extent cx="6806692" cy="268224"/>
+                <wp:effectExtent l="0" t="0" r="0" b="0"/>
+                <wp:wrapNone/>
+                <wp:docPr id="128" name="TextBox128"/>
+                <wp:cNvGraphicFramePr/>
+                <a:graphic>
+                  <a:graphicData uri="http://schemas.microsoft.com/office/word/2010/wordprocessingShape">
+                    <wps:wsp>
+                      <wps:cNvSpPr txBox="1"/>
+                      <wps:cNvCnPr/>
+                      <wps:spPr>
+                        <a:xfrm>
+                          <a:off x="0" y="0"/>
+                          <a:ext cx="6806692" cy="268224"/>
+                        </a:xfrm>
+                        <a:prstGeom prst="rect">
+                          <a:avLst/>
+                        </a:prstGeom>
+                        <a:noFill/>
+                        <a:ln>
+                          <a:noFill/>
+                        </a:ln>
+                      </wps:spPr>
+                      <wps:txbx>
+                        <w:txbxContent>
+                          <w:p>
+                            <w:pPr>
+                              <w:spacing w:line="240" w:lineRule="auto" w:before="0" w:after="0" w:beforeLines="0" w:afterLines="0"/>
+                              <w:ind w:left="0" w:right="0" w:firstLine="0"/>
+                            </w:pPr>
+                            <w:r>
+                              <w:rPr>
+                                <w:rFonts w:ascii="Times New Roman" w:hAnsi="Times New Roman" w:eastAsia="仿宋" w:cs="Times New Roman"/>
+                                <w:color w:val="000000"/>
+                                <w:sz w:val="26"/>
+                                <w:szCs w:val="26"/>
+                              </w:rPr>
+                              <w:t xml:space="preserve">2.联合体各成员授权牵头人代表联合体参加响应活动，签署文件，提</w:t>
+                            </w:r>
+                          </w:p>
+                        </w:txbxContent>
+                      </wps:txbx>
+                      <wps:bodyPr rot="0" vert="horz" anchor="t" wrap="square" lIns="0" tIns="0" rIns="0" bIns="0"/>
+                    </wps:wsp>
+                  </a:graphicData>
+                </a:graphic>
+              </wp:anchor>
+            </w:drawing>
+          </mc:Choice>
+          <mc:Fallback>
+            <w:pict>
+              <v:shape id="VML128" type="#_x0000_t202" style="position:absolute;left:120.084pt;top:154.078pt;width:535.960pt;height:21.120pt;z-index:10;mso-position-horizontal:absolute;mso-position-vertical:absolute;mso-position-horizontal-relative:page;mso-position-vertical-relative:page;mso-wrap:square;" filled="false" stroked="false" v-text-anchor="top">
+                <v:fill on="false"/>
+                <v:stroke on="false"/>
+                <v:textbox style="mso-fit-shape-to-text:false" inset="0pt,0pt,0pt,0pt">
+                  <w:txbxContent>
+                    <w:p>
+                      <w:pPr>
+                        <w:spacing w:line="240" w:lineRule="auto" w:before="0" w:after="0" w:beforeLines="0" w:afterLines="0"/>
+                        <w:ind w:left="0" w:right="0" w:firstLine="0"/>
+                      </w:pPr>
+                      <w:r>
+                        <w:rPr>
+                          <w:rFonts w:ascii="Times New Roman" w:hAnsi="Times New Roman" w:eastAsia="仿宋" w:cs="Times New Roman"/>
+                          <w:color w:val="000000"/>
+                          <w:sz w:val="26"/>
+                          <w:szCs w:val="26"/>
+                        </w:rPr>
+                        <w:t xml:space="preserve">2.联合体各成员授权牵头人代表联合体参加响应活动，签署文件，提</w:t>
+                      </w:r>
+                    </w:p>
+                  </w:txbxContent>
+                </v:textbox>
+              </v:shape>
+            </w:pict>
+          </mc:Fallback>
+        </mc:AlternateContent>
       </w:r>
       <w:r>
-        <w:pict>
-          <v:shape id="TextBox138" type="#_x0000_t202" style="position:absolute;left:120.084pt;top:247.791pt;width:21.160pt;height:21.120pt;z-index:10;mso-position-horizontal:absolute;mso-position-vertical:absolute;mso-position-horizontal-relative:page;mso-position-vertical-relative:page;mso-wrap:square;" filled="false" stroked="false" v-text-anchor="top">
-            <v:fill on="false"/>
-            <v:stroke on="false"/>
-            <v:textbox style="mso-fit-shape-to-text:false" inset="0pt,0pt,0pt,0pt">
-              <w:txbxContent>
-                <w:p>
-                  <w:pPr>
-                    <w:spacing w:line="240" w:lineRule="auto" w:before="0" w:after="0" w:beforeLines="0" w:afterLines="0"/>
-                    <w:ind w:left="0" w:right="0" w:firstLine="0"/>
-                  </w:pPr>
-                  <w:r>
-                    <w:rPr>
-                      <w:rFonts w:ascii="Times New Roman" w:hAnsi="Times New Roman" w:eastAsia="仿宋" w:cs="Times New Roman"/>
-                      <w:color w:val="000000"/>
-                      <w:sz w:val="26"/>
-                      <w:szCs w:val="26"/>
-                    </w:rPr>
-                    <w:t xml:space="preserve">开</w:t>
-                  </w:r>
-                </w:p>
-              </w:txbxContent>
-            </v:textbox>
-          </v:shape>
-        </w:pict>
+        <mc:AlternateContent>
+          <mc:Choice xmlns:a="http://schemas.openxmlformats.org/drawingml/2006/main" Requires="wps">
+            <w:drawing>
+              <wp:anchor distT="0" distB="0" distL="0" distR="0" simplePos="0" relativeHeight="10" behindDoc="0" locked="0" layoutInCell="1" allowOverlap="1">
+                <wp:simplePos x="0" y="0"/>
+                <wp:positionH relativeFrom="page">
+                  <wp:posOffset>1190625</wp:posOffset>
+                </wp:positionH>
+                <wp:positionV relativeFrom="page">
+                  <wp:posOffset>2189746</wp:posOffset>
+                </wp:positionV>
+                <wp:extent cx="7024624" cy="268224"/>
+                <wp:effectExtent l="0" t="0" r="0" b="0"/>
+                <wp:wrapNone/>
+                <wp:docPr id="129" name="TextBox129"/>
+                <wp:cNvGraphicFramePr/>
+                <a:graphic>
+                  <a:graphicData uri="http://schemas.microsoft.com/office/word/2010/wordprocessingShape">
+                    <wps:wsp>
+                      <wps:cNvSpPr txBox="1"/>
+                      <wps:cNvCnPr/>
+                      <wps:spPr>
+                        <a:xfrm>
+                          <a:off x="0" y="0"/>
+                          <a:ext cx="7024624" cy="268224"/>
+                        </a:xfrm>
+                        <a:prstGeom prst="rect">
+                          <a:avLst/>
+                        </a:prstGeom>
+                        <a:noFill/>
+                        <a:ln>
+                          <a:noFill/>
+                        </a:ln>
+                      </wps:spPr>
+                      <wps:txbx>
+                        <w:txbxContent>
+                          <w:p>
+                            <w:pPr>
+                              <w:spacing w:line="240" w:lineRule="auto" w:before="0" w:after="0" w:beforeLines="0" w:afterLines="0"/>
+                              <w:ind w:left="0" w:right="0" w:firstLine="0"/>
+                            </w:pPr>
+                            <w:r>
+                              <w:rPr>
+                                <w:rFonts w:ascii="Times New Roman" w:hAnsi="Times New Roman" w:eastAsia="仿宋" w:cs="Times New Roman"/>
+                                <w:color w:val="000000"/>
+                                <w:sz w:val="26"/>
+                                <w:szCs w:val="26"/>
+                              </w:rPr>
+                              <w:t xml:space="preserve">交和接收相关的资料、信息及指示，进行合同谈判活动，负责合同实施阶</w:t>
+                            </w:r>
+                          </w:p>
+                        </w:txbxContent>
+                      </wps:txbx>
+                      <wps:bodyPr rot="0" vert="horz" anchor="t" wrap="square" lIns="0" tIns="0" rIns="0" bIns="0"/>
+                    </wps:wsp>
+                  </a:graphicData>
+                </a:graphic>
+              </wp:anchor>
+            </w:drawing>
+          </mc:Choice>
+          <mc:Fallback>
+            <w:pict>
+              <v:shape id="VML129" type="#_x0000_t202" style="position:absolute;left:93.750pt;top:172.421pt;width:553.120pt;height:21.120pt;z-index:10;mso-position-horizontal:absolute;mso-position-vertical:absolute;mso-position-horizontal-relative:page;mso-position-vertical-relative:page;mso-wrap:square;" filled="false" stroked="false" v-text-anchor="top">
+                <v:fill on="false"/>
+                <v:stroke on="false"/>
+                <v:textbox style="mso-fit-shape-to-text:false" inset="0pt,0pt,0pt,0pt">
+                  <w:txbxContent>
+                    <w:p>
+                      <w:pPr>
+                        <w:spacing w:line="240" w:lineRule="auto" w:before="0" w:after="0" w:beforeLines="0" w:afterLines="0"/>
+                        <w:ind w:left="0" w:right="0" w:firstLine="0"/>
+                      </w:pPr>
+                      <w:r>
+                        <w:rPr>
+                          <w:rFonts w:ascii="Times New Roman" w:hAnsi="Times New Roman" w:eastAsia="仿宋" w:cs="Times New Roman"/>
+                          <w:color w:val="000000"/>
+                          <w:sz w:val="26"/>
+                          <w:szCs w:val="26"/>
+                        </w:rPr>
+                        <w:t xml:space="preserve">交和接收相关的资料、信息及指示，进行合同谈判活动，负责合同实施阶</w:t>
+                      </w:r>
+                    </w:p>
+                  </w:txbxContent>
+                </v:textbox>
+              </v:shape>
+            </w:pict>
+          </mc:Fallback>
+        </mc:AlternateContent>
       </w:r>
       <w:r>
-        <w:pict>
-          <v:shape id="TextBox139" type="#_x0000_t202" style="position:absolute;left:505.290pt;top:247.791pt;width:21.160pt;height:21.120pt;z-index:10;mso-position-horizontal:absolute;mso-position-vertical:absolute;mso-position-horizontal-relative:page;mso-position-vertical-relative:page;mso-wrap:square;" filled="false" stroked="false" v-text-anchor="top">
-            <v:fill on="false"/>
-            <v:stroke on="false"/>
-            <v:textbox style="mso-fit-shape-to-text:false" inset="0pt,0pt,0pt,0pt">
-              <w:txbxContent>
-                <w:p>
-                  <w:pPr>
-                    <w:spacing w:line="240" w:lineRule="auto" w:before="0" w:after="0" w:beforeLines="0" w:afterLines="0"/>
-                    <w:ind w:left="0" w:right="0" w:firstLine="0"/>
-                  </w:pPr>
-                  <w:r>
-                    <w:rPr>
-                      <w:rFonts w:ascii="Times New Roman" w:hAnsi="Times New Roman" w:eastAsia="仿宋" w:cs="Times New Roman"/>
-                      <w:color w:val="000000"/>
-                      <w:sz w:val="26"/>
-                      <w:szCs w:val="26"/>
-                    </w:rPr>
-                    <w:t xml:space="preserve">户</w:t>
-                  </w:r>
-                </w:p>
-              </w:txbxContent>
-            </v:textbox>
-          </v:shape>
-        </w:pict>
+        <mc:AlternateContent>
+          <mc:Choice xmlns:a="http://schemas.openxmlformats.org/drawingml/2006/main" Requires="wps">
+            <w:drawing>
+              <wp:anchor distT="0" distB="0" distL="0" distR="0" simplePos="0" relativeHeight="10" behindDoc="0" locked="0" layoutInCell="1" allowOverlap="1">
+                <wp:simplePos x="0" y="0"/>
+                <wp:positionH relativeFrom="page">
+                  <wp:posOffset>1190625</wp:posOffset>
+                </wp:positionH>
+                <wp:positionV relativeFrom="page">
+                  <wp:posOffset>2422697</wp:posOffset>
+                </wp:positionV>
+                <wp:extent cx="6152896" cy="268224"/>
+                <wp:effectExtent l="0" t="0" r="0" b="0"/>
+                <wp:wrapNone/>
+                <wp:docPr id="130" name="TextBox130"/>
+                <wp:cNvGraphicFramePr/>
+                <a:graphic>
+                  <a:graphicData uri="http://schemas.microsoft.com/office/word/2010/wordprocessingShape">
+                    <wps:wsp>
+                      <wps:cNvSpPr txBox="1"/>
+                      <wps:cNvCnPr/>
+                      <wps:spPr>
+                        <a:xfrm>
+                          <a:off x="0" y="0"/>
+                          <a:ext cx="6152896" cy="268224"/>
+                        </a:xfrm>
+                        <a:prstGeom prst="rect">
+                          <a:avLst/>
+                        </a:prstGeom>
+                        <a:noFill/>
+                        <a:ln>
+                          <a:noFill/>
+                        </a:ln>
+                      </wps:spPr>
+                      <wps:txbx>
+                        <w:txbxContent>
+                          <w:p>
+                            <w:pPr>
+                              <w:spacing w:line="240" w:lineRule="auto" w:before="0" w:after="0" w:beforeLines="0" w:afterLines="0"/>
+                              <w:ind w:left="0" w:right="0" w:firstLine="0"/>
+                            </w:pPr>
+                            <w:r>
+                              <w:rPr>
+                                <w:rFonts w:ascii="Times New Roman" w:hAnsi="Times New Roman" w:eastAsia="仿宋" w:cs="Times New Roman"/>
+                                <w:color w:val="000000"/>
+                                <w:sz w:val="26"/>
+                                <w:szCs w:val="26"/>
+                              </w:rPr>
+                              <w:t xml:space="preserve">段的组织和协调工作，以及处理与本采购项目有关的一切事宜。</w:t>
+                            </w:r>
+                          </w:p>
+                        </w:txbxContent>
+                      </wps:txbx>
+                      <wps:bodyPr rot="0" vert="horz" anchor="t" wrap="square" lIns="0" tIns="0" rIns="0" bIns="0"/>
+                    </wps:wsp>
+                  </a:graphicData>
+                </a:graphic>
+              </wp:anchor>
+            </w:drawing>
+          </mc:Choice>
+          <mc:Fallback>
+            <w:pict>
+              <v:shape id="VML130" type="#_x0000_t202" style="position:absolute;left:93.750pt;top:190.764pt;width:484.480pt;height:21.120pt;z-index:10;mso-position-horizontal:absolute;mso-position-vertical:absolute;mso-position-horizontal-relative:page;mso-position-vertical-relative:page;mso-wrap:square;" filled="false" stroked="false" v-text-anchor="top">
+                <v:fill on="false"/>
+                <v:stroke on="false"/>
+                <v:textbox style="mso-fit-shape-to-text:false" inset="0pt,0pt,0pt,0pt">
+                  <w:txbxContent>
+                    <w:p>
+                      <w:pPr>
+                        <w:spacing w:line="240" w:lineRule="auto" w:before="0" w:after="0" w:beforeLines="0" w:afterLines="0"/>
+                        <w:ind w:left="0" w:right="0" w:firstLine="0"/>
+                      </w:pPr>
+                      <w:r>
+                        <w:rPr>
+                          <w:rFonts w:ascii="Times New Roman" w:hAnsi="Times New Roman" w:eastAsia="仿宋" w:cs="Times New Roman"/>
+                          <w:color w:val="000000"/>
+                          <w:sz w:val="26"/>
+                          <w:szCs w:val="26"/>
+                        </w:rPr>
+                        <w:t xml:space="preserve">段的组织和协调工作，以及处理与本采购项目有关的一切事宜。</w:t>
+                      </w:r>
+                    </w:p>
+                  </w:txbxContent>
+                </v:textbox>
+              </v:shape>
+            </w:pict>
+          </mc:Fallback>
+        </mc:AlternateContent>
       </w:r>
       <w:r>
-        <w:pict>
-          <v:shape id="TextBox140" type="#_x0000_t202" style="position:absolute;left:93.750pt;top:266.839pt;width:999.280pt;height:21.120pt;z-index:10;mso-position-horizontal:absolute;mso-position-vertical:absolute;mso-position-horizontal-relative:page;mso-position-vertical-relative:page;mso-wrap:square;" filled="false" stroked="false" v-text-anchor="top">
-            <v:fill on="false"/>
-            <v:stroke on="false"/>
-            <v:textbox style="mso-fit-shape-to-text:false" inset="0pt,0pt,0pt,0pt">
-              <w:txbxContent>
-                <w:p>
-                  <w:pPr>
-                    <w:spacing w:line="240" w:lineRule="auto" w:before="0" w:after="0" w:beforeLines="0" w:afterLines="0"/>
-                    <w:jc w:val="center"/>
-                    <w:ind w:left="0" w:right="0" w:firstLine="0"/>
-                  </w:pPr>
-                  <w:r>
-                    <w:rPr>
-                      <w:rFonts w:ascii="Times New Roman" w:hAnsi="Times New Roman" w:eastAsia="仿宋" w:cs="Times New Roman"/>
-                      <w:color w:val="000000"/>
-                      <w:sz w:val="26"/>
-                      <w:szCs w:val="26"/>
-                    </w:rPr>
-                    <w:t xml:space="preserve">名：                                                        </w:t>
-                  </w:r>
-                </w:p>
-              </w:txbxContent>
-            </v:textbox>
-          </v:shape>
-        </w:pict>
+        <mc:AlternateContent>
+          <mc:Choice xmlns:a="http://schemas.openxmlformats.org/drawingml/2006/main" Requires="wps">
+            <w:drawing>
+              <wp:anchor distT="0" distB="0" distL="0" distR="0" simplePos="0" relativeHeight="10" behindDoc="0" locked="0" layoutInCell="1" allowOverlap="1">
+                <wp:simplePos x="0" y="0"/>
+                <wp:positionH relativeFrom="page">
+                  <wp:posOffset>1525072</wp:posOffset>
+                </wp:positionH>
+                <wp:positionV relativeFrom="page">
+                  <wp:posOffset>2655649</wp:posOffset>
+                </wp:positionV>
+                <wp:extent cx="6588760" cy="268224"/>
+                <wp:effectExtent l="0" t="0" r="0" b="0"/>
+                <wp:wrapNone/>
+                <wp:docPr id="131" name="TextBox131"/>
+                <wp:cNvGraphicFramePr/>
+                <a:graphic>
+                  <a:graphicData uri="http://schemas.microsoft.com/office/word/2010/wordprocessingShape">
+                    <wps:wsp>
+                      <wps:cNvSpPr txBox="1"/>
+                      <wps:cNvCnPr/>
+                      <wps:spPr>
+                        <a:xfrm>
+                          <a:off x="0" y="0"/>
+                          <a:ext cx="6588760" cy="268224"/>
+                        </a:xfrm>
+                        <a:prstGeom prst="rect">
+                          <a:avLst/>
+                        </a:prstGeom>
+                        <a:noFill/>
+                        <a:ln>
+                          <a:noFill/>
+                        </a:ln>
+                      </wps:spPr>
+                      <wps:txbx>
+                        <w:txbxContent>
+                          <w:p>
+                            <w:pPr>
+                              <w:spacing w:line="240" w:lineRule="auto" w:before="0" w:after="0" w:beforeLines="0" w:afterLines="0"/>
+                              <w:ind w:left="0" w:right="0" w:firstLine="0"/>
+                            </w:pPr>
+                            <w:r>
+                              <w:rPr>
+                                <w:rFonts w:ascii="Times New Roman" w:hAnsi="Times New Roman" w:eastAsia="仿宋" w:cs="Times New Roman"/>
+                                <w:color w:val="000000"/>
+                                <w:sz w:val="26"/>
+                                <w:szCs w:val="26"/>
+                              </w:rPr>
+                              <w:t xml:space="preserve">联合体各成员共同指定牵头人如下银行账户为响应和合同履行专用账</w:t>
+                            </w:r>
+                          </w:p>
+                        </w:txbxContent>
+                      </wps:txbx>
+                      <wps:bodyPr rot="0" vert="horz" anchor="t" wrap="square" lIns="0" tIns="0" rIns="0" bIns="0"/>
+                    </wps:wsp>
+                  </a:graphicData>
+                </a:graphic>
+              </wp:anchor>
+            </w:drawing>
+          </mc:Choice>
+          <mc:Fallback>
+            <w:pict>
+              <v:shape id="VML131" type="#_x0000_t202" style="position:absolute;left:120.084pt;top:209.106pt;width:518.800pt;height:21.120pt;z-index:10;mso-position-horizontal:absolute;mso-position-vertical:absolute;mso-position-horizontal-relative:page;mso-position-vertical-relative:page;mso-wrap:square;" filled="false" stroked="false" v-text-anchor="top">
+                <v:fill on="false"/>
+                <v:stroke on="false"/>
+                <v:textbox style="mso-fit-shape-to-text:false" inset="0pt,0pt,0pt,0pt">
+                  <w:txbxContent>
+                    <w:p>
+                      <w:pPr>
+                        <w:spacing w:line="240" w:lineRule="auto" w:before="0" w:after="0" w:beforeLines="0" w:afterLines="0"/>
+                        <w:ind w:left="0" w:right="0" w:firstLine="0"/>
+                      </w:pPr>
+                      <w:r>
+                        <w:rPr>
+                          <w:rFonts w:ascii="Times New Roman" w:hAnsi="Times New Roman" w:eastAsia="仿宋" w:cs="Times New Roman"/>
+                          <w:color w:val="000000"/>
+                          <w:sz w:val="26"/>
+                          <w:szCs w:val="26"/>
+                        </w:rPr>
+                        <w:t xml:space="preserve">联合体各成员共同指定牵头人如下银行账户为响应和合同履行专用账</w:t>
+                      </w:r>
+                    </w:p>
+                  </w:txbxContent>
+                </v:textbox>
+              </v:shape>
+            </w:pict>
+          </mc:Fallback>
+        </mc:AlternateContent>
       </w:r>
       <w:r>
-        <w:pict>
-          <v:shape id="TextBox141" type="#_x0000_t202" style="position:absolute;left:120.084pt;top:285.182pt;width:21.160pt;height:21.120pt;z-index:10;mso-position-horizontal:absolute;mso-position-vertical:absolute;mso-position-horizontal-relative:page;mso-position-vertical-relative:page;mso-wrap:square;" filled="false" stroked="false" v-text-anchor="top">
-            <v:fill on="false"/>
-            <v:stroke on="false"/>
-            <v:textbox style="mso-fit-shape-to-text:false" inset="0pt,0pt,0pt,0pt">
-              <w:txbxContent>
-                <w:p>
-                  <w:pPr>
-                    <w:spacing w:line="240" w:lineRule="auto" w:before="0" w:after="0" w:beforeLines="0" w:afterLines="0"/>
-                    <w:ind w:left="0" w:right="0" w:firstLine="0"/>
-                  </w:pPr>
-                  <w:r>
-                    <w:rPr>
-                      <w:rFonts w:ascii="Times New Roman" w:hAnsi="Times New Roman" w:eastAsia="仿宋" w:cs="Times New Roman"/>
-                      <w:color w:val="000000"/>
-                      <w:sz w:val="26"/>
-                      <w:szCs w:val="26"/>
-                    </w:rPr>
-                    <w:t xml:space="preserve">开</w:t>
-                  </w:r>
-                </w:p>
-              </w:txbxContent>
-            </v:textbox>
-          </v:shape>
-        </w:pict>
+        <mc:AlternateContent>
+          <mc:Choice xmlns:a="http://schemas.openxmlformats.org/drawingml/2006/main" Requires="wps">
+            <w:drawing>
+              <wp:anchor distT="0" distB="0" distL="0" distR="0" simplePos="0" relativeHeight="10" behindDoc="0" locked="0" layoutInCell="1" allowOverlap="1">
+                <wp:simplePos x="0" y="0"/>
+                <wp:positionH relativeFrom="page">
+                  <wp:posOffset>1190625</wp:posOffset>
+                </wp:positionH>
+                <wp:positionV relativeFrom="page">
+                  <wp:posOffset>2888600</wp:posOffset>
+                </wp:positionV>
+                <wp:extent cx="486664" cy="268224"/>
+                <wp:effectExtent l="0" t="0" r="0" b="0"/>
+                <wp:wrapNone/>
+                <wp:docPr id="132" name="TextBox132"/>
+                <wp:cNvGraphicFramePr/>
+                <a:graphic>
+                  <a:graphicData uri="http://schemas.microsoft.com/office/word/2010/wordprocessingShape">
+                    <wps:wsp>
+                      <wps:cNvSpPr txBox="1"/>
+                      <wps:cNvCnPr/>
+                      <wps:spPr>
+                        <a:xfrm>
+                          <a:off x="0" y="0"/>
+                          <a:ext cx="486664" cy="268224"/>
+                        </a:xfrm>
+                        <a:prstGeom prst="rect">
+                          <a:avLst/>
+                        </a:prstGeom>
+                        <a:noFill/>
+                        <a:ln>
+                          <a:noFill/>
+                        </a:ln>
+                      </wps:spPr>
+                      <wps:txbx>
+                        <w:txbxContent>
+                          <w:p>
+                            <w:pPr>
+                              <w:spacing w:line="240" w:lineRule="auto" w:before="0" w:after="0" w:beforeLines="0" w:afterLines="0"/>
+                              <w:ind w:left="0" w:right="0" w:firstLine="0"/>
+                            </w:pPr>
+                            <w:r>
+                              <w:rPr>
+                                <w:rFonts w:ascii="Times New Roman" w:hAnsi="Times New Roman" w:eastAsia="仿宋" w:cs="Times New Roman"/>
+                                <w:color w:val="000000"/>
+                                <w:sz w:val="26"/>
+                                <w:szCs w:val="26"/>
+                              </w:rPr>
+                              <w:t xml:space="preserve">户：</w:t>
+                            </w:r>
+                          </w:p>
+                        </w:txbxContent>
+                      </wps:txbx>
+                      <wps:bodyPr rot="0" vert="horz" anchor="t" wrap="square" lIns="0" tIns="0" rIns="0" bIns="0"/>
+                    </wps:wsp>
+                  </a:graphicData>
+                </a:graphic>
+              </wp:anchor>
+            </w:drawing>
+          </mc:Choice>
+          <mc:Fallback>
+            <w:pict>
+              <v:shape id="VML132" type="#_x0000_t202" style="position:absolute;left:93.750pt;top:227.449pt;width:38.320pt;height:21.120pt;z-index:10;mso-position-horizontal:absolute;mso-position-vertical:absolute;mso-position-horizontal-relative:page;mso-position-vertical-relative:page;mso-wrap:square;" filled="false" stroked="false" v-text-anchor="top">
+                <v:fill on="false"/>
+                <v:stroke on="false"/>
+                <v:textbox style="mso-fit-shape-to-text:false" inset="0pt,0pt,0pt,0pt">
+                  <w:txbxContent>
+                    <w:p>
+                      <w:pPr>
+                        <w:spacing w:line="240" w:lineRule="auto" w:before="0" w:after="0" w:beforeLines="0" w:afterLines="0"/>
+                        <w:ind w:left="0" w:right="0" w:firstLine="0"/>
+                      </w:pPr>
+                      <w:r>
+                        <w:rPr>
+                          <w:rFonts w:ascii="Times New Roman" w:hAnsi="Times New Roman" w:eastAsia="仿宋" w:cs="Times New Roman"/>
+                          <w:color w:val="000000"/>
+                          <w:sz w:val="26"/>
+                          <w:szCs w:val="26"/>
+                        </w:rPr>
+                        <w:t xml:space="preserve">户：</w:t>
+                      </w:r>
+                    </w:p>
+                  </w:txbxContent>
+                </v:textbox>
+              </v:shape>
+            </w:pict>
+          </mc:Fallback>
+        </mc:AlternateContent>
       </w:r>
       <w:r>
-        <w:pict>
-          <v:shape id="TextBox142" type="#_x0000_t202" style="position:absolute;left:250.680pt;top:285.182pt;width:21.160pt;height:21.120pt;z-index:10;mso-position-horizontal:absolute;mso-position-vertical:absolute;mso-position-horizontal-relative:page;mso-position-vertical-relative:page;mso-wrap:square;" filled="false" stroked="false" v-text-anchor="top">
-            <v:fill on="false"/>
-            <v:stroke on="false"/>
-            <v:textbox style="mso-fit-shape-to-text:false" inset="0pt,0pt,0pt,0pt">
-              <w:txbxContent>
-                <w:p>
-                  <w:pPr>
-                    <w:spacing w:line="240" w:lineRule="auto" w:before="0" w:after="0" w:beforeLines="0" w:afterLines="0"/>
-                    <w:ind w:left="0" w:right="0" w:firstLine="0"/>
-                  </w:pPr>
-                  <w:r>
-                    <w:rPr>
-                      <w:rFonts w:ascii="Times New Roman" w:hAnsi="Times New Roman" w:eastAsia="仿宋" w:cs="Times New Roman"/>
-                      <w:color w:val="000000"/>
-                      <w:sz w:val="26"/>
-                      <w:szCs w:val="26"/>
-                    </w:rPr>
-                    <w:t xml:space="preserve">户</w:t>
-                  </w:r>
-                </w:p>
-              </w:txbxContent>
-            </v:textbox>
-          </v:shape>
-        </w:pict>
+        <mc:AlternateContent>
+          <mc:Choice xmlns:a="http://schemas.openxmlformats.org/drawingml/2006/main" Requires="wps">
+            <w:drawing>
+              <wp:anchor distT="0" distB="0" distL="0" distR="0" simplePos="0" relativeHeight="10" behindDoc="0" locked="0" layoutInCell="1" allowOverlap="1">
+                <wp:simplePos x="0" y="0"/>
+                <wp:positionH relativeFrom="page">
+                  <wp:posOffset>1525072</wp:posOffset>
+                </wp:positionH>
+                <wp:positionV relativeFrom="page">
+                  <wp:posOffset>3121551</wp:posOffset>
+                </wp:positionV>
+                <wp:extent cx="268732" cy="268224"/>
+                <wp:effectExtent l="0" t="0" r="0" b="0"/>
+                <wp:wrapNone/>
+                <wp:docPr id="133" name="TextBox133"/>
+                <wp:cNvGraphicFramePr/>
+                <a:graphic>
+                  <a:graphicData uri="http://schemas.microsoft.com/office/word/2010/wordprocessingShape">
+                    <wps:wsp>
+                      <wps:cNvSpPr txBox="1"/>
+                      <wps:cNvCnPr/>
+                      <wps:spPr>
+                        <a:xfrm>
+                          <a:off x="0" y="0"/>
+                          <a:ext cx="268732" cy="268224"/>
+                        </a:xfrm>
+                        <a:prstGeom prst="rect">
+                          <a:avLst/>
+                        </a:prstGeom>
+                        <a:noFill/>
+                        <a:ln>
+                          <a:noFill/>
+                        </a:ln>
+                      </wps:spPr>
+                      <wps:txbx>
+                        <w:txbxContent>
+                          <w:p>
+                            <w:pPr>
+                              <w:spacing w:line="240" w:lineRule="auto" w:before="0" w:after="0" w:beforeLines="0" w:afterLines="0"/>
+                              <w:ind w:left="0" w:right="0" w:firstLine="0"/>
+                            </w:pPr>
+                            <w:r>
+                              <w:rPr>
+                                <w:rFonts w:ascii="Times New Roman" w:hAnsi="Times New Roman" w:eastAsia="仿宋" w:cs="Times New Roman"/>
+                                <w:color w:val="000000"/>
+                                <w:sz w:val="26"/>
+                                <w:szCs w:val="26"/>
+                              </w:rPr>
+                              <w:t xml:space="preserve">开</w:t>
+                            </w:r>
+                          </w:p>
+                        </w:txbxContent>
+                      </wps:txbx>
+                      <wps:bodyPr rot="0" vert="horz" anchor="t" wrap="square" lIns="0" tIns="0" rIns="0" bIns="0"/>
+                    </wps:wsp>
+                  </a:graphicData>
+                </a:graphic>
+              </wp:anchor>
+            </w:drawing>
+          </mc:Choice>
+          <mc:Fallback>
+            <w:pict>
+              <v:shape id="VML133" type="#_x0000_t202" style="position:absolute;left:120.084pt;top:245.791pt;width:21.160pt;height:21.120pt;z-index:10;mso-position-horizontal:absolute;mso-position-vertical:absolute;mso-position-horizontal-relative:page;mso-position-vertical-relative:page;mso-wrap:square;" filled="false" stroked="false" v-text-anchor="top">
+                <v:fill on="false"/>
+                <v:stroke on="false"/>
+                <v:textbox style="mso-fit-shape-to-text:false" inset="0pt,0pt,0pt,0pt">
+                  <w:txbxContent>
+                    <w:p>
+                      <w:pPr>
+                        <w:spacing w:line="240" w:lineRule="auto" w:before="0" w:after="0" w:beforeLines="0" w:afterLines="0"/>
+                        <w:ind w:left="0" w:right="0" w:firstLine="0"/>
+                      </w:pPr>
+                      <w:r>
+                        <w:rPr>
+                          <w:rFonts w:ascii="Times New Roman" w:hAnsi="Times New Roman" w:eastAsia="仿宋" w:cs="Times New Roman"/>
+                          <w:color w:val="000000"/>
+                          <w:sz w:val="26"/>
+                          <w:szCs w:val="26"/>
+                        </w:rPr>
+                        <w:t xml:space="preserve">开</w:t>
+                      </w:r>
+                    </w:p>
+                  </w:txbxContent>
+                </v:textbox>
+              </v:shape>
+            </w:pict>
+          </mc:Fallback>
+        </mc:AlternateContent>
       </w:r>
       <w:r>
-        <w:pict>
-          <v:shape id="TextBox143" type="#_x0000_t202" style="position:absolute;left:381.275pt;top:285.182pt;width:21.160pt;height:21.120pt;z-index:10;mso-position-horizontal:absolute;mso-position-vertical:absolute;mso-position-horizontal-relative:page;mso-position-vertical-relative:page;mso-wrap:square;" filled="false" stroked="false" v-text-anchor="top">
-            <v:fill on="false"/>
-            <v:stroke on="false"/>
-            <v:textbox style="mso-fit-shape-to-text:false" inset="0pt,0pt,0pt,0pt">
-              <w:txbxContent>
-                <w:p>
-                  <w:pPr>
-                    <w:spacing w:line="240" w:lineRule="auto" w:before="0" w:after="0" w:beforeLines="0" w:afterLines="0"/>
-                    <w:ind w:left="0" w:right="0" w:firstLine="0"/>
-                  </w:pPr>
-                  <w:r>
-                    <w:rPr>
-                      <w:rFonts w:ascii="Times New Roman" w:hAnsi="Times New Roman" w:eastAsia="仿宋" w:cs="Times New Roman"/>
-                      <w:color w:val="000000"/>
-                      <w:sz w:val="26"/>
-                      <w:szCs w:val="26"/>
-                    </w:rPr>
-                    <w:t xml:space="preserve">行</w:t>
-                  </w:r>
-                </w:p>
-              </w:txbxContent>
-            </v:textbox>
-          </v:shape>
-        </w:pict>
+        <mc:AlternateContent>
+          <mc:Choice xmlns:a="http://schemas.openxmlformats.org/drawingml/2006/main" Requires="wps">
+            <w:drawing>
+              <wp:anchor distT="0" distB="0" distL="0" distR="0" simplePos="0" relativeHeight="10" behindDoc="0" locked="0" layoutInCell="1" allowOverlap="1">
+                <wp:simplePos x="0" y="0"/>
+                <wp:positionH relativeFrom="page">
+                  <wp:posOffset>6417185</wp:posOffset>
+                </wp:positionH>
+                <wp:positionV relativeFrom="page">
+                  <wp:posOffset>3121551</wp:posOffset>
+                </wp:positionV>
+                <wp:extent cx="268732" cy="268224"/>
+                <wp:effectExtent l="0" t="0" r="0" b="0"/>
+                <wp:wrapNone/>
+                <wp:docPr id="134" name="TextBox134"/>
+                <wp:cNvGraphicFramePr/>
+                <a:graphic>
+                  <a:graphicData uri="http://schemas.microsoft.com/office/word/2010/wordprocessingShape">
+                    <wps:wsp>
+                      <wps:cNvSpPr txBox="1"/>
+                      <wps:cNvCnPr/>
+                      <wps:spPr>
+                        <a:xfrm>
+                          <a:off x="0" y="0"/>
+                          <a:ext cx="268732" cy="268224"/>
+                        </a:xfrm>
+                        <a:prstGeom prst="rect">
+                          <a:avLst/>
+                        </a:prstGeom>
+                        <a:noFill/>
+                        <a:ln>
+                          <a:noFill/>
+                        </a:ln>
+                      </wps:spPr>
+                      <wps:txbx>
+                        <w:txbxContent>
+                          <w:p>
+                            <w:pPr>
+                              <w:spacing w:line="240" w:lineRule="auto" w:before="0" w:after="0" w:beforeLines="0" w:afterLines="0"/>
+                              <w:ind w:left="0" w:right="0" w:firstLine="0"/>
+                            </w:pPr>
+                            <w:r>
+                              <w:rPr>
+                                <w:rFonts w:ascii="Times New Roman" w:hAnsi="Times New Roman" w:eastAsia="仿宋" w:cs="Times New Roman"/>
+                                <w:color w:val="000000"/>
+                                <w:sz w:val="26"/>
+                                <w:szCs w:val="26"/>
+                              </w:rPr>
+                              <w:t xml:space="preserve">户</w:t>
+                            </w:r>
+                          </w:p>
+                        </w:txbxContent>
+                      </wps:txbx>
+                      <wps:bodyPr rot="0" vert="horz" anchor="t" wrap="square" lIns="0" tIns="0" rIns="0" bIns="0"/>
+                    </wps:wsp>
+                  </a:graphicData>
+                </a:graphic>
+              </wp:anchor>
+            </w:drawing>
+          </mc:Choice>
+          <mc:Fallback>
+            <w:pict>
+              <v:shape id="VML134" type="#_x0000_t202" style="position:absolute;left:505.290pt;top:245.791pt;width:21.160pt;height:21.120pt;z-index:10;mso-position-horizontal:absolute;mso-position-vertical:absolute;mso-position-horizontal-relative:page;mso-position-vertical-relative:page;mso-wrap:square;" filled="false" stroked="false" v-text-anchor="top">
+                <v:fill on="false"/>
+                <v:stroke on="false"/>
+                <v:textbox style="mso-fit-shape-to-text:false" inset="0pt,0pt,0pt,0pt">
+                  <w:txbxContent>
+                    <w:p>
+                      <w:pPr>
+                        <w:spacing w:line="240" w:lineRule="auto" w:before="0" w:after="0" w:beforeLines="0" w:afterLines="0"/>
+                        <w:ind w:left="0" w:right="0" w:firstLine="0"/>
+                      </w:pPr>
+                      <w:r>
+                        <w:rPr>
+                          <w:rFonts w:ascii="Times New Roman" w:hAnsi="Times New Roman" w:eastAsia="仿宋" w:cs="Times New Roman"/>
+                          <w:color w:val="000000"/>
+                          <w:sz w:val="26"/>
+                          <w:szCs w:val="26"/>
+                        </w:rPr>
+                        <w:t xml:space="preserve">户</w:t>
+                      </w:r>
+                    </w:p>
+                  </w:txbxContent>
+                </v:textbox>
+              </v:shape>
+            </w:pict>
+          </mc:Fallback>
+        </mc:AlternateContent>
       </w:r>
       <w:r>
-        <w:pict>
-          <v:shape id="TextBox144" type="#_x0000_t202" style="position:absolute;left:511.871pt;top:285.182pt;width:10.582pt;height:21.120pt;z-index:10;mso-position-horizontal:absolute;mso-position-vertical:absolute;mso-position-horizontal-relative:page;mso-position-vertical-relative:page;mso-wrap:square;" filled="false" stroked="false" v-text-anchor="top">
-            <v:fill on="false"/>
-            <v:stroke on="false"/>
-            <v:textbox style="mso-fit-shape-to-text:false" inset="0pt,0pt,0pt,0pt">
-              <w:txbxContent>
-                <w:p>
-                  <w:pPr>
-                    <w:spacing w:line="240" w:lineRule="auto" w:before="0" w:after="0" w:beforeLines="0" w:afterLines="0"/>
-                    <w:ind w:left="0" w:right="0" w:firstLine="0"/>
-                  </w:pPr>
-                  <w:r>
-                    <w:rPr>
-                      <w:rFonts w:ascii="Times New Roman" w:hAnsi="Times New Roman" w:eastAsia="仿宋" w:cs="Times New Roman"/>
-                      <w:color w:val="000000"/>
-                      <w:sz w:val="26"/>
-                      <w:szCs w:val="26"/>
-                    </w:rPr>
-                    <w:t xml:space="preserve">:</w:t>
-                  </w:r>
-                </w:p>
-              </w:txbxContent>
-            </v:textbox>
-          </v:shape>
-        </w:pict>
+        <mc:AlternateContent>
+          <mc:Choice xmlns:a="http://schemas.openxmlformats.org/drawingml/2006/main" Requires="wps">
+            <w:drawing>
+              <wp:anchor distT="0" distB="0" distL="0" distR="0" simplePos="0" relativeHeight="10" behindDoc="0" locked="0" layoutInCell="1" allowOverlap="1">
+                <wp:simplePos x="0" y="0"/>
+                <wp:positionH relativeFrom="page">
+                  <wp:posOffset>1190625</wp:posOffset>
+                </wp:positionH>
+                <wp:positionV relativeFrom="page">
+                  <wp:posOffset>3363461</wp:posOffset>
+                </wp:positionV>
+                <wp:extent cx="12690856" cy="268224"/>
+                <wp:effectExtent l="0" t="0" r="0" b="0"/>
+                <wp:wrapNone/>
+                <wp:docPr id="135" name="TextBox135"/>
+                <wp:cNvGraphicFramePr/>
+                <a:graphic>
+                  <a:graphicData uri="http://schemas.microsoft.com/office/word/2010/wordprocessingShape">
+                    <wps:wsp>
+                      <wps:cNvSpPr txBox="1"/>
+                      <wps:cNvCnPr/>
+                      <wps:spPr>
+                        <a:xfrm>
+                          <a:off x="0" y="0"/>
+                          <a:ext cx="12690856" cy="268224"/>
+                        </a:xfrm>
+                        <a:prstGeom prst="rect">
+                          <a:avLst/>
+                        </a:prstGeom>
+                        <a:noFill/>
+                        <a:ln>
+                          <a:noFill/>
+                        </a:ln>
+                      </wps:spPr>
+                      <wps:txbx>
+                        <w:txbxContent>
+                          <w:p>
+                            <w:pPr>
+                              <w:spacing w:line="240" w:lineRule="auto" w:before="0" w:after="0" w:beforeLines="0" w:afterLines="0"/>
+                              <w:ind w:left="0" w:right="0" w:firstLine="0"/>
+                            </w:pPr>
+                            <w:r>
+                              <w:rPr>
+                                <w:rFonts w:ascii="Times New Roman" w:hAnsi="Times New Roman" w:eastAsia="仿宋" w:cs="Times New Roman"/>
+                                <w:color w:val="000000"/>
+                                <w:sz w:val="26"/>
+                                <w:szCs w:val="26"/>
+                              </w:rPr>
+                              <w:t xml:space="preserve">名：                                                        </w:t>
+                            </w:r>
+                          </w:p>
+                        </w:txbxContent>
+                      </wps:txbx>
+                      <wps:bodyPr rot="0" vert="horz" anchor="t" wrap="square" lIns="0" tIns="0" rIns="0" bIns="0"/>
+                    </wps:wsp>
+                  </a:graphicData>
+                </a:graphic>
+              </wp:anchor>
+            </w:drawing>
+          </mc:Choice>
+          <mc:Fallback>
+            <w:pict>
+              <v:shape id="VML135" type="#_x0000_t202" style="position:absolute;left:93.750pt;top:264.839pt;width:999.280pt;height:21.120pt;z-index:10;mso-position-horizontal:absolute;mso-position-vertical:absolute;mso-position-horizontal-relative:page;mso-position-vertical-relative:page;mso-wrap:square;" filled="false" stroked="false" v-text-anchor="top">
+                <v:fill on="false"/>
+                <v:stroke on="false"/>
+                <v:textbox style="mso-fit-shape-to-text:false" inset="0pt,0pt,0pt,0pt">
+                  <w:txbxContent>
+                    <w:p>
+                      <w:pPr>
+                        <w:spacing w:line="240" w:lineRule="auto" w:before="0" w:after="0" w:beforeLines="0" w:afterLines="0"/>
+                        <w:ind w:left="0" w:right="0" w:firstLine="0"/>
+                      </w:pPr>
+                      <w:r>
+                        <w:rPr>
+                          <w:rFonts w:ascii="Times New Roman" w:hAnsi="Times New Roman" w:eastAsia="仿宋" w:cs="Times New Roman"/>
+                          <w:color w:val="000000"/>
+                          <w:sz w:val="26"/>
+                          <w:szCs w:val="26"/>
+                        </w:rPr>
+                        <w:t xml:space="preserve">名：                                                        </w:t>
+                      </w:r>
+                    </w:p>
+                  </w:txbxContent>
+                </v:textbox>
+              </v:shape>
+            </w:pict>
+          </mc:Fallback>
+        </mc:AlternateContent>
       </w:r>
       <w:r>
-        <w:pict>
-          <v:shape id="TextBox145" type="#_x0000_t202" style="position:absolute;left:93.750pt;top:303.525pt;width:541.966pt;height:21.120pt;z-index:10;mso-position-horizontal:absolute;mso-position-vertical:absolute;mso-position-horizontal-relative:page;mso-position-vertical-relative:page;mso-wrap:square;" filled="false" stroked="false" v-text-anchor="top">
-            <v:fill on="false"/>
-            <v:stroke on="false"/>
-            <v:textbox style="mso-fit-shape-to-text:false" inset="0pt,0pt,0pt,0pt">
-              <w:txbxContent>
-                <w:p>
-                  <w:pPr>
-                    <w:spacing w:line="240" w:lineRule="auto" w:before="0" w:after="0" w:beforeLines="0" w:afterLines="0"/>
-                    <w:jc w:val="center"/>
-                    <w:ind w:left="0" w:right="0" w:firstLine="0"/>
-                  </w:pPr>
-                  <w:r>
-                    <w:rPr>
-                      <w:rFonts w:ascii="Times New Roman" w:hAnsi="Times New Roman" w:eastAsia="仿宋" w:cs="Times New Roman"/>
-                      <w:color w:val="000000"/>
-                      <w:sz w:val="26"/>
-                      <w:szCs w:val="26"/>
-                    </w:rPr>
-                    <w:t xml:space="preserve">                                                         </w:t>
-                  </w:r>
-                </w:p>
-              </w:txbxContent>
-            </v:textbox>
-          </v:shape>
-        </w:pict>
+        <mc:AlternateContent>
+          <mc:Choice xmlns:a="http://schemas.openxmlformats.org/drawingml/2006/main" Requires="wps">
+            <w:drawing>
+              <wp:anchor distT="0" distB="0" distL="0" distR="0" simplePos="0" relativeHeight="10" behindDoc="0" locked="0" layoutInCell="1" allowOverlap="1">
+                <wp:simplePos x="0" y="0"/>
+                <wp:positionH relativeFrom="page">
+                  <wp:posOffset>1525072</wp:posOffset>
+                </wp:positionH>
+                <wp:positionV relativeFrom="page">
+                  <wp:posOffset>3596413</wp:posOffset>
+                </wp:positionV>
+                <wp:extent cx="268732" cy="268224"/>
+                <wp:effectExtent l="0" t="0" r="0" b="0"/>
+                <wp:wrapNone/>
+                <wp:docPr id="136" name="TextBox136"/>
+                <wp:cNvGraphicFramePr/>
+                <a:graphic>
+                  <a:graphicData uri="http://schemas.microsoft.com/office/word/2010/wordprocessingShape">
+                    <wps:wsp>
+                      <wps:cNvSpPr txBox="1"/>
+                      <wps:cNvCnPr/>
+                      <wps:spPr>
+                        <a:xfrm>
+                          <a:off x="0" y="0"/>
+                          <a:ext cx="268732" cy="268224"/>
+                        </a:xfrm>
+                        <a:prstGeom prst="rect">
+                          <a:avLst/>
+                        </a:prstGeom>
+                        <a:noFill/>
+                        <a:ln>
+                          <a:noFill/>
+                        </a:ln>
+                      </wps:spPr>
+                      <wps:txbx>
+                        <w:txbxContent>
+                          <w:p>
+                            <w:pPr>
+                              <w:spacing w:line="240" w:lineRule="auto" w:before="0" w:after="0" w:beforeLines="0" w:afterLines="0"/>
+                              <w:ind w:left="0" w:right="0" w:firstLine="0"/>
+                            </w:pPr>
+                            <w:r>
+                              <w:rPr>
+                                <w:rFonts w:ascii="Times New Roman" w:hAnsi="Times New Roman" w:eastAsia="仿宋" w:cs="Times New Roman"/>
+                                <w:color w:val="000000"/>
+                                <w:sz w:val="26"/>
+                                <w:szCs w:val="26"/>
+                              </w:rPr>
+                              <w:t xml:space="preserve">开</w:t>
+                            </w:r>
+                          </w:p>
+                        </w:txbxContent>
+                      </wps:txbx>
+                      <wps:bodyPr rot="0" vert="horz" anchor="t" wrap="square" lIns="0" tIns="0" rIns="0" bIns="0"/>
+                    </wps:wsp>
+                  </a:graphicData>
+                </a:graphic>
+              </wp:anchor>
+            </w:drawing>
+          </mc:Choice>
+          <mc:Fallback>
+            <w:pict>
+              <v:shape id="VML136" type="#_x0000_t202" style="position:absolute;left:120.084pt;top:283.182pt;width:21.160pt;height:21.120pt;z-index:10;mso-position-horizontal:absolute;mso-position-vertical:absolute;mso-position-horizontal-relative:page;mso-position-vertical-relative:page;mso-wrap:square;" filled="false" stroked="false" v-text-anchor="top">
+                <v:fill on="false"/>
+                <v:stroke on="false"/>
+                <v:textbox style="mso-fit-shape-to-text:false" inset="0pt,0pt,0pt,0pt">
+                  <w:txbxContent>
+                    <w:p>
+                      <w:pPr>
+                        <w:spacing w:line="240" w:lineRule="auto" w:before="0" w:after="0" w:beforeLines="0" w:afterLines="0"/>
+                        <w:ind w:left="0" w:right="0" w:firstLine="0"/>
+                      </w:pPr>
+                      <w:r>
+                        <w:rPr>
+                          <w:rFonts w:ascii="Times New Roman" w:hAnsi="Times New Roman" w:eastAsia="仿宋" w:cs="Times New Roman"/>
+                          <w:color w:val="000000"/>
+                          <w:sz w:val="26"/>
+                          <w:szCs w:val="26"/>
+                        </w:rPr>
+                        <w:t xml:space="preserve">开</w:t>
+                      </w:r>
+                    </w:p>
+                  </w:txbxContent>
+                </v:textbox>
+              </v:shape>
+            </w:pict>
+          </mc:Fallback>
+        </mc:AlternateContent>
       </w:r>
       <w:r>
-        <w:pict>
-          <v:shape id="TextBox146" type="#_x0000_t202" style="position:absolute;left:120.084pt;top:321.867pt;width:21.160pt;height:21.120pt;z-index:10;mso-position-horizontal:absolute;mso-position-vertical:absolute;mso-position-horizontal-relative:page;mso-position-vertical-relative:page;mso-wrap:square;" filled="false" stroked="false" v-text-anchor="top">
-            <v:fill on="false"/>
-            <v:stroke on="false"/>
-            <v:textbox style="mso-fit-shape-to-text:false" inset="0pt,0pt,0pt,0pt">
-              <w:txbxContent>
-                <w:p>
-                  <w:pPr>
-                    <w:spacing w:line="240" w:lineRule="auto" w:before="0" w:after="0" w:beforeLines="0" w:afterLines="0"/>
-                    <w:ind w:left="0" w:right="0" w:firstLine="0"/>
-                  </w:pPr>
-                  <w:r>
-                    <w:rPr>
-                      <w:rFonts w:ascii="Times New Roman" w:hAnsi="Times New Roman" w:eastAsia="仿宋" w:cs="Times New Roman"/>
-                      <w:color w:val="000000"/>
-                      <w:sz w:val="26"/>
-                      <w:szCs w:val="26"/>
-                    </w:rPr>
-                    <w:t xml:space="preserve">账</w:t>
-                  </w:r>
-                </w:p>
-              </w:txbxContent>
-            </v:textbox>
-          </v:shape>
-        </w:pict>
+        <mc:AlternateContent>
+          <mc:Choice xmlns:a="http://schemas.openxmlformats.org/drawingml/2006/main" Requires="wps">
+            <w:drawing>
+              <wp:anchor distT="0" distB="0" distL="0" distR="0" simplePos="0" relativeHeight="10" behindDoc="0" locked="0" layoutInCell="1" allowOverlap="1">
+                <wp:simplePos x="0" y="0"/>
+                <wp:positionH relativeFrom="page">
+                  <wp:posOffset>3183635</wp:posOffset>
+                </wp:positionH>
+                <wp:positionV relativeFrom="page">
+                  <wp:posOffset>3596413</wp:posOffset>
+                </wp:positionV>
+                <wp:extent cx="268732" cy="268224"/>
+                <wp:effectExtent l="0" t="0" r="0" b="0"/>
+                <wp:wrapNone/>
+                <wp:docPr id="137" name="TextBox137"/>
+                <wp:cNvGraphicFramePr/>
+                <a:graphic>
+                  <a:graphicData uri="http://schemas.microsoft.com/office/word/2010/wordprocessingShape">
+                    <wps:wsp>
+                      <wps:cNvSpPr txBox="1"/>
+                      <wps:cNvCnPr/>
+                      <wps:spPr>
+                        <a:xfrm>
+                          <a:off x="0" y="0"/>
+                          <a:ext cx="268732" cy="268224"/>
+                        </a:xfrm>
+                        <a:prstGeom prst="rect">
+                          <a:avLst/>
+                        </a:prstGeom>
+                        <a:noFill/>
+                        <a:ln>
+                          <a:noFill/>
+                        </a:ln>
+                      </wps:spPr>
+                      <wps:txbx>
+                        <w:txbxContent>
+                          <w:p>
+                            <w:pPr>
+                              <w:spacing w:line="240" w:lineRule="auto" w:before="0" w:after="0" w:beforeLines="0" w:afterLines="0"/>
+                              <w:ind w:left="0" w:right="0" w:firstLine="0"/>
+                            </w:pPr>
+                            <w:r>
+                              <w:rPr>
+                                <w:rFonts w:ascii="Times New Roman" w:hAnsi="Times New Roman" w:eastAsia="仿宋" w:cs="Times New Roman"/>
+                                <w:color w:val="000000"/>
+                                <w:sz w:val="26"/>
+                                <w:szCs w:val="26"/>
+                              </w:rPr>
+                              <w:t xml:space="preserve">户</w:t>
+                            </w:r>
+                          </w:p>
+                        </w:txbxContent>
+                      </wps:txbx>
+                      <wps:bodyPr rot="0" vert="horz" anchor="t" wrap="square" lIns="0" tIns="0" rIns="0" bIns="0"/>
+                    </wps:wsp>
+                  </a:graphicData>
+                </a:graphic>
+              </wp:anchor>
+            </w:drawing>
+          </mc:Choice>
+          <mc:Fallback>
+            <w:pict>
+              <v:shape id="VML137" type="#_x0000_t202" style="position:absolute;left:250.680pt;top:283.182pt;width:21.160pt;height:21.120pt;z-index:10;mso-position-horizontal:absolute;mso-position-vertical:absolute;mso-position-horizontal-relative:page;mso-position-vertical-relative:page;mso-wrap:square;" filled="false" stroked="false" v-text-anchor="top">
+                <v:fill on="false"/>
+                <v:stroke on="false"/>
+                <v:textbox style="mso-fit-shape-to-text:false" inset="0pt,0pt,0pt,0pt">
+                  <w:txbxContent>
+                    <w:p>
+                      <w:pPr>
+                        <w:spacing w:line="240" w:lineRule="auto" w:before="0" w:after="0" w:beforeLines="0" w:afterLines="0"/>
+                        <w:ind w:left="0" w:right="0" w:firstLine="0"/>
+                      </w:pPr>
+                      <w:r>
+                        <w:rPr>
+                          <w:rFonts w:ascii="Times New Roman" w:hAnsi="Times New Roman" w:eastAsia="仿宋" w:cs="Times New Roman"/>
+                          <w:color w:val="000000"/>
+                          <w:sz w:val="26"/>
+                          <w:szCs w:val="26"/>
+                        </w:rPr>
+                        <w:t xml:space="preserve">户</w:t>
+                      </w:r>
+                    </w:p>
+                  </w:txbxContent>
+                </v:textbox>
+              </v:shape>
+            </w:pict>
+          </mc:Fallback>
+        </mc:AlternateContent>
       </w:r>
       <w:r>
-        <w:pict>
-          <v:shape id="TextBox147" type="#_x0000_t202" style="position:absolute;left:312.687pt;top:321.867pt;width:21.160pt;height:21.120pt;z-index:10;mso-position-horizontal:absolute;mso-position-vertical:absolute;mso-position-horizontal-relative:page;mso-position-vertical-relative:page;mso-wrap:square;" filled="false" stroked="false" v-text-anchor="top">
-            <v:fill on="false"/>
-            <v:stroke on="false"/>
-            <v:textbox style="mso-fit-shape-to-text:false" inset="0pt,0pt,0pt,0pt">
-              <w:txbxContent>
-                <w:p>
-                  <w:pPr>
-                    <w:spacing w:line="240" w:lineRule="auto" w:before="0" w:after="0" w:beforeLines="0" w:afterLines="0"/>
-                    <w:jc w:val="center"/>
-                    <w:ind w:left="0" w:right="0" w:firstLine="0"/>
-                  </w:pPr>
-                  <w:r>
-                    <w:rPr>
-                      <w:rFonts w:ascii="Times New Roman" w:hAnsi="Times New Roman" w:eastAsia="仿宋" w:cs="Times New Roman"/>
-                      <w:color w:val="000000"/>
-                      <w:sz w:val="26"/>
-                      <w:szCs w:val="26"/>
-                    </w:rPr>
-                    <w:t xml:space="preserve">号</w:t>
-                  </w:r>
-                </w:p>
-              </w:txbxContent>
-            </v:textbox>
-          </v:shape>
-        </w:pict>
+        <mc:AlternateContent>
+          <mc:Choice xmlns:a="http://schemas.openxmlformats.org/drawingml/2006/main" Requires="wps">
+            <w:drawing>
+              <wp:anchor distT="0" distB="0" distL="0" distR="0" simplePos="0" relativeHeight="10" behindDoc="0" locked="0" layoutInCell="1" allowOverlap="1">
+                <wp:simplePos x="0" y="0"/>
+                <wp:positionH relativeFrom="page">
+                  <wp:posOffset>4842199</wp:posOffset>
+                </wp:positionH>
+                <wp:positionV relativeFrom="page">
+                  <wp:posOffset>3596413</wp:posOffset>
+                </wp:positionV>
+                <wp:extent cx="268732" cy="268224"/>
+                <wp:effectExtent l="0" t="0" r="0" b="0"/>
+                <wp:wrapNone/>
+                <wp:docPr id="138" name="TextBox138"/>
+                <wp:cNvGraphicFramePr/>
+                <a:graphic>
+                  <a:graphicData uri="http://schemas.microsoft.com/office/word/2010/wordprocessingShape">
+                    <wps:wsp>
+                      <wps:cNvSpPr txBox="1"/>
+                      <wps:cNvCnPr/>
+                      <wps:spPr>
+                        <a:xfrm>
+                          <a:off x="0" y="0"/>
+                          <a:ext cx="268732" cy="268224"/>
+                        </a:xfrm>
+                        <a:prstGeom prst="rect">
+                          <a:avLst/>
+                        </a:prstGeom>
+                        <a:noFill/>
+                        <a:ln>
+                          <a:noFill/>
+                        </a:ln>
+                      </wps:spPr>
+                      <wps:txbx>
+                        <w:txbxContent>
+                          <w:p>
+                            <w:pPr>
+                              <w:spacing w:line="240" w:lineRule="auto" w:before="0" w:after="0" w:beforeLines="0" w:afterLines="0"/>
+                              <w:ind w:left="0" w:right="0" w:firstLine="0"/>
+                            </w:pPr>
+                            <w:r>
+                              <w:rPr>
+                                <w:rFonts w:ascii="Times New Roman" w:hAnsi="Times New Roman" w:eastAsia="仿宋" w:cs="Times New Roman"/>
+                                <w:color w:val="000000"/>
+                                <w:sz w:val="26"/>
+                                <w:szCs w:val="26"/>
+                              </w:rPr>
+                              <w:t xml:space="preserve">行</w:t>
+                            </w:r>
+                          </w:p>
+                        </w:txbxContent>
+                      </wps:txbx>
+                      <wps:bodyPr rot="0" vert="horz" anchor="t" wrap="square" lIns="0" tIns="0" rIns="0" bIns="0"/>
+                    </wps:wsp>
+                  </a:graphicData>
+                </a:graphic>
+              </wp:anchor>
+            </w:drawing>
+          </mc:Choice>
+          <mc:Fallback>
+            <w:pict>
+              <v:shape id="VML138" type="#_x0000_t202" style="position:absolute;left:381.275pt;top:283.182pt;width:21.160pt;height:21.120pt;z-index:10;mso-position-horizontal:absolute;mso-position-vertical:absolute;mso-position-horizontal-relative:page;mso-position-vertical-relative:page;mso-wrap:square;" filled="false" stroked="false" v-text-anchor="top">
+                <v:fill on="false"/>
+                <v:stroke on="false"/>
+                <v:textbox style="mso-fit-shape-to-text:false" inset="0pt,0pt,0pt,0pt">
+                  <w:txbxContent>
+                    <w:p>
+                      <w:pPr>
+                        <w:spacing w:line="240" w:lineRule="auto" w:before="0" w:after="0" w:beforeLines="0" w:afterLines="0"/>
+                        <w:ind w:left="0" w:right="0" w:firstLine="0"/>
+                      </w:pPr>
+                      <w:r>
+                        <w:rPr>
+                          <w:rFonts w:ascii="Times New Roman" w:hAnsi="Times New Roman" w:eastAsia="仿宋" w:cs="Times New Roman"/>
+                          <w:color w:val="000000"/>
+                          <w:sz w:val="26"/>
+                          <w:szCs w:val="26"/>
+                        </w:rPr>
+                        <w:t xml:space="preserve">行</w:t>
+                      </w:r>
+                    </w:p>
+                  </w:txbxContent>
+                </v:textbox>
+              </v:shape>
+            </w:pict>
+          </mc:Fallback>
+        </mc:AlternateContent>
       </w:r>
       <w:r>
-        <w:pict>
-          <v:shape id="TextBox148" type="#_x0000_t202" style="position:absolute;left:505.290pt;top:321.867pt;width:21.160pt;height:21.120pt;z-index:10;mso-position-horizontal:absolute;mso-position-vertical:absolute;mso-position-horizontal-relative:page;mso-position-vertical-relative:page;mso-wrap:square;" filled="false" stroked="false" v-text-anchor="top">
-            <v:fill on="false"/>
-            <v:stroke on="false"/>
-            <v:textbox style="mso-fit-shape-to-text:false" inset="0pt,0pt,0pt,0pt">
-              <w:txbxContent>
-                <w:p>
-                  <w:pPr>
-                    <w:spacing w:line="240" w:lineRule="auto" w:before="0" w:after="0" w:beforeLines="0" w:afterLines="0"/>
-                    <w:ind w:left="0" w:right="0" w:firstLine="0"/>
-                  </w:pPr>
-                  <w:r>
-                    <w:rPr>
-                      <w:rFonts w:ascii="Times New Roman" w:hAnsi="Times New Roman" w:eastAsia="仿宋" w:cs="Times New Roman"/>
-                      <w:color w:val="000000"/>
-                      <w:sz w:val="26"/>
-                      <w:szCs w:val="26"/>
-                    </w:rPr>
-                    <w:t xml:space="preserve">：</w:t>
-                  </w:r>
-                </w:p>
-              </w:txbxContent>
-            </v:textbox>
-          </v:shape>
-        </w:pict>
+        <mc:AlternateContent>
+          <mc:Choice xmlns:a="http://schemas.openxmlformats.org/drawingml/2006/main" Requires="wps">
+            <w:drawing>
+              <wp:anchor distT="0" distB="0" distL="0" distR="0" simplePos="0" relativeHeight="10" behindDoc="0" locked="0" layoutInCell="1" allowOverlap="1">
+                <wp:simplePos x="0" y="0"/>
+                <wp:positionH relativeFrom="page">
+                  <wp:posOffset>6500762</wp:posOffset>
+                </wp:positionH>
+                <wp:positionV relativeFrom="page">
+                  <wp:posOffset>3596413</wp:posOffset>
+                </wp:positionV>
+                <wp:extent cx="134394" cy="268224"/>
+                <wp:effectExtent l="0" t="0" r="0" b="0"/>
+                <wp:wrapNone/>
+                <wp:docPr id="139" name="TextBox139"/>
+                <wp:cNvGraphicFramePr/>
+                <a:graphic>
+                  <a:graphicData uri="http://schemas.microsoft.com/office/word/2010/wordprocessingShape">
+                    <wps:wsp>
+                      <wps:cNvSpPr txBox="1"/>
+                      <wps:cNvCnPr/>
+                      <wps:spPr>
+                        <a:xfrm>
+                          <a:off x="0" y="0"/>
+                          <a:ext cx="134394" cy="268224"/>
+                        </a:xfrm>
+                        <a:prstGeom prst="rect">
+                          <a:avLst/>
+                        </a:prstGeom>
+                        <a:noFill/>
+                        <a:ln>
+                          <a:noFill/>
+                        </a:ln>
+                      </wps:spPr>
+                      <wps:txbx>
+                        <w:txbxContent>
+                          <w:p>
+                            <w:pPr>
+                              <w:spacing w:line="240" w:lineRule="auto" w:before="0" w:after="0" w:beforeLines="0" w:afterLines="0"/>
+                              <w:ind w:left="0" w:right="0" w:firstLine="0"/>
+                            </w:pPr>
+                            <w:r>
+                              <w:rPr>
+                                <w:rFonts w:ascii="Times New Roman" w:hAnsi="Times New Roman" w:eastAsia="仿宋" w:cs="Times New Roman"/>
+                                <w:color w:val="000000"/>
+                                <w:sz w:val="26"/>
+                                <w:szCs w:val="26"/>
+                              </w:rPr>
+                              <w:t xml:space="preserve">:</w:t>
+                            </w:r>
+                          </w:p>
+                        </w:txbxContent>
+                      </wps:txbx>
+                      <wps:bodyPr rot="0" vert="horz" anchor="t" wrap="square" lIns="0" tIns="0" rIns="0" bIns="0"/>
+                    </wps:wsp>
+                  </a:graphicData>
+                </a:graphic>
+              </wp:anchor>
+            </w:drawing>
+          </mc:Choice>
+          <mc:Fallback>
+            <w:pict>
+              <v:shape id="VML139" type="#_x0000_t202" style="position:absolute;left:511.871pt;top:283.182pt;width:10.582pt;height:21.120pt;z-index:10;mso-position-horizontal:absolute;mso-position-vertical:absolute;mso-position-horizontal-relative:page;mso-position-vertical-relative:page;mso-wrap:square;" filled="false" stroked="false" v-text-anchor="top">
+                <v:fill on="false"/>
+                <v:stroke on="false"/>
+                <v:textbox style="mso-fit-shape-to-text:false" inset="0pt,0pt,0pt,0pt">
+                  <w:txbxContent>
+                    <w:p>
+                      <w:pPr>
+                        <w:spacing w:line="240" w:lineRule="auto" w:before="0" w:after="0" w:beforeLines="0" w:afterLines="0"/>
+                        <w:ind w:left="0" w:right="0" w:firstLine="0"/>
+                      </w:pPr>
+                      <w:r>
+                        <w:rPr>
+                          <w:rFonts w:ascii="Times New Roman" w:hAnsi="Times New Roman" w:eastAsia="仿宋" w:cs="Times New Roman"/>
+                          <w:color w:val="000000"/>
+                          <w:sz w:val="26"/>
+                          <w:szCs w:val="26"/>
+                        </w:rPr>
+                        <w:t xml:space="preserve">:</w:t>
+                      </w:r>
+                    </w:p>
+                  </w:txbxContent>
+                </v:textbox>
+              </v:shape>
+            </w:pict>
+          </mc:Fallback>
+        </mc:AlternateContent>
       </w:r>
       <w:r>
-        <w:pict>
-          <v:shape id="TextBox149" type="#_x0000_t202" style="position:absolute;left:93.750pt;top:340.210pt;width:541.966pt;height:21.120pt;z-index:10;mso-position-horizontal:absolute;mso-position-vertical:absolute;mso-position-horizontal-relative:page;mso-position-vertical-relative:page;mso-wrap:square;" filled="false" stroked="false" v-text-anchor="top">
-            <v:fill on="false"/>
-            <v:stroke on="false"/>
-            <v:textbox style="mso-fit-shape-to-text:false" inset="0pt,0pt,0pt,0pt">
-              <w:txbxContent>
-                <w:p>
-                  <w:pPr>
-                    <w:spacing w:line="240" w:lineRule="auto" w:before="0" w:after="0" w:beforeLines="0" w:afterLines="0"/>
-                    <w:jc w:val="center"/>
-                    <w:ind w:left="0" w:right="0" w:firstLine="0"/>
-                  </w:pPr>
-                  <w:r>
-                    <w:rPr>
-                      <w:rFonts w:ascii="Times New Roman" w:hAnsi="Times New Roman" w:eastAsia="仿宋" w:cs="Times New Roman"/>
-                      <w:color w:val="000000"/>
-                      <w:sz w:val="26"/>
-                      <w:szCs w:val="26"/>
-                    </w:rPr>
-                    <w:t xml:space="preserve">                                                         </w:t>
-                  </w:r>
-                </w:p>
-              </w:txbxContent>
-            </v:textbox>
-          </v:shape>
-        </w:pict>
+        <mc:AlternateContent>
+          <mc:Choice xmlns:a="http://schemas.openxmlformats.org/drawingml/2006/main" Requires="wps">
+            <w:drawing>
+              <wp:anchor distT="0" distB="0" distL="0" distR="0" simplePos="0" relativeHeight="10" behindDoc="0" locked="0" layoutInCell="1" allowOverlap="1">
+                <wp:simplePos x="0" y="0"/>
+                <wp:positionH relativeFrom="page">
+                  <wp:posOffset>1190625</wp:posOffset>
+                </wp:positionH>
+                <wp:positionV relativeFrom="page">
+                  <wp:posOffset>3829364</wp:posOffset>
+                </wp:positionV>
+                <wp:extent cx="6882968" cy="268224"/>
+                <wp:effectExtent l="0" t="0" r="0" b="0"/>
+                <wp:wrapNone/>
+                <wp:docPr id="140" name="TextBox140"/>
+                <wp:cNvGraphicFramePr/>
+                <a:graphic>
+                  <a:graphicData uri="http://schemas.microsoft.com/office/word/2010/wordprocessingShape">
+                    <wps:wsp>
+                      <wps:cNvSpPr txBox="1"/>
+                      <wps:cNvCnPr/>
+                      <wps:spPr>
+                        <a:xfrm>
+                          <a:off x="0" y="0"/>
+                          <a:ext cx="6882968" cy="268224"/>
+                        </a:xfrm>
+                        <a:prstGeom prst="rect">
+                          <a:avLst/>
+                        </a:prstGeom>
+                        <a:noFill/>
+                        <a:ln>
+                          <a:noFill/>
+                        </a:ln>
+                      </wps:spPr>
+                      <wps:txbx>
+                        <w:txbxContent>
+                          <w:p>
+                            <w:pPr>
+                              <w:spacing w:line="240" w:lineRule="auto" w:before="0" w:after="0" w:beforeLines="0" w:afterLines="0"/>
+                              <w:ind w:left="0" w:right="0" w:firstLine="0"/>
+                            </w:pPr>
+                            <w:r>
+                              <w:rPr>
+                                <w:rFonts w:ascii="Times New Roman" w:hAnsi="Times New Roman" w:eastAsia="仿宋" w:cs="Times New Roman"/>
+                                <w:color w:val="000000"/>
+                                <w:sz w:val="26"/>
+                                <w:szCs w:val="26"/>
+                              </w:rPr>
+                              <w:t xml:space="preserve">                                                         </w:t>
+                            </w:r>
+                          </w:p>
+                        </w:txbxContent>
+                      </wps:txbx>
+                      <wps:bodyPr rot="0" vert="horz" anchor="t" wrap="square" lIns="0" tIns="0" rIns="0" bIns="0"/>
+                    </wps:wsp>
+                  </a:graphicData>
+                </a:graphic>
+              </wp:anchor>
+            </w:drawing>
+          </mc:Choice>
+          <mc:Fallback>
+            <w:pict>
+              <v:shape id="VML140" type="#_x0000_t202" style="position:absolute;left:93.750pt;top:301.525pt;width:541.966pt;height:21.120pt;z-index:10;mso-position-horizontal:absolute;mso-position-vertical:absolute;mso-position-horizontal-relative:page;mso-position-vertical-relative:page;mso-wrap:square;" filled="false" stroked="false" v-text-anchor="top">
+                <v:fill on="false"/>
+                <v:stroke on="false"/>
+                <v:textbox style="mso-fit-shape-to-text:false" inset="0pt,0pt,0pt,0pt">
+                  <w:txbxContent>
+                    <w:p>
+                      <w:pPr>
+                        <w:spacing w:line="240" w:lineRule="auto" w:before="0" w:after="0" w:beforeLines="0" w:afterLines="0"/>
+                        <w:ind w:left="0" w:right="0" w:firstLine="0"/>
+                      </w:pPr>
+                      <w:r>
+                        <w:rPr>
+                          <w:rFonts w:ascii="Times New Roman" w:hAnsi="Times New Roman" w:eastAsia="仿宋" w:cs="Times New Roman"/>
+                          <w:color w:val="000000"/>
+                          <w:sz w:val="26"/>
+                          <w:szCs w:val="26"/>
+                        </w:rPr>
+                        <w:t xml:space="preserve">                                                         </w:t>
+                      </w:r>
+                    </w:p>
+                  </w:txbxContent>
+                </v:textbox>
+              </v:shape>
+            </w:pict>
+          </mc:Fallback>
+        </mc:AlternateContent>
       </w:r>
       <w:r>
-        <w:pict>
-          <v:shape id="TextBox150" type="#_x0000_t202" style="position:absolute;left:120.084pt;top:358.553pt;width:535.960pt;height:21.120pt;z-index:10;mso-position-horizontal:absolute;mso-position-vertical:absolute;mso-position-horizontal-relative:page;mso-position-vertical-relative:page;mso-wrap:square;" filled="false" stroked="false" v-text-anchor="top">
-            <v:fill on="false"/>
-            <v:stroke on="false"/>
-            <v:textbox style="mso-fit-shape-to-text:false" inset="0pt,0pt,0pt,0pt">
-              <w:txbxContent>
-                <w:p>
-                  <w:pPr>
-                    <w:spacing w:line="240" w:lineRule="auto" w:before="0" w:after="0" w:beforeLines="0" w:afterLines="0"/>
-                    <w:jc w:val="center"/>
-                    <w:ind w:left="0" w:right="0" w:firstLine="0"/>
-                  </w:pPr>
-                  <w:r>
-                    <w:rPr>
-                      <w:rFonts w:ascii="Times New Roman" w:hAnsi="Times New Roman" w:eastAsia="仿宋" w:cs="Times New Roman"/>
-                      <w:color w:val="000000"/>
-                      <w:sz w:val="26"/>
-                      <w:szCs w:val="26"/>
-                    </w:rPr>
-                    <w:t xml:space="preserve">3.联合体牵头人在本项目中签署的一切文件和处理的一切事宜，联合</w:t>
-                  </w:r>
-                </w:p>
-              </w:txbxContent>
-            </v:textbox>
-          </v:shape>
-        </w:pict>
+        <mc:AlternateContent>
+          <mc:Choice xmlns:a="http://schemas.openxmlformats.org/drawingml/2006/main" Requires="wps">
+            <w:drawing>
+              <wp:anchor distT="0" distB="0" distL="0" distR="0" simplePos="0" relativeHeight="10" behindDoc="0" locked="0" layoutInCell="1" allowOverlap="1">
+                <wp:simplePos x="0" y="0"/>
+                <wp:positionH relativeFrom="page">
+                  <wp:posOffset>1525072</wp:posOffset>
+                </wp:positionH>
+                <wp:positionV relativeFrom="page">
+                  <wp:posOffset>4062315</wp:posOffset>
+                </wp:positionV>
+                <wp:extent cx="268732" cy="268224"/>
+                <wp:effectExtent l="0" t="0" r="0" b="0"/>
+                <wp:wrapNone/>
+                <wp:docPr id="141" name="TextBox141"/>
+                <wp:cNvGraphicFramePr/>
+                <a:graphic>
+                  <a:graphicData uri="http://schemas.microsoft.com/office/word/2010/wordprocessingShape">
+                    <wps:wsp>
+                      <wps:cNvSpPr txBox="1"/>
+                      <wps:cNvCnPr/>
+                      <wps:spPr>
+                        <a:xfrm>
+                          <a:off x="0" y="0"/>
+                          <a:ext cx="268732" cy="268224"/>
+                        </a:xfrm>
+                        <a:prstGeom prst="rect">
+                          <a:avLst/>
+                        </a:prstGeom>
+                        <a:noFill/>
+                        <a:ln>
+                          <a:noFill/>
+                        </a:ln>
+                      </wps:spPr>
+                      <wps:txbx>
+                        <w:txbxContent>
+                          <w:p>
+                            <w:pPr>
+                              <w:spacing w:line="240" w:lineRule="auto" w:before="0" w:after="0" w:beforeLines="0" w:afterLines="0"/>
+                              <w:ind w:left="0" w:right="0" w:firstLine="0"/>
+                            </w:pPr>
+                            <w:r>
+                              <w:rPr>
+                                <w:rFonts w:ascii="Times New Roman" w:hAnsi="Times New Roman" w:eastAsia="仿宋" w:cs="Times New Roman"/>
+                                <w:color w:val="000000"/>
+                                <w:sz w:val="26"/>
+                                <w:szCs w:val="26"/>
+                              </w:rPr>
+                              <w:t xml:space="preserve">账</w:t>
+                            </w:r>
+                          </w:p>
+                        </w:txbxContent>
+                      </wps:txbx>
+                      <wps:bodyPr rot="0" vert="horz" anchor="t" wrap="square" lIns="0" tIns="0" rIns="0" bIns="0"/>
+                    </wps:wsp>
+                  </a:graphicData>
+                </a:graphic>
+              </wp:anchor>
+            </w:drawing>
+          </mc:Choice>
+          <mc:Fallback>
+            <w:pict>
+              <v:shape id="VML141" type="#_x0000_t202" style="position:absolute;left:120.084pt;top:319.867pt;width:21.160pt;height:21.120pt;z-index:10;mso-position-horizontal:absolute;mso-position-vertical:absolute;mso-position-horizontal-relative:page;mso-position-vertical-relative:page;mso-wrap:square;" filled="false" stroked="false" v-text-anchor="top">
+                <v:fill on="false"/>
+                <v:stroke on="false"/>
+                <v:textbox style="mso-fit-shape-to-text:false" inset="0pt,0pt,0pt,0pt">
+                  <w:txbxContent>
+                    <w:p>
+                      <w:pPr>
+                        <w:spacing w:line="240" w:lineRule="auto" w:before="0" w:after="0" w:beforeLines="0" w:afterLines="0"/>
+                        <w:ind w:left="0" w:right="0" w:firstLine="0"/>
+                      </w:pPr>
+                      <w:r>
+                        <w:rPr>
+                          <w:rFonts w:ascii="Times New Roman" w:hAnsi="Times New Roman" w:eastAsia="仿宋" w:cs="Times New Roman"/>
+                          <w:color w:val="000000"/>
+                          <w:sz w:val="26"/>
+                          <w:szCs w:val="26"/>
+                        </w:rPr>
+                        <w:t xml:space="preserve">账</w:t>
+                      </w:r>
+                    </w:p>
+                  </w:txbxContent>
+                </v:textbox>
+              </v:shape>
+            </w:pict>
+          </mc:Fallback>
+        </mc:AlternateContent>
       </w:r>
       <w:r>
-        <w:pict>
-          <v:shape id="TextBox151" type="#_x0000_t202" style="position:absolute;left:93.750pt;top:376.895pt;width:553.120pt;height:21.120pt;z-index:10;mso-position-horizontal:absolute;mso-position-vertical:absolute;mso-position-horizontal-relative:page;mso-position-vertical-relative:page;mso-wrap:square;" filled="false" stroked="false" v-text-anchor="top">
-            <v:fill on="false"/>
-            <v:stroke on="false"/>
-            <v:textbox style="mso-fit-shape-to-text:false" inset="0pt,0pt,0pt,0pt">
-              <w:txbxContent>
-                <w:p>
-                  <w:pPr>
-                    <w:spacing w:line="240" w:lineRule="auto" w:before="0" w:after="0" w:beforeLines="0" w:afterLines="0"/>
-                    <w:jc w:val="center"/>
-                    <w:ind w:left="0" w:right="0" w:firstLine="0"/>
-                  </w:pPr>
-                  <w:r>
-                    <w:rPr>
-                      <w:rFonts w:ascii="Times New Roman" w:hAnsi="Times New Roman" w:eastAsia="仿宋" w:cs="Times New Roman"/>
-                      <w:color w:val="000000"/>
-                      <w:sz w:val="26"/>
-                      <w:szCs w:val="26"/>
-                    </w:rPr>
-                    <w:t xml:space="preserve">体各成员均予以承认。联合体各成员将严格按照采购文件、响应文件和合</w:t>
-                  </w:r>
-                </w:p>
-              </w:txbxContent>
-            </v:textbox>
-          </v:shape>
-        </w:pict>
+        <mc:AlternateContent>
+          <mc:Choice xmlns:a="http://schemas.openxmlformats.org/drawingml/2006/main" Requires="wps">
+            <w:drawing>
+              <wp:anchor distT="0" distB="0" distL="0" distR="0" simplePos="0" relativeHeight="10" behindDoc="0" locked="0" layoutInCell="1" allowOverlap="1">
+                <wp:simplePos x="0" y="0"/>
+                <wp:positionH relativeFrom="page">
+                  <wp:posOffset>3971129</wp:posOffset>
+                </wp:positionH>
+                <wp:positionV relativeFrom="page">
+                  <wp:posOffset>4062315</wp:posOffset>
+                </wp:positionV>
+                <wp:extent cx="268732" cy="268224"/>
+                <wp:effectExtent l="0" t="0" r="0" b="0"/>
+                <wp:wrapNone/>
+                <wp:docPr id="142" name="TextBox142"/>
+                <wp:cNvGraphicFramePr/>
+                <a:graphic>
+                  <a:graphicData uri="http://schemas.microsoft.com/office/word/2010/wordprocessingShape">
+                    <wps:wsp>
+                      <wps:cNvSpPr txBox="1"/>
+                      <wps:cNvCnPr/>
+                      <wps:spPr>
+                        <a:xfrm>
+                          <a:off x="0" y="0"/>
+                          <a:ext cx="268732" cy="268224"/>
+                        </a:xfrm>
+                        <a:prstGeom prst="rect">
+                          <a:avLst/>
+                        </a:prstGeom>
+                        <a:noFill/>
+                        <a:ln>
+                          <a:noFill/>
+                        </a:ln>
+                      </wps:spPr>
+                      <wps:txbx>
+                        <w:txbxContent>
+                          <w:p>
+                            <w:pPr>
+                              <w:spacing w:line="240" w:lineRule="auto" w:before="0" w:after="0" w:beforeLines="0" w:afterLines="0"/>
+                              <w:ind w:left="0" w:right="0" w:firstLine="0"/>
+                            </w:pPr>
+                            <w:r>
+                              <w:rPr>
+                                <w:rFonts w:ascii="Times New Roman" w:hAnsi="Times New Roman" w:eastAsia="仿宋" w:cs="Times New Roman"/>
+                                <w:color w:val="000000"/>
+                                <w:sz w:val="26"/>
+                                <w:szCs w:val="26"/>
+                              </w:rPr>
+                              <w:t xml:space="preserve">号</w:t>
+                            </w:r>
+                          </w:p>
+                        </w:txbxContent>
+                      </wps:txbx>
+                      <wps:bodyPr rot="0" vert="horz" anchor="t" wrap="square" lIns="0" tIns="0" rIns="0" bIns="0"/>
+                    </wps:wsp>
+                  </a:graphicData>
+                </a:graphic>
+              </wp:anchor>
+            </w:drawing>
+          </mc:Choice>
+          <mc:Fallback>
+            <w:pict>
+              <v:shape id="VML142" type="#_x0000_t202" style="position:absolute;left:312.687pt;top:319.867pt;width:21.160pt;height:21.120pt;z-index:10;mso-position-horizontal:absolute;mso-position-vertical:absolute;mso-position-horizontal-relative:page;mso-position-vertical-relative:page;mso-wrap:square;" filled="false" stroked="false" v-text-anchor="top">
+                <v:fill on="false"/>
+                <v:stroke on="false"/>
+                <v:textbox style="mso-fit-shape-to-text:false" inset="0pt,0pt,0pt,0pt">
+                  <w:txbxContent>
+                    <w:p>
+                      <w:pPr>
+                        <w:spacing w:line="240" w:lineRule="auto" w:before="0" w:after="0" w:beforeLines="0" w:afterLines="0"/>
+                        <w:ind w:left="0" w:right="0" w:firstLine="0"/>
+                      </w:pPr>
+                      <w:r>
+                        <w:rPr>
+                          <w:rFonts w:ascii="Times New Roman" w:hAnsi="Times New Roman" w:eastAsia="仿宋" w:cs="Times New Roman"/>
+                          <w:color w:val="000000"/>
+                          <w:sz w:val="26"/>
+                          <w:szCs w:val="26"/>
+                        </w:rPr>
+                        <w:t xml:space="preserve">号</w:t>
+                      </w:r>
+                    </w:p>
+                  </w:txbxContent>
+                </v:textbox>
+              </v:shape>
+            </w:pict>
+          </mc:Fallback>
+        </mc:AlternateContent>
       </w:r>
       <w:r>
-        <w:pict>
-          <v:shape id="TextBox152" type="#_x0000_t202" style="position:absolute;left:93.750pt;top:395.943pt;width:398.680pt;height:21.120pt;z-index:10;mso-position-horizontal:absolute;mso-position-vertical:absolute;mso-position-horizontal-relative:page;mso-position-vertical-relative:page;mso-wrap:square;" filled="false" stroked="false" v-text-anchor="top">
-            <v:fill on="false"/>
-            <v:stroke on="false"/>
-            <v:textbox style="mso-fit-shape-to-text:false" inset="0pt,0pt,0pt,0pt">
-              <w:txbxContent>
-                <w:p>
-                  <w:pPr>
-                    <w:spacing w:line="240" w:lineRule="auto" w:before="0" w:after="0" w:beforeLines="0" w:afterLines="0"/>
-                    <w:ind w:left="0" w:right="0" w:firstLine="0"/>
-                  </w:pPr>
-                  <w:r>
-                    <w:rPr>
-                      <w:rFonts w:ascii="Times New Roman" w:hAnsi="Times New Roman" w:eastAsia="仿宋" w:cs="Times New Roman"/>
-                      <w:color w:val="000000"/>
-                      <w:sz w:val="26"/>
-                      <w:szCs w:val="26"/>
-                    </w:rPr>
-                    <w:t xml:space="preserve">同的要求全面履行义务，并向采购人承担连带责任。</w:t>
-                  </w:r>
-                </w:p>
-              </w:txbxContent>
-            </v:textbox>
-          </v:shape>
-        </w:pict>
+        <mc:AlternateContent>
+          <mc:Choice xmlns:a="http://schemas.openxmlformats.org/drawingml/2006/main" Requires="wps">
+            <w:drawing>
+              <wp:anchor distT="0" distB="0" distL="0" distR="0" simplePos="0" relativeHeight="10" behindDoc="0" locked="0" layoutInCell="1" allowOverlap="1">
+                <wp:simplePos x="0" y="0"/>
+                <wp:positionH relativeFrom="page">
+                  <wp:posOffset>6417185</wp:posOffset>
+                </wp:positionH>
+                <wp:positionV relativeFrom="page">
+                  <wp:posOffset>4062315</wp:posOffset>
+                </wp:positionV>
+                <wp:extent cx="268732" cy="268224"/>
+                <wp:effectExtent l="0" t="0" r="0" b="0"/>
+                <wp:wrapNone/>
+                <wp:docPr id="143" name="TextBox143"/>
+                <wp:cNvGraphicFramePr/>
+                <a:graphic>
+                  <a:graphicData uri="http://schemas.microsoft.com/office/word/2010/wordprocessingShape">
+                    <wps:wsp>
+                      <wps:cNvSpPr txBox="1"/>
+                      <wps:cNvCnPr/>
+                      <wps:spPr>
+                        <a:xfrm>
+                          <a:off x="0" y="0"/>
+                          <a:ext cx="268732" cy="268224"/>
+                        </a:xfrm>
+                        <a:prstGeom prst="rect">
+                          <a:avLst/>
+                        </a:prstGeom>
+                        <a:noFill/>
+                        <a:ln>
+                          <a:noFill/>
+                        </a:ln>
+                      </wps:spPr>
+                      <wps:txbx>
+                        <w:txbxContent>
+                          <w:p>
+                            <w:pPr>
+                              <w:spacing w:line="240" w:lineRule="auto" w:before="0" w:after="0" w:beforeLines="0" w:afterLines="0"/>
+                              <w:ind w:left="0" w:right="0" w:firstLine="0"/>
+                            </w:pPr>
+                            <w:r>
+                              <w:rPr>
+                                <w:rFonts w:ascii="Times New Roman" w:hAnsi="Times New Roman" w:eastAsia="仿宋" w:cs="Times New Roman"/>
+                                <w:color w:val="000000"/>
+                                <w:sz w:val="26"/>
+                                <w:szCs w:val="26"/>
+                              </w:rPr>
+                              <w:t xml:space="preserve">：</w:t>
+                            </w:r>
+                          </w:p>
+                        </w:txbxContent>
+                      </wps:txbx>
+                      <wps:bodyPr rot="0" vert="horz" anchor="t" wrap="square" lIns="0" tIns="0" rIns="0" bIns="0"/>
+                    </wps:wsp>
+                  </a:graphicData>
+                </a:graphic>
+              </wp:anchor>
+            </w:drawing>
+          </mc:Choice>
+          <mc:Fallback>
+            <w:pict>
+              <v:shape id="VML143" type="#_x0000_t202" style="position:absolute;left:505.290pt;top:319.867pt;width:21.160pt;height:21.120pt;z-index:10;mso-position-horizontal:absolute;mso-position-vertical:absolute;mso-position-horizontal-relative:page;mso-position-vertical-relative:page;mso-wrap:square;" filled="false" stroked="false" v-text-anchor="top">
+                <v:fill on="false"/>
+                <v:stroke on="false"/>
+                <v:textbox style="mso-fit-shape-to-text:false" inset="0pt,0pt,0pt,0pt">
+                  <w:txbxContent>
+                    <w:p>
+                      <w:pPr>
+                        <w:spacing w:line="240" w:lineRule="auto" w:before="0" w:after="0" w:beforeLines="0" w:afterLines="0"/>
+                        <w:ind w:left="0" w:right="0" w:firstLine="0"/>
+                      </w:pPr>
+                      <w:r>
+                        <w:rPr>
+                          <w:rFonts w:ascii="Times New Roman" w:hAnsi="Times New Roman" w:eastAsia="仿宋" w:cs="Times New Roman"/>
+                          <w:color w:val="000000"/>
+                          <w:sz w:val="26"/>
+                          <w:szCs w:val="26"/>
+                        </w:rPr>
+                        <w:t xml:space="preserve">：</w:t>
+                      </w:r>
+                    </w:p>
+                  </w:txbxContent>
+                </v:textbox>
+              </v:shape>
+            </w:pict>
+          </mc:Fallback>
+        </mc:AlternateContent>
       </w:r>
       <w:r>
-        <w:pict>
-          <v:shape id="TextBox153" type="#_x0000_t202" style="position:absolute;left:120.084pt;top:414.286pt;width:518.800pt;height:21.120pt;z-index:10;mso-position-horizontal:absolute;mso-position-vertical:absolute;mso-position-horizontal-relative:page;mso-position-vertical-relative:page;mso-wrap:square;" filled="false" stroked="false" v-text-anchor="top">
-            <v:fill on="false"/>
-            <v:stroke on="false"/>
-            <v:textbox style="mso-fit-shape-to-text:false" inset="0pt,0pt,0pt,0pt">
-              <w:txbxContent>
-                <w:p>
-                  <w:pPr>
-                    <w:spacing w:line="240" w:lineRule="auto" w:before="0" w:after="0" w:beforeLines="0" w:afterLines="0"/>
-                    <w:jc w:val="center"/>
-                    <w:ind w:left="0" w:right="0" w:firstLine="0"/>
-                  </w:pPr>
-                  <w:r>
-                    <w:rPr>
-                      <w:rFonts w:ascii="Times New Roman" w:hAnsi="Times New Roman" w:eastAsia="仿宋" w:cs="Times New Roman"/>
-                      <w:color w:val="000000"/>
-                      <w:sz w:val="26"/>
-                      <w:szCs w:val="26"/>
-                    </w:rPr>
-                    <w:t xml:space="preserve">联合体各成员在采购响应及合同履行过程中产生纠纷的，由联合体各</w:t>
-                  </w:r>
-                </w:p>
-              </w:txbxContent>
-            </v:textbox>
-          </v:shape>
-        </w:pict>
+        <mc:AlternateContent>
+          <mc:Choice xmlns:a="http://schemas.openxmlformats.org/drawingml/2006/main" Requires="wps">
+            <w:drawing>
+              <wp:anchor distT="0" distB="0" distL="0" distR="0" simplePos="0" relativeHeight="10" behindDoc="0" locked="0" layoutInCell="1" allowOverlap="1">
+                <wp:simplePos x="0" y="0"/>
+                <wp:positionH relativeFrom="page">
+                  <wp:posOffset>1190625</wp:posOffset>
+                </wp:positionH>
+                <wp:positionV relativeFrom="page">
+                  <wp:posOffset>4295266</wp:posOffset>
+                </wp:positionV>
+                <wp:extent cx="6882968" cy="268224"/>
+                <wp:effectExtent l="0" t="0" r="0" b="0"/>
+                <wp:wrapNone/>
+                <wp:docPr id="144" name="TextBox144"/>
+                <wp:cNvGraphicFramePr/>
+                <a:graphic>
+                  <a:graphicData uri="http://schemas.microsoft.com/office/word/2010/wordprocessingShape">
+                    <wps:wsp>
+                      <wps:cNvSpPr txBox="1"/>
+                      <wps:cNvCnPr/>
+                      <wps:spPr>
+                        <a:xfrm>
+                          <a:off x="0" y="0"/>
+                          <a:ext cx="6882968" cy="268224"/>
+                        </a:xfrm>
+                        <a:prstGeom prst="rect">
+                          <a:avLst/>
+                        </a:prstGeom>
+                        <a:noFill/>
+                        <a:ln>
+                          <a:noFill/>
+                        </a:ln>
+                      </wps:spPr>
+                      <wps:txbx>
+                        <w:txbxContent>
+                          <w:p>
+                            <w:pPr>
+                              <w:spacing w:line="240" w:lineRule="auto" w:before="0" w:after="0" w:beforeLines="0" w:afterLines="0"/>
+                              <w:ind w:left="0" w:right="0" w:firstLine="0"/>
+                            </w:pPr>
+                            <w:r>
+                              <w:rPr>
+                                <w:rFonts w:ascii="Times New Roman" w:hAnsi="Times New Roman" w:eastAsia="仿宋" w:cs="Times New Roman"/>
+                                <w:color w:val="000000"/>
+                                <w:sz w:val="26"/>
+                                <w:szCs w:val="26"/>
+                              </w:rPr>
+                              <w:t xml:space="preserve">                                                         </w:t>
+                            </w:r>
+                          </w:p>
+                        </w:txbxContent>
+                      </wps:txbx>
+                      <wps:bodyPr rot="0" vert="horz" anchor="t" wrap="square" lIns="0" tIns="0" rIns="0" bIns="0"/>
+                    </wps:wsp>
+                  </a:graphicData>
+                </a:graphic>
+              </wp:anchor>
+            </w:drawing>
+          </mc:Choice>
+          <mc:Fallback>
+            <w:pict>
+              <v:shape id="VML144" type="#_x0000_t202" style="position:absolute;left:93.750pt;top:338.210pt;width:541.966pt;height:21.120pt;z-index:10;mso-position-horizontal:absolute;mso-position-vertical:absolute;mso-position-horizontal-relative:page;mso-position-vertical-relative:page;mso-wrap:square;" filled="false" stroked="false" v-text-anchor="top">
+                <v:fill on="false"/>
+                <v:stroke on="false"/>
+                <v:textbox style="mso-fit-shape-to-text:false" inset="0pt,0pt,0pt,0pt">
+                  <w:txbxContent>
+                    <w:p>
+                      <w:pPr>
+                        <w:spacing w:line="240" w:lineRule="auto" w:before="0" w:after="0" w:beforeLines="0" w:afterLines="0"/>
+                        <w:ind w:left="0" w:right="0" w:firstLine="0"/>
+                      </w:pPr>
+                      <w:r>
+                        <w:rPr>
+                          <w:rFonts w:ascii="Times New Roman" w:hAnsi="Times New Roman" w:eastAsia="仿宋" w:cs="Times New Roman"/>
+                          <w:color w:val="000000"/>
+                          <w:sz w:val="26"/>
+                          <w:szCs w:val="26"/>
+                        </w:rPr>
+                        <w:t xml:space="preserve">                                                         </w:t>
+                      </w:r>
+                    </w:p>
+                  </w:txbxContent>
+                </v:textbox>
+              </v:shape>
+            </w:pict>
+          </mc:Fallback>
+        </mc:AlternateContent>
       </w:r>
       <w:r>
-        <w:pict>
-          <v:shape id="TextBox154" type="#_x0000_t202" style="position:absolute;left:93.750pt;top:432.628pt;width:553.120pt;height:21.120pt;z-index:10;mso-position-horizontal:absolute;mso-position-vertical:absolute;mso-position-horizontal-relative:page;mso-position-vertical-relative:page;mso-wrap:square;" filled="false" stroked="false" v-text-anchor="top">
-            <v:fill on="false"/>
-            <v:stroke on="false"/>
-            <v:textbox style="mso-fit-shape-to-text:false" inset="0pt,0pt,0pt,0pt">
-              <w:txbxContent>
-                <w:p>
-                  <w:pPr>
-                    <w:spacing w:line="240" w:lineRule="auto" w:before="0" w:after="0" w:beforeLines="0" w:afterLines="0"/>
-                    <w:jc w:val="center"/>
-                    <w:ind w:left="0" w:right="0" w:firstLine="0"/>
-                  </w:pPr>
-                  <w:r>
-                    <w:rPr>
-                      <w:rFonts w:ascii="Times New Roman" w:hAnsi="Times New Roman" w:eastAsia="仿宋" w:cs="Times New Roman"/>
-                      <w:color w:val="000000"/>
-                      <w:sz w:val="26"/>
-                      <w:szCs w:val="26"/>
-                    </w:rPr>
-                    <w:t xml:space="preserve">成员协商解决，采购人不对此承担任何责任，由此造成采购人损失的，联</w:t>
-                  </w:r>
-                </w:p>
-              </w:txbxContent>
-            </v:textbox>
-          </v:shape>
-        </w:pict>
+        <mc:AlternateContent>
+          <mc:Choice xmlns:a="http://schemas.openxmlformats.org/drawingml/2006/main" Requires="wps">
+            <w:drawing>
+              <wp:anchor distT="0" distB="0" distL="0" distR="0" simplePos="0" relativeHeight="10" behindDoc="0" locked="0" layoutInCell="1" allowOverlap="1">
+                <wp:simplePos x="0" y="0"/>
+                <wp:positionH relativeFrom="page">
+                  <wp:posOffset>1525072</wp:posOffset>
+                </wp:positionH>
+                <wp:positionV relativeFrom="page">
+                  <wp:posOffset>4528217</wp:posOffset>
+                </wp:positionV>
+                <wp:extent cx="6806692" cy="268224"/>
+                <wp:effectExtent l="0" t="0" r="0" b="0"/>
+                <wp:wrapNone/>
+                <wp:docPr id="145" name="TextBox145"/>
+                <wp:cNvGraphicFramePr/>
+                <a:graphic>
+                  <a:graphicData uri="http://schemas.microsoft.com/office/word/2010/wordprocessingShape">
+                    <wps:wsp>
+                      <wps:cNvSpPr txBox="1"/>
+                      <wps:cNvCnPr/>
+                      <wps:spPr>
+                        <a:xfrm>
+                          <a:off x="0" y="0"/>
+                          <a:ext cx="6806692" cy="268224"/>
+                        </a:xfrm>
+                        <a:prstGeom prst="rect">
+                          <a:avLst/>
+                        </a:prstGeom>
+                        <a:noFill/>
+                        <a:ln>
+                          <a:noFill/>
+                        </a:ln>
+                      </wps:spPr>
+                      <wps:txbx>
+                        <w:txbxContent>
+                          <w:p>
+                            <w:pPr>
+                              <w:spacing w:line="240" w:lineRule="auto" w:before="0" w:after="0" w:beforeLines="0" w:afterLines="0"/>
+                              <w:ind w:left="0" w:right="0" w:firstLine="0"/>
+                            </w:pPr>
+                            <w:r>
+                              <w:rPr>
+                                <w:rFonts w:ascii="Times New Roman" w:hAnsi="Times New Roman" w:eastAsia="仿宋" w:cs="Times New Roman"/>
+                                <w:color w:val="000000"/>
+                                <w:sz w:val="26"/>
+                                <w:szCs w:val="26"/>
+                              </w:rPr>
+                              <w:t xml:space="preserve">3.联合体牵头人在本项目中签署的一切文件和处理的一切事宜，联合</w:t>
+                            </w:r>
+                          </w:p>
+                        </w:txbxContent>
+                      </wps:txbx>
+                      <wps:bodyPr rot="0" vert="horz" anchor="t" wrap="square" lIns="0" tIns="0" rIns="0" bIns="0"/>
+                    </wps:wsp>
+                  </a:graphicData>
+                </a:graphic>
+              </wp:anchor>
+            </w:drawing>
+          </mc:Choice>
+          <mc:Fallback>
+            <w:pict>
+              <v:shape id="VML145" type="#_x0000_t202" style="position:absolute;left:120.084pt;top:356.553pt;width:535.960pt;height:21.120pt;z-index:10;mso-position-horizontal:absolute;mso-position-vertical:absolute;mso-position-horizontal-relative:page;mso-position-vertical-relative:page;mso-wrap:square;" filled="false" stroked="false" v-text-anchor="top">
+                <v:fill on="false"/>
+                <v:stroke on="false"/>
+                <v:textbox style="mso-fit-shape-to-text:false" inset="0pt,0pt,0pt,0pt">
+                  <w:txbxContent>
+                    <w:p>
+                      <w:pPr>
+                        <w:spacing w:line="240" w:lineRule="auto" w:before="0" w:after="0" w:beforeLines="0" w:afterLines="0"/>
+                        <w:ind w:left="0" w:right="0" w:firstLine="0"/>
+                      </w:pPr>
+                      <w:r>
+                        <w:rPr>
+                          <w:rFonts w:ascii="Times New Roman" w:hAnsi="Times New Roman" w:eastAsia="仿宋" w:cs="Times New Roman"/>
+                          <w:color w:val="000000"/>
+                          <w:sz w:val="26"/>
+                          <w:szCs w:val="26"/>
+                        </w:rPr>
+                        <w:t xml:space="preserve">3.联合体牵头人在本项目中签署的一切文件和处理的一切事宜，联合</w:t>
+                      </w:r>
+                    </w:p>
+                  </w:txbxContent>
+                </v:textbox>
+              </v:shape>
+            </w:pict>
+          </mc:Fallback>
+        </mc:AlternateContent>
       </w:r>
       <w:r>
-        <w:pict>
-          <v:shape id="TextBox155" type="#_x0000_t202" style="position:absolute;left:93.750pt;top:450.971pt;width:261.400pt;height:21.120pt;z-index:10;mso-position-horizontal:absolute;mso-position-vertical:absolute;mso-position-horizontal-relative:page;mso-position-vertical-relative:page;mso-wrap:square;" filled="false" stroked="false" v-text-anchor="top">
-            <v:fill on="false"/>
-            <v:stroke on="false"/>
-            <v:textbox style="mso-fit-shape-to-text:false" inset="0pt,0pt,0pt,0pt">
-              <w:txbxContent>
-                <w:p>
-                  <w:pPr>
-                    <w:spacing w:line="240" w:lineRule="auto" w:before="0" w:after="0" w:beforeLines="0" w:afterLines="0"/>
-                    <w:ind w:left="0" w:right="0" w:firstLine="0"/>
-                  </w:pPr>
-                  <w:r>
-                    <w:rPr>
-                      <w:rFonts w:ascii="Times New Roman" w:hAnsi="Times New Roman" w:eastAsia="仿宋" w:cs="Times New Roman"/>
-                      <w:color w:val="000000"/>
-                      <w:sz w:val="26"/>
-                      <w:szCs w:val="26"/>
-                    </w:rPr>
-                    <w:t xml:space="preserve">合体各成员应承担连带赔偿责任。</w:t>
-                  </w:r>
-                </w:p>
-              </w:txbxContent>
-            </v:textbox>
-          </v:shape>
-        </w:pict>
+        <mc:AlternateContent>
+          <mc:Choice xmlns:a="http://schemas.openxmlformats.org/drawingml/2006/main" Requires="wps">
+            <w:drawing>
+              <wp:anchor distT="0" distB="0" distL="0" distR="0" simplePos="0" relativeHeight="10" behindDoc="0" locked="0" layoutInCell="1" allowOverlap="1">
+                <wp:simplePos x="0" y="0"/>
+                <wp:positionH relativeFrom="page">
+                  <wp:posOffset>1190625</wp:posOffset>
+                </wp:positionH>
+                <wp:positionV relativeFrom="page">
+                  <wp:posOffset>4761168</wp:posOffset>
+                </wp:positionV>
+                <wp:extent cx="7024624" cy="268224"/>
+                <wp:effectExtent l="0" t="0" r="0" b="0"/>
+                <wp:wrapNone/>
+                <wp:docPr id="146" name="TextBox146"/>
+                <wp:cNvGraphicFramePr/>
+                <a:graphic>
+                  <a:graphicData uri="http://schemas.microsoft.com/office/word/2010/wordprocessingShape">
+                    <wps:wsp>
+                      <wps:cNvSpPr txBox="1"/>
+                      <wps:cNvCnPr/>
+                      <wps:spPr>
+                        <a:xfrm>
+                          <a:off x="0" y="0"/>
+                          <a:ext cx="7024624" cy="268224"/>
+                        </a:xfrm>
+                        <a:prstGeom prst="rect">
+                          <a:avLst/>
+                        </a:prstGeom>
+                        <a:noFill/>
+                        <a:ln>
+                          <a:noFill/>
+                        </a:ln>
+                      </wps:spPr>
+                      <wps:txbx>
+                        <w:txbxContent>
+                          <w:p>
+                            <w:pPr>
+                              <w:spacing w:line="240" w:lineRule="auto" w:before="0" w:after="0" w:beforeLines="0" w:afterLines="0"/>
+                              <w:ind w:left="0" w:right="0" w:firstLine="0"/>
+                            </w:pPr>
+                            <w:r>
+                              <w:rPr>
+                                <w:rFonts w:ascii="Times New Roman" w:hAnsi="Times New Roman" w:eastAsia="仿宋" w:cs="Times New Roman"/>
+                                <w:color w:val="000000"/>
+                                <w:sz w:val="26"/>
+                                <w:szCs w:val="26"/>
+                              </w:rPr>
+                              <w:t xml:space="preserve">体各成员均予以承认。联合体各成员将严格按照采购文件、响应文件和合</w:t>
+                            </w:r>
+                          </w:p>
+                        </w:txbxContent>
+                      </wps:txbx>
+                      <wps:bodyPr rot="0" vert="horz" anchor="t" wrap="square" lIns="0" tIns="0" rIns="0" bIns="0"/>
+                    </wps:wsp>
+                  </a:graphicData>
+                </a:graphic>
+              </wp:anchor>
+            </w:drawing>
+          </mc:Choice>
+          <mc:Fallback>
+            <w:pict>
+              <v:shape id="VML146" type="#_x0000_t202" style="position:absolute;left:93.750pt;top:374.895pt;width:553.120pt;height:21.120pt;z-index:10;mso-position-horizontal:absolute;mso-position-vertical:absolute;mso-position-horizontal-relative:page;mso-position-vertical-relative:page;mso-wrap:square;" filled="false" stroked="false" v-text-anchor="top">
+                <v:fill on="false"/>
+                <v:stroke on="false"/>
+                <v:textbox style="mso-fit-shape-to-text:false" inset="0pt,0pt,0pt,0pt">
+                  <w:txbxContent>
+                    <w:p>
+                      <w:pPr>
+                        <w:spacing w:line="240" w:lineRule="auto" w:before="0" w:after="0" w:beforeLines="0" w:afterLines="0"/>
+                        <w:ind w:left="0" w:right="0" w:firstLine="0"/>
+                      </w:pPr>
+                      <w:r>
+                        <w:rPr>
+                          <w:rFonts w:ascii="Times New Roman" w:hAnsi="Times New Roman" w:eastAsia="仿宋" w:cs="Times New Roman"/>
+                          <w:color w:val="000000"/>
+                          <w:sz w:val="26"/>
+                          <w:szCs w:val="26"/>
+                        </w:rPr>
+                        <w:t xml:space="preserve">体各成员均予以承认。联合体各成员将严格按照采购文件、响应文件和合</w:t>
+                      </w:r>
+                    </w:p>
+                  </w:txbxContent>
+                </v:textbox>
+              </v:shape>
+            </w:pict>
+          </mc:Fallback>
+        </mc:AlternateContent>
       </w:r>
       <w:r>
-        <w:pict>
-          <v:shape id="TextBox156" type="#_x0000_t202" style="position:absolute;left:120.084pt;top:469.314pt;width:484.480pt;height:21.120pt;z-index:10;mso-position-horizontal:absolute;mso-position-vertical:absolute;mso-position-horizontal-relative:page;mso-position-vertical-relative:page;mso-wrap:square;" filled="false" stroked="false" v-text-anchor="top">
-            <v:fill on="false"/>
-            <v:stroke on="false"/>
-            <v:textbox style="mso-fit-shape-to-text:false" inset="0pt,0pt,0pt,0pt">
-              <w:txbxContent>
-                <w:p>
-                  <w:pPr>
-                    <w:spacing w:line="240" w:lineRule="auto" w:before="0" w:after="0" w:beforeLines="0" w:afterLines="0"/>
-                    <w:jc w:val="center"/>
-                    <w:ind w:left="0" w:right="0" w:firstLine="0"/>
-                  </w:pPr>
-                  <w:r>
-                    <w:rPr>
-                      <w:rFonts w:ascii="Times New Roman" w:hAnsi="Times New Roman" w:eastAsia="仿宋" w:cs="Times New Roman"/>
-                      <w:color w:val="000000"/>
-                      <w:sz w:val="26"/>
-                      <w:szCs w:val="26"/>
-                    </w:rPr>
-                    <w:t xml:space="preserve">4.联合体各成员单位内部的职责分工如下：（牵头人名称）承</w:t>
-                  </w:r>
-                </w:p>
-              </w:txbxContent>
-            </v:textbox>
-          </v:shape>
-        </w:pict>
+        <mc:AlternateContent>
+          <mc:Choice xmlns:a="http://schemas.openxmlformats.org/drawingml/2006/main" Requires="wps">
+            <w:drawing>
+              <wp:anchor distT="0" distB="0" distL="0" distR="0" simplePos="0" relativeHeight="10" behindDoc="0" locked="0" layoutInCell="1" allowOverlap="1">
+                <wp:simplePos x="0" y="0"/>
+                <wp:positionH relativeFrom="page">
+                  <wp:posOffset>1190625</wp:posOffset>
+                </wp:positionH>
+                <wp:positionV relativeFrom="page">
+                  <wp:posOffset>5003079</wp:posOffset>
+                </wp:positionV>
+                <wp:extent cx="5063236" cy="268224"/>
+                <wp:effectExtent l="0" t="0" r="0" b="0"/>
+                <wp:wrapNone/>
+                <wp:docPr id="147" name="TextBox147"/>
+                <wp:cNvGraphicFramePr/>
+                <a:graphic>
+                  <a:graphicData uri="http://schemas.microsoft.com/office/word/2010/wordprocessingShape">
+                    <wps:wsp>
+                      <wps:cNvSpPr txBox="1"/>
+                      <wps:cNvCnPr/>
+                      <wps:spPr>
+                        <a:xfrm>
+                          <a:off x="0" y="0"/>
+                          <a:ext cx="5063236" cy="268224"/>
+                        </a:xfrm>
+                        <a:prstGeom prst="rect">
+                          <a:avLst/>
+                        </a:prstGeom>
+                        <a:noFill/>
+                        <a:ln>
+                          <a:noFill/>
+                        </a:ln>
+                      </wps:spPr>
+                      <wps:txbx>
+                        <w:txbxContent>
+                          <w:p>
+                            <w:pPr>
+                              <w:spacing w:line="240" w:lineRule="auto" w:before="0" w:after="0" w:beforeLines="0" w:afterLines="0"/>
+                              <w:ind w:left="0" w:right="0" w:firstLine="0"/>
+                            </w:pPr>
+                            <w:r>
+                              <w:rPr>
+                                <w:rFonts w:ascii="Times New Roman" w:hAnsi="Times New Roman" w:eastAsia="仿宋" w:cs="Times New Roman"/>
+                                <w:color w:val="000000"/>
+                                <w:sz w:val="26"/>
+                                <w:szCs w:val="26"/>
+                              </w:rPr>
+                              <w:t xml:space="preserve">同的要求全面履行义务，并向采购人承担连带责任。</w:t>
+                            </w:r>
+                          </w:p>
+                        </w:txbxContent>
+                      </wps:txbx>
+                      <wps:bodyPr rot="0" vert="horz" anchor="t" wrap="square" lIns="0" tIns="0" rIns="0" bIns="0"/>
+                    </wps:wsp>
+                  </a:graphicData>
+                </a:graphic>
+              </wp:anchor>
+            </w:drawing>
+          </mc:Choice>
+          <mc:Fallback>
+            <w:pict>
+              <v:shape id="VML147" type="#_x0000_t202" style="position:absolute;left:93.750pt;top:393.943pt;width:398.680pt;height:21.120pt;z-index:10;mso-position-horizontal:absolute;mso-position-vertical:absolute;mso-position-horizontal-relative:page;mso-position-vertical-relative:page;mso-wrap:square;" filled="false" stroked="false" v-text-anchor="top">
+                <v:fill on="false"/>
+                <v:stroke on="false"/>
+                <v:textbox style="mso-fit-shape-to-text:false" inset="0pt,0pt,0pt,0pt">
+                  <w:txbxContent>
+                    <w:p>
+                      <w:pPr>
+                        <w:spacing w:line="240" w:lineRule="auto" w:before="0" w:after="0" w:beforeLines="0" w:afterLines="0"/>
+                        <w:ind w:left="0" w:right="0" w:firstLine="0"/>
+                      </w:pPr>
+                      <w:r>
+                        <w:rPr>
+                          <w:rFonts w:ascii="Times New Roman" w:hAnsi="Times New Roman" w:eastAsia="仿宋" w:cs="Times New Roman"/>
+                          <w:color w:val="000000"/>
+                          <w:sz w:val="26"/>
+                          <w:szCs w:val="26"/>
+                        </w:rPr>
+                        <w:t xml:space="preserve">同的要求全面履行义务，并向采购人承担连带责任。</w:t>
+                      </w:r>
+                    </w:p>
+                  </w:txbxContent>
+                </v:textbox>
+              </v:shape>
+            </w:pict>
+          </mc:Fallback>
+        </mc:AlternateContent>
       </w:r>
       <w:r>
-        <w:pict>
-          <v:shape id="TextBox157" type="#_x0000_t202" style="position:absolute;left:93.750pt;top:487.656pt;width:656.080pt;height:21.120pt;z-index:10;mso-position-horizontal:absolute;mso-position-vertical:absolute;mso-position-horizontal-relative:page;mso-position-vertical-relative:page;mso-wrap:square;" filled="false" stroked="false" v-text-anchor="top">
-            <v:fill on="false"/>
-            <v:stroke on="false"/>
-            <v:textbox style="mso-fit-shape-to-text:false" inset="0pt,0pt,0pt,0pt">
-              <w:txbxContent>
-                <w:p>
-                  <w:pPr>
-                    <w:spacing w:line="240" w:lineRule="auto" w:before="0" w:after="0" w:beforeLines="0" w:afterLines="0"/>
-                    <w:jc w:val="center"/>
-                    <w:ind w:left="0" w:right="0" w:firstLine="0"/>
-                  </w:pPr>
-                  <w:r>
-                    <w:rPr>
-                      <w:rFonts w:ascii="Times New Roman" w:hAnsi="Times New Roman" w:eastAsia="仿宋" w:cs="Times New Roman"/>
-                      <w:color w:val="000000"/>
-                      <w:sz w:val="26"/>
-                      <w:szCs w:val="26"/>
-                    </w:rPr>
-                    <w:t xml:space="preserve">担     专业工程，占总工程量的   %；（成员一名称）承担    专业工</w:t>
-                  </w:r>
-                </w:p>
-              </w:txbxContent>
-            </v:textbox>
-          </v:shape>
-        </w:pict>
+        <mc:AlternateContent>
+          <mc:Choice xmlns:a="http://schemas.openxmlformats.org/drawingml/2006/main" Requires="wps">
+            <w:drawing>
+              <wp:anchor distT="0" distB="0" distL="0" distR="0" simplePos="0" relativeHeight="10" behindDoc="0" locked="0" layoutInCell="1" allowOverlap="1">
+                <wp:simplePos x="0" y="0"/>
+                <wp:positionH relativeFrom="page">
+                  <wp:posOffset>1525072</wp:posOffset>
+                </wp:positionH>
+                <wp:positionV relativeFrom="page">
+                  <wp:posOffset>5236030</wp:posOffset>
+                </wp:positionV>
+                <wp:extent cx="6588760" cy="268224"/>
+                <wp:effectExtent l="0" t="0" r="0" b="0"/>
+                <wp:wrapNone/>
+                <wp:docPr id="148" name="TextBox148"/>
+                <wp:cNvGraphicFramePr/>
+                <a:graphic>
+                  <a:graphicData uri="http://schemas.microsoft.com/office/word/2010/wordprocessingShape">
+                    <wps:wsp>
+                      <wps:cNvSpPr txBox="1"/>
+                      <wps:cNvCnPr/>
+                      <wps:spPr>
+                        <a:xfrm>
+                          <a:off x="0" y="0"/>
+                          <a:ext cx="6588760" cy="268224"/>
+                        </a:xfrm>
+                        <a:prstGeom prst="rect">
+                          <a:avLst/>
+                        </a:prstGeom>
+                        <a:noFill/>
+                        <a:ln>
+                          <a:noFill/>
+                        </a:ln>
+                      </wps:spPr>
+                      <wps:txbx>
+                        <w:txbxContent>
+                          <w:p>
+                            <w:pPr>
+                              <w:spacing w:line="240" w:lineRule="auto" w:before="0" w:after="0" w:beforeLines="0" w:afterLines="0"/>
+                              <w:ind w:left="0" w:right="0" w:firstLine="0"/>
+                            </w:pPr>
+                            <w:r>
+                              <w:rPr>
+                                <w:rFonts w:ascii="Times New Roman" w:hAnsi="Times New Roman" w:eastAsia="仿宋" w:cs="Times New Roman"/>
+                                <w:color w:val="000000"/>
+                                <w:sz w:val="26"/>
+                                <w:szCs w:val="26"/>
+                              </w:rPr>
+                              <w:t xml:space="preserve">联合体各成员在采购响应及合同履行过程中产生纠纷的，由联合体各</w:t>
+                            </w:r>
+                          </w:p>
+                        </w:txbxContent>
+                      </wps:txbx>
+                      <wps:bodyPr rot="0" vert="horz" anchor="t" wrap="square" lIns="0" tIns="0" rIns="0" bIns="0"/>
+                    </wps:wsp>
+                  </a:graphicData>
+                </a:graphic>
+              </wp:anchor>
+            </w:drawing>
+          </mc:Choice>
+          <mc:Fallback>
+            <w:pict>
+              <v:shape id="VML148" type="#_x0000_t202" style="position:absolute;left:120.084pt;top:412.286pt;width:518.800pt;height:21.120pt;z-index:10;mso-position-horizontal:absolute;mso-position-vertical:absolute;mso-position-horizontal-relative:page;mso-position-vertical-relative:page;mso-wrap:square;" filled="false" stroked="false" v-text-anchor="top">
+                <v:fill on="false"/>
+                <v:stroke on="false"/>
+                <v:textbox style="mso-fit-shape-to-text:false" inset="0pt,0pt,0pt,0pt">
+                  <w:txbxContent>
+                    <w:p>
+                      <w:pPr>
+                        <w:spacing w:line="240" w:lineRule="auto" w:before="0" w:after="0" w:beforeLines="0" w:afterLines="0"/>
+                        <w:ind w:left="0" w:right="0" w:firstLine="0"/>
+                      </w:pPr>
+                      <w:r>
+                        <w:rPr>
+                          <w:rFonts w:ascii="Times New Roman" w:hAnsi="Times New Roman" w:eastAsia="仿宋" w:cs="Times New Roman"/>
+                          <w:color w:val="000000"/>
+                          <w:sz w:val="26"/>
+                          <w:szCs w:val="26"/>
+                        </w:rPr>
+                        <w:t xml:space="preserve">联合体各成员在采购响应及合同履行过程中产生纠纷的，由联合体各</w:t>
+                      </w:r>
+                    </w:p>
+                  </w:txbxContent>
+                </v:textbox>
+              </v:shape>
+            </w:pict>
+          </mc:Fallback>
+        </mc:AlternateContent>
       </w:r>
       <w:r>
-        <w:pict>
-          <v:shape id="TextBox158" type="#_x0000_t202" style="position:absolute;left:93.750pt;top:505.999pt;width:312.880pt;height:21.120pt;z-index:10;mso-position-horizontal:absolute;mso-position-vertical:absolute;mso-position-horizontal-relative:page;mso-position-vertical-relative:page;mso-wrap:square;" filled="false" stroked="false" v-text-anchor="top">
-            <v:fill on="false"/>
-            <v:stroke on="false"/>
-            <v:textbox style="mso-fit-shape-to-text:false" inset="0pt,0pt,0pt,0pt">
-              <w:txbxContent>
-                <w:p>
-                  <w:pPr>
-                    <w:spacing w:line="240" w:lineRule="auto" w:before="0" w:after="0" w:beforeLines="0" w:afterLines="0"/>
-                    <w:ind w:left="0" w:right="0" w:firstLine="0"/>
-                  </w:pPr>
-                  <w:r>
-                    <w:rPr>
-                      <w:rFonts w:ascii="Times New Roman" w:hAnsi="Times New Roman" w:eastAsia="仿宋" w:cs="Times New Roman"/>
-                      <w:color w:val="000000"/>
-                      <w:sz w:val="26"/>
-                      <w:szCs w:val="26"/>
-                    </w:rPr>
-                    <w:t xml:space="preserve">程，占总工程量的     %；……。</w:t>
-                  </w:r>
-                </w:p>
-              </w:txbxContent>
-            </v:textbox>
-          </v:shape>
-        </w:pict>
+        <mc:AlternateContent>
+          <mc:Choice xmlns:a="http://schemas.openxmlformats.org/drawingml/2006/main" Requires="wps">
+            <w:drawing>
+              <wp:anchor distT="0" distB="0" distL="0" distR="0" simplePos="0" relativeHeight="10" behindDoc="0" locked="0" layoutInCell="1" allowOverlap="1">
+                <wp:simplePos x="0" y="0"/>
+                <wp:positionH relativeFrom="page">
+                  <wp:posOffset>1190625</wp:posOffset>
+                </wp:positionH>
+                <wp:positionV relativeFrom="page">
+                  <wp:posOffset>5468981</wp:posOffset>
+                </wp:positionV>
+                <wp:extent cx="7024624" cy="268224"/>
+                <wp:effectExtent l="0" t="0" r="0" b="0"/>
+                <wp:wrapNone/>
+                <wp:docPr id="149" name="TextBox149"/>
+                <wp:cNvGraphicFramePr/>
+                <a:graphic>
+                  <a:graphicData uri="http://schemas.microsoft.com/office/word/2010/wordprocessingShape">
+                    <wps:wsp>
+                      <wps:cNvSpPr txBox="1"/>
+                      <wps:cNvCnPr/>
+                      <wps:spPr>
+                        <a:xfrm>
+                          <a:off x="0" y="0"/>
+                          <a:ext cx="7024624" cy="268224"/>
+                        </a:xfrm>
+                        <a:prstGeom prst="rect">
+                          <a:avLst/>
+                        </a:prstGeom>
+                        <a:noFill/>
+                        <a:ln>
+                          <a:noFill/>
+                        </a:ln>
+                      </wps:spPr>
+                      <wps:txbx>
+                        <w:txbxContent>
+                          <w:p>
+                            <w:pPr>
+                              <w:spacing w:line="240" w:lineRule="auto" w:before="0" w:after="0" w:beforeLines="0" w:afterLines="0"/>
+                              <w:ind w:left="0" w:right="0" w:firstLine="0"/>
+                            </w:pPr>
+                            <w:r>
+                              <w:rPr>
+                                <w:rFonts w:ascii="Times New Roman" w:hAnsi="Times New Roman" w:eastAsia="仿宋" w:cs="Times New Roman"/>
+                                <w:color w:val="000000"/>
+                                <w:sz w:val="26"/>
+                                <w:szCs w:val="26"/>
+                              </w:rPr>
+                              <w:t xml:space="preserve">成员协商解决，采购人不对此承担任何责任，由此造成采购人损失的，联</w:t>
+                            </w:r>
+                          </w:p>
+                        </w:txbxContent>
+                      </wps:txbx>
+                      <wps:bodyPr rot="0" vert="horz" anchor="t" wrap="square" lIns="0" tIns="0" rIns="0" bIns="0"/>
+                    </wps:wsp>
+                  </a:graphicData>
+                </a:graphic>
+              </wp:anchor>
+            </w:drawing>
+          </mc:Choice>
+          <mc:Fallback>
+            <w:pict>
+              <v:shape id="VML149" type="#_x0000_t202" style="position:absolute;left:93.750pt;top:430.628pt;width:553.120pt;height:21.120pt;z-index:10;mso-position-horizontal:absolute;mso-position-vertical:absolute;mso-position-horizontal-relative:page;mso-position-vertical-relative:page;mso-wrap:square;" filled="false" stroked="false" v-text-anchor="top">
+                <v:fill on="false"/>
+                <v:stroke on="false"/>
+                <v:textbox style="mso-fit-shape-to-text:false" inset="0pt,0pt,0pt,0pt">
+                  <w:txbxContent>
+                    <w:p>
+                      <w:pPr>
+                        <w:spacing w:line="240" w:lineRule="auto" w:before="0" w:after="0" w:beforeLines="0" w:afterLines="0"/>
+                        <w:ind w:left="0" w:right="0" w:firstLine="0"/>
+                      </w:pPr>
+                      <w:r>
+                        <w:rPr>
+                          <w:rFonts w:ascii="Times New Roman" w:hAnsi="Times New Roman" w:eastAsia="仿宋" w:cs="Times New Roman"/>
+                          <w:color w:val="000000"/>
+                          <w:sz w:val="26"/>
+                          <w:szCs w:val="26"/>
+                        </w:rPr>
+                        <w:t xml:space="preserve">成员协商解决，采购人不对此承担任何责任，由此造成采购人损失的，联</w:t>
+                      </w:r>
+                    </w:p>
+                  </w:txbxContent>
+                </v:textbox>
+              </v:shape>
+            </w:pict>
+          </mc:Fallback>
+        </mc:AlternateContent>
       </w:r>
       <w:r>
-        <w:pict>
-          <v:shape id="TextBox159" type="#_x0000_t202" style="position:absolute;left:120.084pt;top:525.047pt;width:535.960pt;height:21.120pt;z-index:10;mso-position-horizontal:absolute;mso-position-vertical:absolute;mso-position-horizontal-relative:page;mso-position-vertical-relative:page;mso-wrap:square;" filled="false" stroked="false" v-text-anchor="top">
-            <v:fill on="false"/>
-            <v:stroke on="false"/>
-            <v:textbox style="mso-fit-shape-to-text:false" inset="0pt,0pt,0pt,0pt">
-              <w:txbxContent>
-                <w:p>
-                  <w:pPr>
-                    <w:spacing w:line="240" w:lineRule="auto" w:before="0" w:after="0" w:beforeLines="0" w:afterLines="0"/>
-                    <w:jc w:val="center"/>
-                    <w:ind w:left="0" w:right="0" w:firstLine="0"/>
-                  </w:pPr>
-                  <w:r>
-                    <w:rPr>
-                      <w:rFonts w:ascii="Times New Roman" w:hAnsi="Times New Roman" w:eastAsia="仿宋" w:cs="Times New Roman"/>
-                      <w:color w:val="000000"/>
-                      <w:sz w:val="26"/>
-                      <w:szCs w:val="26"/>
-                    </w:rPr>
-                    <w:t xml:space="preserve">5.响应工作和联合体在成交后工程实施过程中的有关费用按各自承担</w:t>
-                  </w:r>
-                </w:p>
-              </w:txbxContent>
-            </v:textbox>
-          </v:shape>
-        </w:pict>
+        <mc:AlternateContent>
+          <mc:Choice xmlns:a="http://schemas.openxmlformats.org/drawingml/2006/main" Requires="wps">
+            <w:drawing>
+              <wp:anchor distT="0" distB="0" distL="0" distR="0" simplePos="0" relativeHeight="10" behindDoc="0" locked="0" layoutInCell="1" allowOverlap="1">
+                <wp:simplePos x="0" y="0"/>
+                <wp:positionH relativeFrom="page">
+                  <wp:posOffset>1190625</wp:posOffset>
+                </wp:positionH>
+                <wp:positionV relativeFrom="page">
+                  <wp:posOffset>5701932</wp:posOffset>
+                </wp:positionV>
+                <wp:extent cx="3319780" cy="268224"/>
+                <wp:effectExtent l="0" t="0" r="0" b="0"/>
+                <wp:wrapNone/>
+                <wp:docPr id="150" name="TextBox150"/>
+                <wp:cNvGraphicFramePr/>
+                <a:graphic>
+                  <a:graphicData uri="http://schemas.microsoft.com/office/word/2010/wordprocessingShape">
+                    <wps:wsp>
+                      <wps:cNvSpPr txBox="1"/>
+                      <wps:cNvCnPr/>
+                      <wps:spPr>
+                        <a:xfrm>
+                          <a:off x="0" y="0"/>
+                          <a:ext cx="3319780" cy="268224"/>
+                        </a:xfrm>
+                        <a:prstGeom prst="rect">
+                          <a:avLst/>
+                        </a:prstGeom>
+                        <a:noFill/>
+                        <a:ln>
+                          <a:noFill/>
+                        </a:ln>
+                      </wps:spPr>
+                      <wps:txbx>
+                        <w:txbxContent>
+                          <w:p>
+                            <w:pPr>
+                              <w:spacing w:line="240" w:lineRule="auto" w:before="0" w:after="0" w:beforeLines="0" w:afterLines="0"/>
+                              <w:ind w:left="0" w:right="0" w:firstLine="0"/>
+                            </w:pPr>
+                            <w:r>
+                              <w:rPr>
+                                <w:rFonts w:ascii="Times New Roman" w:hAnsi="Times New Roman" w:eastAsia="仿宋" w:cs="Times New Roman"/>
+                                <w:color w:val="000000"/>
+                                <w:sz w:val="26"/>
+                                <w:szCs w:val="26"/>
+                              </w:rPr>
+                              <w:t xml:space="preserve">合体各成员应承担连带赔偿责任。</w:t>
+                            </w:r>
+                          </w:p>
+                        </w:txbxContent>
+                      </wps:txbx>
+                      <wps:bodyPr rot="0" vert="horz" anchor="t" wrap="square" lIns="0" tIns="0" rIns="0" bIns="0"/>
+                    </wps:wsp>
+                  </a:graphicData>
+                </a:graphic>
+              </wp:anchor>
+            </w:drawing>
+          </mc:Choice>
+          <mc:Fallback>
+            <w:pict>
+              <v:shape id="VML150" type="#_x0000_t202" style="position:absolute;left:93.750pt;top:448.971pt;width:261.400pt;height:21.120pt;z-index:10;mso-position-horizontal:absolute;mso-position-vertical:absolute;mso-position-horizontal-relative:page;mso-position-vertical-relative:page;mso-wrap:square;" filled="false" stroked="false" v-text-anchor="top">
+                <v:fill on="false"/>
+                <v:stroke on="false"/>
+                <v:textbox style="mso-fit-shape-to-text:false" inset="0pt,0pt,0pt,0pt">
+                  <w:txbxContent>
+                    <w:p>
+                      <w:pPr>
+                        <w:spacing w:line="240" w:lineRule="auto" w:before="0" w:after="0" w:beforeLines="0" w:afterLines="0"/>
+                        <w:ind w:left="0" w:right="0" w:firstLine="0"/>
+                      </w:pPr>
+                      <w:r>
+                        <w:rPr>
+                          <w:rFonts w:ascii="Times New Roman" w:hAnsi="Times New Roman" w:eastAsia="仿宋" w:cs="Times New Roman"/>
+                          <w:color w:val="000000"/>
+                          <w:sz w:val="26"/>
+                          <w:szCs w:val="26"/>
+                        </w:rPr>
+                        <w:t xml:space="preserve">合体各成员应承担连带赔偿责任。</w:t>
+                      </w:r>
+                    </w:p>
+                  </w:txbxContent>
+                </v:textbox>
+              </v:shape>
+            </w:pict>
+          </mc:Fallback>
+        </mc:AlternateContent>
       </w:r>
       <w:r>
-        <w:pict>
-          <v:shape id="TextBox160" type="#_x0000_t202" style="position:absolute;left:93.750pt;top:543.390pt;width:124.120pt;height:21.120pt;z-index:10;mso-position-horizontal:absolute;mso-position-vertical:absolute;mso-position-horizontal-relative:page;mso-position-vertical-relative:page;mso-wrap:square;" filled="false" stroked="false" v-text-anchor="top">
-            <v:fill on="false"/>
-            <v:stroke on="false"/>
-            <v:textbox style="mso-fit-shape-to-text:false" inset="0pt,0pt,0pt,0pt">
-              <w:txbxContent>
-                <w:p>
-                  <w:pPr>
-                    <w:spacing w:line="240" w:lineRule="auto" w:before="0" w:after="0" w:beforeLines="0" w:afterLines="0"/>
-                    <w:ind w:left="0" w:right="0" w:firstLine="0"/>
-                  </w:pPr>
-                  <w:r>
-                    <w:rPr>
-                      <w:rFonts w:ascii="Times New Roman" w:hAnsi="Times New Roman" w:eastAsia="仿宋" w:cs="Times New Roman"/>
-                      <w:color w:val="000000"/>
-                      <w:sz w:val="26"/>
-                      <w:szCs w:val="26"/>
-                    </w:rPr>
-                    <w:t xml:space="preserve">的工作量分摊。</w:t>
-                  </w:r>
-                </w:p>
-              </w:txbxContent>
-            </v:textbox>
-          </v:shape>
-        </w:pict>
+        <mc:AlternateContent>
+          <mc:Choice xmlns:a="http://schemas.openxmlformats.org/drawingml/2006/main" Requires="wps">
+            <w:drawing>
+              <wp:anchor distT="0" distB="0" distL="0" distR="0" simplePos="0" relativeHeight="10" behindDoc="0" locked="0" layoutInCell="1" allowOverlap="1">
+                <wp:simplePos x="0" y="0"/>
+                <wp:positionH relativeFrom="page">
+                  <wp:posOffset>1525072</wp:posOffset>
+                </wp:positionH>
+                <wp:positionV relativeFrom="page">
+                  <wp:posOffset>5934883</wp:posOffset>
+                </wp:positionV>
+                <wp:extent cx="6152896" cy="268224"/>
+                <wp:effectExtent l="0" t="0" r="0" b="0"/>
+                <wp:wrapNone/>
+                <wp:docPr id="151" name="TextBox151"/>
+                <wp:cNvGraphicFramePr/>
+                <a:graphic>
+                  <a:graphicData uri="http://schemas.microsoft.com/office/word/2010/wordprocessingShape">
+                    <wps:wsp>
+                      <wps:cNvSpPr txBox="1"/>
+                      <wps:cNvCnPr/>
+                      <wps:spPr>
+                        <a:xfrm>
+                          <a:off x="0" y="0"/>
+                          <a:ext cx="6152896" cy="268224"/>
+                        </a:xfrm>
+                        <a:prstGeom prst="rect">
+                          <a:avLst/>
+                        </a:prstGeom>
+                        <a:noFill/>
+                        <a:ln>
+                          <a:noFill/>
+                        </a:ln>
+                      </wps:spPr>
+                      <wps:txbx>
+                        <w:txbxContent>
+                          <w:p>
+                            <w:pPr>
+                              <w:spacing w:line="240" w:lineRule="auto" w:before="0" w:after="0" w:beforeLines="0" w:afterLines="0"/>
+                              <w:ind w:left="0" w:right="0" w:firstLine="0"/>
+                            </w:pPr>
+                            <w:r>
+                              <w:rPr>
+                                <w:rFonts w:ascii="Times New Roman" w:hAnsi="Times New Roman" w:eastAsia="仿宋" w:cs="Times New Roman"/>
+                                <w:color w:val="000000"/>
+                                <w:sz w:val="26"/>
+                                <w:szCs w:val="26"/>
+                              </w:rPr>
+                              <w:t xml:space="preserve">4.联合体各成员单位内部的职责分工如下：（牵头人名称）承</w:t>
+                            </w:r>
+                          </w:p>
+                        </w:txbxContent>
+                      </wps:txbx>
+                      <wps:bodyPr rot="0" vert="horz" anchor="t" wrap="square" lIns="0" tIns="0" rIns="0" bIns="0"/>
+                    </wps:wsp>
+                  </a:graphicData>
+                </a:graphic>
+              </wp:anchor>
+            </w:drawing>
+          </mc:Choice>
+          <mc:Fallback>
+            <w:pict>
+              <v:shape id="VML151" type="#_x0000_t202" style="position:absolute;left:120.084pt;top:467.314pt;width:484.480pt;height:21.120pt;z-index:10;mso-position-horizontal:absolute;mso-position-vertical:absolute;mso-position-horizontal-relative:page;mso-position-vertical-relative:page;mso-wrap:square;" filled="false" stroked="false" v-text-anchor="top">
+                <v:fill on="false"/>
+                <v:stroke on="false"/>
+                <v:textbox style="mso-fit-shape-to-text:false" inset="0pt,0pt,0pt,0pt">
+                  <w:txbxContent>
+                    <w:p>
+                      <w:pPr>
+                        <w:spacing w:line="240" w:lineRule="auto" w:before="0" w:after="0" w:beforeLines="0" w:afterLines="0"/>
+                        <w:ind w:left="0" w:right="0" w:firstLine="0"/>
+                      </w:pPr>
+                      <w:r>
+                        <w:rPr>
+                          <w:rFonts w:ascii="Times New Roman" w:hAnsi="Times New Roman" w:eastAsia="仿宋" w:cs="Times New Roman"/>
+                          <w:color w:val="000000"/>
+                          <w:sz w:val="26"/>
+                          <w:szCs w:val="26"/>
+                        </w:rPr>
+                        <w:t xml:space="preserve">4.联合体各成员单位内部的职责分工如下：（牵头人名称）承</w:t>
+                      </w:r>
+                    </w:p>
+                  </w:txbxContent>
+                </v:textbox>
+              </v:shape>
+            </w:pict>
+          </mc:Fallback>
+        </mc:AlternateContent>
       </w:r>
       <w:r>
-        <w:pict>
-          <v:shape id="TextBox161" type="#_x0000_t202" style="position:absolute;left:120.084pt;top:561.732pt;width:535.960pt;height:21.120pt;z-index:10;mso-position-horizontal:absolute;mso-position-vertical:absolute;mso-position-horizontal-relative:page;mso-position-vertical-relative:page;mso-wrap:square;" filled="false" stroked="false" v-text-anchor="top">
-            <v:fill on="false"/>
-            <v:stroke on="false"/>
-            <v:textbox style="mso-fit-shape-to-text:false" inset="0pt,0pt,0pt,0pt">
-              <w:txbxContent>
-                <w:p>
-                  <w:pPr>
-                    <w:spacing w:line="240" w:lineRule="auto" w:before="0" w:after="0" w:beforeLines="0" w:afterLines="0"/>
-                    <w:jc w:val="center"/>
-                    <w:ind w:left="0" w:right="0" w:firstLine="0"/>
-                  </w:pPr>
-                  <w:r>
-                    <w:rPr>
-                      <w:rFonts w:ascii="Times New Roman" w:hAnsi="Times New Roman" w:eastAsia="仿宋" w:cs="Times New Roman"/>
-                      <w:color w:val="000000"/>
-                      <w:sz w:val="26"/>
-                      <w:szCs w:val="26"/>
-                    </w:rPr>
-                    <w:t xml:space="preserve">6.本协议书自所有成员单位法定代表人签字并盖单位章之日起生效，</w:t>
-                  </w:r>
-                </w:p>
-              </w:txbxContent>
-            </v:textbox>
-          </v:shape>
-        </w:pict>
+        <mc:AlternateContent>
+          <mc:Choice xmlns:a="http://schemas.openxmlformats.org/drawingml/2006/main" Requires="wps">
+            <w:drawing>
+              <wp:anchor distT="0" distB="0" distL="0" distR="0" simplePos="0" relativeHeight="10" behindDoc="0" locked="0" layoutInCell="1" allowOverlap="1">
+                <wp:simplePos x="0" y="0"/>
+                <wp:positionH relativeFrom="page">
+                  <wp:posOffset>1190625</wp:posOffset>
+                </wp:positionH>
+                <wp:positionV relativeFrom="page">
+                  <wp:posOffset>6167834</wp:posOffset>
+                </wp:positionV>
+                <wp:extent cx="8332216" cy="268224"/>
+                <wp:effectExtent l="0" t="0" r="0" b="0"/>
+                <wp:wrapNone/>
+                <wp:docPr id="152" name="TextBox152"/>
+                <wp:cNvGraphicFramePr/>
+                <a:graphic>
+                  <a:graphicData uri="http://schemas.microsoft.com/office/word/2010/wordprocessingShape">
+                    <wps:wsp>
+                      <wps:cNvSpPr txBox="1"/>
+                      <wps:cNvCnPr/>
+                      <wps:spPr>
+                        <a:xfrm>
+                          <a:off x="0" y="0"/>
+                          <a:ext cx="8332216" cy="268224"/>
+                        </a:xfrm>
+                        <a:prstGeom prst="rect">
+                          <a:avLst/>
+                        </a:prstGeom>
+                        <a:noFill/>
+                        <a:ln>
+                          <a:noFill/>
+                        </a:ln>
+                      </wps:spPr>
+                      <wps:txbx>
+                        <w:txbxContent>
+                          <w:p>
+                            <w:pPr>
+                              <w:spacing w:line="240" w:lineRule="auto" w:before="0" w:after="0" w:beforeLines="0" w:afterLines="0"/>
+                              <w:ind w:left="0" w:right="0" w:firstLine="0"/>
+                            </w:pPr>
+                            <w:r>
+                              <w:rPr>
+                                <w:rFonts w:ascii="Times New Roman" w:hAnsi="Times New Roman" w:eastAsia="仿宋" w:cs="Times New Roman"/>
+                                <w:color w:val="000000"/>
+                                <w:sz w:val="26"/>
+                                <w:szCs w:val="26"/>
+                              </w:rPr>
+                              <w:t xml:space="preserve">担     专业工程，占总工程量的   %；（成员一名称）承担    专业工</w:t>
+                            </w:r>
+                          </w:p>
+                        </w:txbxContent>
+                      </wps:txbx>
+                      <wps:bodyPr rot="0" vert="horz" anchor="t" wrap="square" lIns="0" tIns="0" rIns="0" bIns="0"/>
+                    </wps:wsp>
+                  </a:graphicData>
+                </a:graphic>
+              </wp:anchor>
+            </w:drawing>
+          </mc:Choice>
+          <mc:Fallback>
+            <w:pict>
+              <v:shape id="VML152" type="#_x0000_t202" style="position:absolute;left:93.750pt;top:485.656pt;width:656.080pt;height:21.120pt;z-index:10;mso-position-horizontal:absolute;mso-position-vertical:absolute;mso-position-horizontal-relative:page;mso-position-vertical-relative:page;mso-wrap:square;" filled="false" stroked="false" v-text-anchor="top">
+                <v:fill on="false"/>
+                <v:stroke on="false"/>
+                <v:textbox style="mso-fit-shape-to-text:false" inset="0pt,0pt,0pt,0pt">
+                  <w:txbxContent>
+                    <w:p>
+                      <w:pPr>
+                        <w:spacing w:line="240" w:lineRule="auto" w:before="0" w:after="0" w:beforeLines="0" w:afterLines="0"/>
+                        <w:ind w:left="0" w:right="0" w:firstLine="0"/>
+                      </w:pPr>
+                      <w:r>
+                        <w:rPr>
+                          <w:rFonts w:ascii="Times New Roman" w:hAnsi="Times New Roman" w:eastAsia="仿宋" w:cs="Times New Roman"/>
+                          <w:color w:val="000000"/>
+                          <w:sz w:val="26"/>
+                          <w:szCs w:val="26"/>
+                        </w:rPr>
+                        <w:t xml:space="preserve">担     专业工程，占总工程量的   %；（成员一名称）承担    专业工</w:t>
+                      </w:r>
+                    </w:p>
+                  </w:txbxContent>
+                </v:textbox>
+              </v:shape>
+            </w:pict>
+          </mc:Fallback>
+        </mc:AlternateContent>
       </w:r>
       <w:r>
-        <w:pict>
-          <v:shape id="TextBox162" type="#_x0000_t202" style="position:absolute;left:93.750pt;top:580.075pt;width:501.640pt;height:21.120pt;z-index:10;mso-position-horizontal:absolute;mso-position-vertical:absolute;mso-position-horizontal-relative:page;mso-position-vertical-relative:page;mso-wrap:square;" filled="false" stroked="false" v-text-anchor="top">
-            <v:fill on="false"/>
-            <v:stroke on="false"/>
-            <v:textbox style="mso-fit-shape-to-text:false" inset="0pt,0pt,0pt,0pt">
-              <w:txbxContent>
-                <w:p>
-                  <w:pPr>
-                    <w:spacing w:line="240" w:lineRule="auto" w:before="0" w:after="0" w:beforeLines="0" w:afterLines="0"/>
-                    <w:jc w:val="center"/>
-                    <w:ind w:left="0" w:right="0" w:firstLine="0"/>
-                  </w:pPr>
-                  <w:r>
-                    <w:rPr>
-                      <w:rFonts w:ascii="Times New Roman" w:hAnsi="Times New Roman" w:eastAsia="仿宋" w:cs="Times New Roman"/>
-                      <w:color w:val="000000"/>
-                      <w:sz w:val="26"/>
-                      <w:szCs w:val="26"/>
-                    </w:rPr>
-                    <w:t xml:space="preserve">未经采购人同意，不得变更联合体协议书，合同履行完毕后终止。</w:t>
-                  </w:r>
-                </w:p>
-              </w:txbxContent>
-            </v:textbox>
-          </v:shape>
-        </w:pict>
+        <mc:AlternateContent>
+          <mc:Choice xmlns:a="http://schemas.openxmlformats.org/drawingml/2006/main" Requires="wps">
+            <w:drawing>
+              <wp:anchor distT="0" distB="0" distL="0" distR="0" simplePos="0" relativeHeight="10" behindDoc="0" locked="0" layoutInCell="1" allowOverlap="1">
+                <wp:simplePos x="0" y="0"/>
+                <wp:positionH relativeFrom="page">
+                  <wp:posOffset>1190625</wp:posOffset>
+                </wp:positionH>
+                <wp:positionV relativeFrom="page">
+                  <wp:posOffset>6400785</wp:posOffset>
+                </wp:positionV>
+                <wp:extent cx="3973576" cy="268224"/>
+                <wp:effectExtent l="0" t="0" r="0" b="0"/>
+                <wp:wrapNone/>
+                <wp:docPr id="153" name="TextBox153"/>
+                <wp:cNvGraphicFramePr/>
+                <a:graphic>
+                  <a:graphicData uri="http://schemas.microsoft.com/office/word/2010/wordprocessingShape">
+                    <wps:wsp>
+                      <wps:cNvSpPr txBox="1"/>
+                      <wps:cNvCnPr/>
+                      <wps:spPr>
+                        <a:xfrm>
+                          <a:off x="0" y="0"/>
+                          <a:ext cx="3973576" cy="268224"/>
+                        </a:xfrm>
+                        <a:prstGeom prst="rect">
+                          <a:avLst/>
+                        </a:prstGeom>
+                        <a:noFill/>
+                        <a:ln>
+                          <a:noFill/>
+                        </a:ln>
+                      </wps:spPr>
+                      <wps:txbx>
+                        <w:txbxContent>
+                          <w:p>
+                            <w:pPr>
+                              <w:spacing w:line="240" w:lineRule="auto" w:before="0" w:after="0" w:beforeLines="0" w:afterLines="0"/>
+                              <w:ind w:left="0" w:right="0" w:firstLine="0"/>
+                            </w:pPr>
+                            <w:r>
+                              <w:rPr>
+                                <w:rFonts w:ascii="Times New Roman" w:hAnsi="Times New Roman" w:eastAsia="仿宋" w:cs="Times New Roman"/>
+                                <w:color w:val="000000"/>
+                                <w:sz w:val="26"/>
+                                <w:szCs w:val="26"/>
+                              </w:rPr>
+                              <w:t xml:space="preserve">程，占总工程量的     %；……。</w:t>
+                            </w:r>
+                          </w:p>
+                        </w:txbxContent>
+                      </wps:txbx>
+                      <wps:bodyPr rot="0" vert="horz" anchor="t" wrap="square" lIns="0" tIns="0" rIns="0" bIns="0"/>
+                    </wps:wsp>
+                  </a:graphicData>
+                </a:graphic>
+              </wp:anchor>
+            </w:drawing>
+          </mc:Choice>
+          <mc:Fallback>
+            <w:pict>
+              <v:shape id="VML153" type="#_x0000_t202" style="position:absolute;left:93.750pt;top:503.999pt;width:312.880pt;height:21.120pt;z-index:10;mso-position-horizontal:absolute;mso-position-vertical:absolute;mso-position-horizontal-relative:page;mso-position-vertical-relative:page;mso-wrap:square;" filled="false" stroked="false" v-text-anchor="top">
+                <v:fill on="false"/>
+                <v:stroke on="false"/>
+                <v:textbox style="mso-fit-shape-to-text:false" inset="0pt,0pt,0pt,0pt">
+                  <w:txbxContent>
+                    <w:p>
+                      <w:pPr>
+                        <w:spacing w:line="240" w:lineRule="auto" w:before="0" w:after="0" w:beforeLines="0" w:afterLines="0"/>
+                        <w:ind w:left="0" w:right="0" w:firstLine="0"/>
+                      </w:pPr>
+                      <w:r>
+                        <w:rPr>
+                          <w:rFonts w:ascii="Times New Roman" w:hAnsi="Times New Roman" w:eastAsia="仿宋" w:cs="Times New Roman"/>
+                          <w:color w:val="000000"/>
+                          <w:sz w:val="26"/>
+                          <w:szCs w:val="26"/>
+                        </w:rPr>
+                        <w:t xml:space="preserve">程，占总工程量的     %；……。</w:t>
+                      </w:r>
+                    </w:p>
+                  </w:txbxContent>
+                </v:textbox>
+              </v:shape>
+            </w:pict>
+          </mc:Fallback>
+        </mc:AlternateContent>
       </w:r>
       <w:r>
-        <w:pict>
-          <v:shape id="TextBox163" type="#_x0000_t202" style="position:absolute;left:120.084pt;top:598.417pt;width:484.480pt;height:21.120pt;z-index:10;mso-position-horizontal:absolute;mso-position-vertical:absolute;mso-position-horizontal-relative:page;mso-position-vertical-relative:page;mso-wrap:square;" filled="false" stroked="false" v-text-anchor="top">
-            <v:fill on="false"/>
-            <v:stroke on="false"/>
-            <v:textbox style="mso-fit-shape-to-text:false" inset="0pt,0pt,0pt,0pt">
-              <w:txbxContent>
-                <w:p>
-                  <w:pPr>
-                    <w:spacing w:line="240" w:lineRule="auto" w:before="0" w:after="0" w:beforeLines="0" w:afterLines="0"/>
-                    <w:jc w:val="center"/>
-                    <w:ind w:left="0" w:right="0" w:firstLine="0"/>
-                  </w:pPr>
-                  <w:r>
-                    <w:rPr>
-                      <w:rFonts w:ascii="Times New Roman" w:hAnsi="Times New Roman" w:eastAsia="仿宋" w:cs="Times New Roman"/>
-                      <w:color w:val="000000"/>
-                      <w:sz w:val="26"/>
-                      <w:szCs w:val="26"/>
-                    </w:rPr>
-                    <w:t xml:space="preserve">7.本协议书一式    份，联合体成员和采购人各执一份。</w:t>
-                  </w:r>
-                </w:p>
-              </w:txbxContent>
-            </v:textbox>
-          </v:shape>
-        </w:pict>
+        <mc:AlternateContent>
+          <mc:Choice xmlns:a="http://schemas.openxmlformats.org/drawingml/2006/main" Requires="wps">
+            <w:drawing>
+              <wp:anchor distT="0" distB="0" distL="0" distR="0" simplePos="0" relativeHeight="10" behindDoc="0" locked="0" layoutInCell="1" allowOverlap="1">
+                <wp:simplePos x="0" y="0"/>
+                <wp:positionH relativeFrom="page">
+                  <wp:posOffset>1525072</wp:posOffset>
+                </wp:positionH>
+                <wp:positionV relativeFrom="page">
+                  <wp:posOffset>6642695</wp:posOffset>
+                </wp:positionV>
+                <wp:extent cx="6806692" cy="268224"/>
+                <wp:effectExtent l="0" t="0" r="0" b="0"/>
+                <wp:wrapNone/>
+                <wp:docPr id="154" name="TextBox154"/>
+                <wp:cNvGraphicFramePr/>
+                <a:graphic>
+                  <a:graphicData uri="http://schemas.microsoft.com/office/word/2010/wordprocessingShape">
+                    <wps:wsp>
+                      <wps:cNvSpPr txBox="1"/>
+                      <wps:cNvCnPr/>
+                      <wps:spPr>
+                        <a:xfrm>
+                          <a:off x="0" y="0"/>
+                          <a:ext cx="6806692" cy="268224"/>
+                        </a:xfrm>
+                        <a:prstGeom prst="rect">
+                          <a:avLst/>
+                        </a:prstGeom>
+                        <a:noFill/>
+                        <a:ln>
+                          <a:noFill/>
+                        </a:ln>
+                      </wps:spPr>
+                      <wps:txbx>
+                        <w:txbxContent>
+                          <w:p>
+                            <w:pPr>
+                              <w:spacing w:line="240" w:lineRule="auto" w:before="0" w:after="0" w:beforeLines="0" w:afterLines="0"/>
+                              <w:ind w:left="0" w:right="0" w:firstLine="0"/>
+                            </w:pPr>
+                            <w:r>
+                              <w:rPr>
+                                <w:rFonts w:ascii="Times New Roman" w:hAnsi="Times New Roman" w:eastAsia="仿宋" w:cs="Times New Roman"/>
+                                <w:color w:val="000000"/>
+                                <w:sz w:val="26"/>
+                                <w:szCs w:val="26"/>
+                              </w:rPr>
+                              <w:t xml:space="preserve">5.响应工作和联合体在成交后工程实施过程中的有关费用按各自承担</w:t>
+                            </w:r>
+                          </w:p>
+                        </w:txbxContent>
+                      </wps:txbx>
+                      <wps:bodyPr rot="0" vert="horz" anchor="t" wrap="square" lIns="0" tIns="0" rIns="0" bIns="0"/>
+                    </wps:wsp>
+                  </a:graphicData>
+                </a:graphic>
+              </wp:anchor>
+            </w:drawing>
+          </mc:Choice>
+          <mc:Fallback>
+            <w:pict>
+              <v:shape id="VML154" type="#_x0000_t202" style="position:absolute;left:120.084pt;top:523.047pt;width:535.960pt;height:21.120pt;z-index:10;mso-position-horizontal:absolute;mso-position-vertical:absolute;mso-position-horizontal-relative:page;mso-position-vertical-relative:page;mso-wrap:square;" filled="false" stroked="false" v-text-anchor="top">
+                <v:fill on="false"/>
+                <v:stroke on="false"/>
+                <v:textbox style="mso-fit-shape-to-text:false" inset="0pt,0pt,0pt,0pt">
+                  <w:txbxContent>
+                    <w:p>
+                      <w:pPr>
+                        <w:spacing w:line="240" w:lineRule="auto" w:before="0" w:after="0" w:beforeLines="0" w:afterLines="0"/>
+                        <w:ind w:left="0" w:right="0" w:firstLine="0"/>
+                      </w:pPr>
+                      <w:r>
+                        <w:rPr>
+                          <w:rFonts w:ascii="Times New Roman" w:hAnsi="Times New Roman" w:eastAsia="仿宋" w:cs="Times New Roman"/>
+                          <w:color w:val="000000"/>
+                          <w:sz w:val="26"/>
+                          <w:szCs w:val="26"/>
+                        </w:rPr>
+                        <w:t xml:space="preserve">5.响应工作和联合体在成交后工程实施过程中的有关费用按各自承担</w:t>
+                      </w:r>
+                    </w:p>
+                  </w:txbxContent>
+                </v:textbox>
+              </v:shape>
+            </w:pict>
+          </mc:Fallback>
+        </mc:AlternateContent>
       </w:r>
       <w:r>
-        <w:pict>
-          <v:shape id="TextBox164" type="#_x0000_t202" style="position:absolute;left:120.084pt;top:618.876pt;width:13.438pt;height:21.120pt;z-index:10;mso-position-horizontal:absolute;mso-position-vertical:absolute;mso-position-horizontal-relative:page;mso-position-vertical-relative:page;mso-wrap:square;" filled="false" stroked="false" v-text-anchor="top">
-            <v:fill on="false"/>
-            <v:stroke on="false"/>
-            <v:textbox style="mso-fit-shape-to-text:false" inset="0pt,0pt,0pt,0pt">
-              <w:txbxContent>
-                <w:p>
-                  <w:pPr>
-                    <w:spacing w:line="240" w:lineRule="auto" w:before="0" w:after="0" w:beforeLines="0" w:afterLines="0"/>
-                    <w:ind w:left="0" w:right="0" w:firstLine="0"/>
-                  </w:pPr>
-                  <w:r>
-                    <w:rPr>
-                      <w:rFonts w:ascii="Times New Roman" w:hAnsi="Times New Roman" w:eastAsia="仿宋" w:cs="Times New Roman"/>
-                      <w:color w:val="000000"/>
-                      <w:sz w:val="26"/>
-                      <w:szCs w:val="26"/>
-                    </w:rPr>
-                    <w:t xml:space="preserve"> </w:t>
-                  </w:r>
-                </w:p>
-              </w:txbxContent>
-            </v:textbox>
-          </v:shape>
-        </w:pict>
+        <mc:AlternateContent>
+          <mc:Choice xmlns:a="http://schemas.openxmlformats.org/drawingml/2006/main" Requires="wps">
+            <w:drawing>
+              <wp:anchor distT="0" distB="0" distL="0" distR="0" simplePos="0" relativeHeight="10" behindDoc="0" locked="0" layoutInCell="1" allowOverlap="1">
+                <wp:simplePos x="0" y="0"/>
+                <wp:positionH relativeFrom="page">
+                  <wp:posOffset>1190625</wp:posOffset>
+                </wp:positionH>
+                <wp:positionV relativeFrom="page">
+                  <wp:posOffset>6875647</wp:posOffset>
+                </wp:positionV>
+                <wp:extent cx="1576324" cy="268224"/>
+                <wp:effectExtent l="0" t="0" r="0" b="0"/>
+                <wp:wrapNone/>
+                <wp:docPr id="155" name="TextBox155"/>
+                <wp:cNvGraphicFramePr/>
+                <a:graphic>
+                  <a:graphicData uri="http://schemas.microsoft.com/office/word/2010/wordprocessingShape">
+                    <wps:wsp>
+                      <wps:cNvSpPr txBox="1"/>
+                      <wps:cNvCnPr/>
+                      <wps:spPr>
+                        <a:xfrm>
+                          <a:off x="0" y="0"/>
+                          <a:ext cx="1576324" cy="268224"/>
+                        </a:xfrm>
+                        <a:prstGeom prst="rect">
+                          <a:avLst/>
+                        </a:prstGeom>
+                        <a:noFill/>
+                        <a:ln>
+                          <a:noFill/>
+                        </a:ln>
+                      </wps:spPr>
+                      <wps:txbx>
+                        <w:txbxContent>
+                          <w:p>
+                            <w:pPr>
+                              <w:spacing w:line="240" w:lineRule="auto" w:before="0" w:after="0" w:beforeLines="0" w:afterLines="0"/>
+                              <w:ind w:left="0" w:right="0" w:firstLine="0"/>
+                            </w:pPr>
+                            <w:r>
+                              <w:rPr>
+                                <w:rFonts w:ascii="Times New Roman" w:hAnsi="Times New Roman" w:eastAsia="仿宋" w:cs="Times New Roman"/>
+                                <w:color w:val="000000"/>
+                                <w:sz w:val="26"/>
+                                <w:szCs w:val="26"/>
+                              </w:rPr>
+                              <w:t xml:space="preserve">的工作量分摊。</w:t>
+                            </w:r>
+                          </w:p>
+                        </w:txbxContent>
+                      </wps:txbx>
+                      <wps:bodyPr rot="0" vert="horz" anchor="t" wrap="square" lIns="0" tIns="0" rIns="0" bIns="0"/>
+                    </wps:wsp>
+                  </a:graphicData>
+                </a:graphic>
+              </wp:anchor>
+            </w:drawing>
+          </mc:Choice>
+          <mc:Fallback>
+            <w:pict>
+              <v:shape id="VML155" type="#_x0000_t202" style="position:absolute;left:93.750pt;top:541.390pt;width:124.120pt;height:21.120pt;z-index:10;mso-position-horizontal:absolute;mso-position-vertical:absolute;mso-position-horizontal-relative:page;mso-position-vertical-relative:page;mso-wrap:square;" filled="false" stroked="false" v-text-anchor="top">
+                <v:fill on="false"/>
+                <v:stroke on="false"/>
+                <v:textbox style="mso-fit-shape-to-text:false" inset="0pt,0pt,0pt,0pt">
+                  <w:txbxContent>
+                    <w:p>
+                      <w:pPr>
+                        <w:spacing w:line="240" w:lineRule="auto" w:before="0" w:after="0" w:beforeLines="0" w:afterLines="0"/>
+                        <w:ind w:left="0" w:right="0" w:firstLine="0"/>
+                      </w:pPr>
+                      <w:r>
+                        <w:rPr>
+                          <w:rFonts w:ascii="Times New Roman" w:hAnsi="Times New Roman" w:eastAsia="仿宋" w:cs="Times New Roman"/>
+                          <w:color w:val="000000"/>
+                          <w:sz w:val="26"/>
+                          <w:szCs w:val="26"/>
+                        </w:rPr>
+                        <w:t xml:space="preserve">的工作量分摊。</w:t>
+                      </w:r>
+                    </w:p>
+                  </w:txbxContent>
+                </v:textbox>
+              </v:shape>
+            </w:pict>
+          </mc:Fallback>
+        </mc:AlternateContent>
       </w:r>
       <w:r>
-        <w:pict>
-          <v:shape id="TextBox165" type="#_x0000_t202" style="position:absolute;left:120.084pt;top:640.041pt;width:13.438pt;height:21.120pt;z-index:10;mso-position-horizontal:absolute;mso-position-vertical:absolute;mso-position-horizontal-relative:page;mso-position-vertical-relative:page;mso-wrap:square;" filled="false" stroked="false" v-text-anchor="top">
-            <v:fill on="false"/>
-            <v:stroke on="false"/>
-            <v:textbox style="mso-fit-shape-to-text:false" inset="0pt,0pt,0pt,0pt">
-              <w:txbxContent>
-                <w:p>
-                  <w:pPr>
-                    <w:spacing w:line="240" w:lineRule="auto" w:before="0" w:after="0" w:beforeLines="0" w:afterLines="0"/>
-                    <w:ind w:left="0" w:right="0" w:firstLine="0"/>
-                  </w:pPr>
-                  <w:r>
-                    <w:rPr>
-                      <w:rFonts w:ascii="Times New Roman" w:hAnsi="Times New Roman" w:eastAsia="仿宋" w:cs="Times New Roman"/>
-                      <w:color w:val="000000"/>
-                      <w:sz w:val="26"/>
-                      <w:szCs w:val="26"/>
-                    </w:rPr>
-                    <w:t xml:space="preserve"> </w:t>
-                  </w:r>
-                </w:p>
-              </w:txbxContent>
-            </v:textbox>
-          </v:shape>
-        </w:pict>
+        <mc:AlternateContent>
+          <mc:Choice xmlns:a="http://schemas.openxmlformats.org/drawingml/2006/main" Requires="wps">
+            <w:drawing>
+              <wp:anchor distT="0" distB="0" distL="0" distR="0" simplePos="0" relativeHeight="10" behindDoc="0" locked="0" layoutInCell="1" allowOverlap="1">
+                <wp:simplePos x="0" y="0"/>
+                <wp:positionH relativeFrom="page">
+                  <wp:posOffset>1525072</wp:posOffset>
+                </wp:positionH>
+                <wp:positionV relativeFrom="page">
+                  <wp:posOffset>7108598</wp:posOffset>
+                </wp:positionV>
+                <wp:extent cx="6806692" cy="268224"/>
+                <wp:effectExtent l="0" t="0" r="0" b="0"/>
+                <wp:wrapNone/>
+                <wp:docPr id="156" name="TextBox156"/>
+                <wp:cNvGraphicFramePr/>
+                <a:graphic>
+                  <a:graphicData uri="http://schemas.microsoft.com/office/word/2010/wordprocessingShape">
+                    <wps:wsp>
+                      <wps:cNvSpPr txBox="1"/>
+                      <wps:cNvCnPr/>
+                      <wps:spPr>
+                        <a:xfrm>
+                          <a:off x="0" y="0"/>
+                          <a:ext cx="6806692" cy="268224"/>
+                        </a:xfrm>
+                        <a:prstGeom prst="rect">
+                          <a:avLst/>
+                        </a:prstGeom>
+                        <a:noFill/>
+                        <a:ln>
+                          <a:noFill/>
+                        </a:ln>
+                      </wps:spPr>
+                      <wps:txbx>
+                        <w:txbxContent>
+                          <w:p>
+                            <w:pPr>
+                              <w:spacing w:line="240" w:lineRule="auto" w:before="0" w:after="0" w:beforeLines="0" w:afterLines="0"/>
+                              <w:ind w:left="0" w:right="0" w:firstLine="0"/>
+                            </w:pPr>
+                            <w:r>
+                              <w:rPr>
+                                <w:rFonts w:ascii="Times New Roman" w:hAnsi="Times New Roman" w:eastAsia="仿宋" w:cs="Times New Roman"/>
+                                <w:color w:val="000000"/>
+                                <w:sz w:val="26"/>
+                                <w:szCs w:val="26"/>
+                              </w:rPr>
+                              <w:t xml:space="preserve">6.本协议书自所有成员单位法定代表人签字并盖单位章之日起生效，</w:t>
+                            </w:r>
+                          </w:p>
+                        </w:txbxContent>
+                      </wps:txbx>
+                      <wps:bodyPr rot="0" vert="horz" anchor="t" wrap="square" lIns="0" tIns="0" rIns="0" bIns="0"/>
+                    </wps:wsp>
+                  </a:graphicData>
+                </a:graphic>
+              </wp:anchor>
+            </w:drawing>
+          </mc:Choice>
+          <mc:Fallback>
+            <w:pict>
+              <v:shape id="VML156" type="#_x0000_t202" style="position:absolute;left:120.084pt;top:559.732pt;width:535.960pt;height:21.120pt;z-index:10;mso-position-horizontal:absolute;mso-position-vertical:absolute;mso-position-horizontal-relative:page;mso-position-vertical-relative:page;mso-wrap:square;" filled="false" stroked="false" v-text-anchor="top">
+                <v:fill on="false"/>
+                <v:stroke on="false"/>
+                <v:textbox style="mso-fit-shape-to-text:false" inset="0pt,0pt,0pt,0pt">
+                  <w:txbxContent>
+                    <w:p>
+                      <w:pPr>
+                        <w:spacing w:line="240" w:lineRule="auto" w:before="0" w:after="0" w:beforeLines="0" w:afterLines="0"/>
+                        <w:ind w:left="0" w:right="0" w:firstLine="0"/>
+                      </w:pPr>
+                      <w:r>
+                        <w:rPr>
+                          <w:rFonts w:ascii="Times New Roman" w:hAnsi="Times New Roman" w:eastAsia="仿宋" w:cs="Times New Roman"/>
+                          <w:color w:val="000000"/>
+                          <w:sz w:val="26"/>
+                          <w:szCs w:val="26"/>
+                        </w:rPr>
+                        <w:t xml:space="preserve">6.本协议书自所有成员单位法定代表人签字并盖单位章之日起生效，</w:t>
+                      </w:r>
+                    </w:p>
+                  </w:txbxContent>
+                </v:textbox>
+              </v:shape>
+            </w:pict>
+          </mc:Fallback>
+        </mc:AlternateContent>
       </w:r>
       <w:r>
-        <w:pict>
-          <v:shape id="TextBox166" type="#_x0000_t202" style="position:absolute;left:120.084pt;top:660.500pt;width:621.760pt;height:21.120pt;z-index:10;mso-position-horizontal:absolute;mso-position-vertical:absolute;mso-position-horizontal-relative:page;mso-position-vertical-relative:page;mso-wrap:square;" filled="false" stroked="false" v-text-anchor="top">
-            <v:fill on="false"/>
-            <v:stroke on="false"/>
-            <v:textbox style="mso-fit-shape-to-text:false" inset="0pt,0pt,0pt,0pt">
-              <w:txbxContent>
-                <w:p>
-                  <w:pPr>
-                    <w:spacing w:line="240" w:lineRule="auto" w:before="0" w:after="0" w:beforeLines="0" w:afterLines="0"/>
-                    <w:jc w:val="center"/>
-                    <w:ind w:left="0" w:right="0" w:firstLine="0"/>
-                  </w:pPr>
-                  <w:r>
-                    <w:rPr>
-                      <w:rFonts w:ascii="Times New Roman" w:hAnsi="Times New Roman" w:eastAsia="仿宋" w:cs="Times New Roman"/>
-                      <w:color w:val="000000"/>
-                      <w:sz w:val="26"/>
-                      <w:szCs w:val="26"/>
-                    </w:rPr>
-                    <w:t xml:space="preserve">联合体牵头人名称：                     （盖单位章）</w:t>
-                  </w:r>
-                </w:p>
-              </w:txbxContent>
-            </v:textbox>
-          </v:shape>
-        </w:pict>
+        <mc:AlternateContent>
+          <mc:Choice xmlns:a="http://schemas.openxmlformats.org/drawingml/2006/main" Requires="wps">
+            <w:drawing>
+              <wp:anchor distT="0" distB="0" distL="0" distR="0" simplePos="0" relativeHeight="10" behindDoc="0" locked="0" layoutInCell="1" allowOverlap="1">
+                <wp:simplePos x="0" y="0"/>
+                <wp:positionH relativeFrom="page">
+                  <wp:posOffset>1190625</wp:posOffset>
+                </wp:positionH>
+                <wp:positionV relativeFrom="page">
+                  <wp:posOffset>7341549</wp:posOffset>
+                </wp:positionV>
+                <wp:extent cx="6370828" cy="268224"/>
+                <wp:effectExtent l="0" t="0" r="0" b="0"/>
+                <wp:wrapNone/>
+                <wp:docPr id="157" name="TextBox157"/>
+                <wp:cNvGraphicFramePr/>
+                <a:graphic>
+                  <a:graphicData uri="http://schemas.microsoft.com/office/word/2010/wordprocessingShape">
+                    <wps:wsp>
+                      <wps:cNvSpPr txBox="1"/>
+                      <wps:cNvCnPr/>
+                      <wps:spPr>
+                        <a:xfrm>
+                          <a:off x="0" y="0"/>
+                          <a:ext cx="6370828" cy="268224"/>
+                        </a:xfrm>
+                        <a:prstGeom prst="rect">
+                          <a:avLst/>
+                        </a:prstGeom>
+                        <a:noFill/>
+                        <a:ln>
+                          <a:noFill/>
+                        </a:ln>
+                      </wps:spPr>
+                      <wps:txbx>
+                        <w:txbxContent>
+                          <w:p>
+                            <w:pPr>
+                              <w:spacing w:line="240" w:lineRule="auto" w:before="0" w:after="0" w:beforeLines="0" w:afterLines="0"/>
+                              <w:ind w:left="0" w:right="0" w:firstLine="0"/>
+                            </w:pPr>
+                            <w:r>
+                              <w:rPr>
+                                <w:rFonts w:ascii="Times New Roman" w:hAnsi="Times New Roman" w:eastAsia="仿宋" w:cs="Times New Roman"/>
+                                <w:color w:val="000000"/>
+                                <w:sz w:val="26"/>
+                                <w:szCs w:val="26"/>
+                              </w:rPr>
+                              <w:t xml:space="preserve">未经采购人同意，不得变更联合体协议书，合同履行完毕后终止。</w:t>
+                            </w:r>
+                          </w:p>
+                        </w:txbxContent>
+                      </wps:txbx>
+                      <wps:bodyPr rot="0" vert="horz" anchor="t" wrap="square" lIns="0" tIns="0" rIns="0" bIns="0"/>
+                    </wps:wsp>
+                  </a:graphicData>
+                </a:graphic>
+              </wp:anchor>
+            </w:drawing>
+          </mc:Choice>
+          <mc:Fallback>
+            <w:pict>
+              <v:shape id="VML157" type="#_x0000_t202" style="position:absolute;left:93.750pt;top:578.075pt;width:501.640pt;height:21.120pt;z-index:10;mso-position-horizontal:absolute;mso-position-vertical:absolute;mso-position-horizontal-relative:page;mso-position-vertical-relative:page;mso-wrap:square;" filled="false" stroked="false" v-text-anchor="top">
+                <v:fill on="false"/>
+                <v:stroke on="false"/>
+                <v:textbox style="mso-fit-shape-to-text:false" inset="0pt,0pt,0pt,0pt">
+                  <w:txbxContent>
+                    <w:p>
+                      <w:pPr>
+                        <w:spacing w:line="240" w:lineRule="auto" w:before="0" w:after="0" w:beforeLines="0" w:afterLines="0"/>
+                        <w:ind w:left="0" w:right="0" w:firstLine="0"/>
+                      </w:pPr>
+                      <w:r>
+                        <w:rPr>
+                          <w:rFonts w:ascii="Times New Roman" w:hAnsi="Times New Roman" w:eastAsia="仿宋" w:cs="Times New Roman"/>
+                          <w:color w:val="000000"/>
+                          <w:sz w:val="26"/>
+                          <w:szCs w:val="26"/>
+                        </w:rPr>
+                        <w:t xml:space="preserve">未经采购人同意，不得变更联合体协议书，合同履行完毕后终止。</w:t>
+                      </w:r>
+                    </w:p>
+                  </w:txbxContent>
+                </v:textbox>
+              </v:shape>
+            </w:pict>
+          </mc:Fallback>
+        </mc:AlternateContent>
       </w:r>
       <w:r>
-        <w:pict>
-          <v:shape id="TextBox167" type="#_x0000_t202" style="position:absolute;left:120.084pt;top:680.959pt;width:604.600pt;height:21.120pt;z-index:10;mso-position-horizontal:absolute;mso-position-vertical:absolute;mso-position-horizontal-relative:page;mso-position-vertical-relative:page;mso-wrap:square;" filled="false" stroked="false" v-text-anchor="top">
-            <v:fill on="false"/>
-            <v:stroke on="false"/>
-            <v:textbox style="mso-fit-shape-to-text:false" inset="0pt,0pt,0pt,0pt">
-              <w:txbxContent>
-                <w:p>
-                  <w:pPr>
-                    <w:spacing w:line="240" w:lineRule="auto" w:before="0" w:after="0" w:beforeLines="0" w:afterLines="0"/>
-                    <w:ind w:left="0" w:right="0" w:firstLine="0"/>
-                  </w:pPr>
-                  <w:r>
-                    <w:rPr>
-                      <w:rFonts w:ascii="Times New Roman" w:hAnsi="Times New Roman" w:eastAsia="仿宋" w:cs="Times New Roman"/>
-                      <w:color w:val="000000"/>
-                      <w:sz w:val="26"/>
-                      <w:szCs w:val="26"/>
-                    </w:rPr>
-                    <w:t xml:space="preserve">法定代表人：                         （签字）</w:t>
-                  </w:r>
-                </w:p>
-              </w:txbxContent>
-            </v:textbox>
-          </v:shape>
-        </w:pict>
+        <mc:AlternateContent>
+          <mc:Choice xmlns:a="http://schemas.openxmlformats.org/drawingml/2006/main" Requires="wps">
+            <w:drawing>
+              <wp:anchor distT="0" distB="0" distL="0" distR="0" simplePos="0" relativeHeight="10" behindDoc="0" locked="0" layoutInCell="1" allowOverlap="1">
+                <wp:simplePos x="0" y="0"/>
+                <wp:positionH relativeFrom="page">
+                  <wp:posOffset>1525072</wp:posOffset>
+                </wp:positionH>
+                <wp:positionV relativeFrom="page">
+                  <wp:posOffset>7574500</wp:posOffset>
+                </wp:positionV>
+                <wp:extent cx="6152896" cy="268224"/>
+                <wp:effectExtent l="0" t="0" r="0" b="0"/>
+                <wp:wrapNone/>
+                <wp:docPr id="158" name="TextBox158"/>
+                <wp:cNvGraphicFramePr/>
+                <a:graphic>
+                  <a:graphicData uri="http://schemas.microsoft.com/office/word/2010/wordprocessingShape">
+                    <wps:wsp>
+                      <wps:cNvSpPr txBox="1"/>
+                      <wps:cNvCnPr/>
+                      <wps:spPr>
+                        <a:xfrm>
+                          <a:off x="0" y="0"/>
+                          <a:ext cx="6152896" cy="268224"/>
+                        </a:xfrm>
+                        <a:prstGeom prst="rect">
+                          <a:avLst/>
+                        </a:prstGeom>
+                        <a:noFill/>
+                        <a:ln>
+                          <a:noFill/>
+                        </a:ln>
+                      </wps:spPr>
+                      <wps:txbx>
+                        <w:txbxContent>
+                          <w:p>
+                            <w:pPr>
+                              <w:spacing w:line="240" w:lineRule="auto" w:before="0" w:after="0" w:beforeLines="0" w:afterLines="0"/>
+                              <w:ind w:left="0" w:right="0" w:firstLine="0"/>
+                            </w:pPr>
+                            <w:r>
+                              <w:rPr>
+                                <w:rFonts w:ascii="Times New Roman" w:hAnsi="Times New Roman" w:eastAsia="仿宋" w:cs="Times New Roman"/>
+                                <w:color w:val="000000"/>
+                                <w:sz w:val="26"/>
+                                <w:szCs w:val="26"/>
+                              </w:rPr>
+                              <w:t xml:space="preserve">7.本协议书一式    份，联合体成员和采购人各执一份。</w:t>
+                            </w:r>
+                          </w:p>
+                        </w:txbxContent>
+                      </wps:txbx>
+                      <wps:bodyPr rot="0" vert="horz" anchor="t" wrap="square" lIns="0" tIns="0" rIns="0" bIns="0"/>
+                    </wps:wsp>
+                  </a:graphicData>
+                </a:graphic>
+              </wp:anchor>
+            </w:drawing>
+          </mc:Choice>
+          <mc:Fallback>
+            <w:pict>
+              <v:shape id="VML158" type="#_x0000_t202" style="position:absolute;left:120.084pt;top:596.417pt;width:484.480pt;height:21.120pt;z-index:10;mso-position-horizontal:absolute;mso-position-vertical:absolute;mso-position-horizontal-relative:page;mso-position-vertical-relative:page;mso-wrap:square;" filled="false" stroked="false" v-text-anchor="top">
+                <v:fill on="false"/>
+                <v:stroke on="false"/>
+                <v:textbox style="mso-fit-shape-to-text:false" inset="0pt,0pt,0pt,0pt">
+                  <w:txbxContent>
+                    <w:p>
+                      <w:pPr>
+                        <w:spacing w:line="240" w:lineRule="auto" w:before="0" w:after="0" w:beforeLines="0" w:afterLines="0"/>
+                        <w:ind w:left="0" w:right="0" w:firstLine="0"/>
+                      </w:pPr>
+                      <w:r>
+                        <w:rPr>
+                          <w:rFonts w:ascii="Times New Roman" w:hAnsi="Times New Roman" w:eastAsia="仿宋" w:cs="Times New Roman"/>
+                          <w:color w:val="000000"/>
+                          <w:sz w:val="26"/>
+                          <w:szCs w:val="26"/>
+                        </w:rPr>
+                        <w:t xml:space="preserve">7.本协议书一式    份，联合体成员和采购人各执一份。</w:t>
+                      </w:r>
+                    </w:p>
+                  </w:txbxContent>
+                </v:textbox>
+              </v:shape>
+            </w:pict>
+          </mc:Fallback>
+        </mc:AlternateContent>
+      </w:r>
+      <w:r>
+        <mc:AlternateContent>
+          <mc:Choice xmlns:a="http://schemas.openxmlformats.org/drawingml/2006/main" Requires="wps">
+            <w:drawing>
+              <wp:anchor distT="0" distB="0" distL="0" distR="0" simplePos="0" relativeHeight="10" behindDoc="0" locked="0" layoutInCell="1" allowOverlap="1">
+                <wp:simplePos x="0" y="0"/>
+                <wp:positionH relativeFrom="page">
+                  <wp:posOffset>1525072</wp:posOffset>
+                </wp:positionH>
+                <wp:positionV relativeFrom="page">
+                  <wp:posOffset>7834330</wp:posOffset>
+                </wp:positionV>
+                <wp:extent cx="170663" cy="268224"/>
+                <wp:effectExtent l="0" t="0" r="0" b="0"/>
+                <wp:wrapNone/>
+                <wp:docPr id="159" name="TextBox159"/>
+                <wp:cNvGraphicFramePr/>
+                <a:graphic>
+                  <a:graphicData uri="http://schemas.microsoft.com/office/word/2010/wordprocessingShape">
+                    <wps:wsp>
+                      <wps:cNvSpPr txBox="1"/>
+                      <wps:cNvCnPr/>
+                      <wps:spPr>
+                        <a:xfrm>
+                          <a:off x="0" y="0"/>
+                          <a:ext cx="170663" cy="268224"/>
+                        </a:xfrm>
+                        <a:prstGeom prst="rect">
+                          <a:avLst/>
+                        </a:prstGeom>
+                        <a:noFill/>
+                        <a:ln>
+                          <a:noFill/>
+                        </a:ln>
+                      </wps:spPr>
+                      <wps:txbx>
+                        <w:txbxContent>
+                          <w:p>
+                            <w:pPr>
+                              <w:spacing w:line="240" w:lineRule="auto" w:before="0" w:after="0" w:beforeLines="0" w:afterLines="0"/>
+                              <w:ind w:left="0" w:right="0" w:firstLine="0"/>
+                            </w:pPr>
+                            <w:r>
+                              <w:rPr>
+                                <w:rFonts w:ascii="Times New Roman" w:hAnsi="Times New Roman" w:eastAsia="仿宋" w:cs="Times New Roman"/>
+                                <w:color w:val="000000"/>
+                                <w:sz w:val="26"/>
+                                <w:szCs w:val="26"/>
+                              </w:rPr>
+                              <w:t xml:space="preserve"> </w:t>
+                            </w:r>
+                          </w:p>
+                        </w:txbxContent>
+                      </wps:txbx>
+                      <wps:bodyPr rot="0" vert="horz" anchor="t" wrap="square" lIns="0" tIns="0" rIns="0" bIns="0"/>
+                    </wps:wsp>
+                  </a:graphicData>
+                </a:graphic>
+              </wp:anchor>
+            </w:drawing>
+          </mc:Choice>
+          <mc:Fallback>
+            <w:pict>
+              <v:shape id="VML159" type="#_x0000_t202" style="position:absolute;left:120.084pt;top:616.876pt;width:13.438pt;height:21.120pt;z-index:10;mso-position-horizontal:absolute;mso-position-vertical:absolute;mso-position-horizontal-relative:page;mso-position-vertical-relative:page;mso-wrap:square;" filled="false" stroked="false" v-text-anchor="top">
+                <v:fill on="false"/>
+                <v:stroke on="false"/>
+                <v:textbox style="mso-fit-shape-to-text:false" inset="0pt,0pt,0pt,0pt">
+                  <w:txbxContent>
+                    <w:p>
+                      <w:pPr>
+                        <w:spacing w:line="240" w:lineRule="auto" w:before="0" w:after="0" w:beforeLines="0" w:afterLines="0"/>
+                        <w:ind w:left="0" w:right="0" w:firstLine="0"/>
+                      </w:pPr>
+                      <w:r>
+                        <w:rPr>
+                          <w:rFonts w:ascii="Times New Roman" w:hAnsi="Times New Roman" w:eastAsia="仿宋" w:cs="Times New Roman"/>
+                          <w:color w:val="000000"/>
+                          <w:sz w:val="26"/>
+                          <w:szCs w:val="26"/>
+                        </w:rPr>
+                        <w:t xml:space="preserve"> </w:t>
+                      </w:r>
+                    </w:p>
+                  </w:txbxContent>
+                </v:textbox>
+              </v:shape>
+            </w:pict>
+          </mc:Fallback>
+        </mc:AlternateContent>
+      </w:r>
+      <w:r>
+        <mc:AlternateContent>
+          <mc:Choice xmlns:a="http://schemas.openxmlformats.org/drawingml/2006/main" Requires="wps">
+            <w:drawing>
+              <wp:anchor distT="0" distB="0" distL="0" distR="0" simplePos="0" relativeHeight="10" behindDoc="0" locked="0" layoutInCell="1" allowOverlap="1">
+                <wp:simplePos x="0" y="0"/>
+                <wp:positionH relativeFrom="page">
+                  <wp:posOffset>1525072</wp:posOffset>
+                </wp:positionH>
+                <wp:positionV relativeFrom="page">
+                  <wp:posOffset>8103120</wp:posOffset>
+                </wp:positionV>
+                <wp:extent cx="170663" cy="268224"/>
+                <wp:effectExtent l="0" t="0" r="0" b="0"/>
+                <wp:wrapNone/>
+                <wp:docPr id="160" name="TextBox160"/>
+                <wp:cNvGraphicFramePr/>
+                <a:graphic>
+                  <a:graphicData uri="http://schemas.microsoft.com/office/word/2010/wordprocessingShape">
+                    <wps:wsp>
+                      <wps:cNvSpPr txBox="1"/>
+                      <wps:cNvCnPr/>
+                      <wps:spPr>
+                        <a:xfrm>
+                          <a:off x="0" y="0"/>
+                          <a:ext cx="170663" cy="268224"/>
+                        </a:xfrm>
+                        <a:prstGeom prst="rect">
+                          <a:avLst/>
+                        </a:prstGeom>
+                        <a:noFill/>
+                        <a:ln>
+                          <a:noFill/>
+                        </a:ln>
+                      </wps:spPr>
+                      <wps:txbx>
+                        <w:txbxContent>
+                          <w:p>
+                            <w:pPr>
+                              <w:spacing w:line="240" w:lineRule="auto" w:before="0" w:after="0" w:beforeLines="0" w:afterLines="0"/>
+                              <w:ind w:left="0" w:right="0" w:firstLine="0"/>
+                            </w:pPr>
+                            <w:r>
+                              <w:rPr>
+                                <w:rFonts w:ascii="Times New Roman" w:hAnsi="Times New Roman" w:eastAsia="仿宋" w:cs="Times New Roman"/>
+                                <w:color w:val="000000"/>
+                                <w:sz w:val="26"/>
+                                <w:szCs w:val="26"/>
+                              </w:rPr>
+                              <w:t xml:space="preserve"> </w:t>
+                            </w:r>
+                          </w:p>
+                        </w:txbxContent>
+                      </wps:txbx>
+                      <wps:bodyPr rot="0" vert="horz" anchor="t" wrap="square" lIns="0" tIns="0" rIns="0" bIns="0"/>
+                    </wps:wsp>
+                  </a:graphicData>
+                </a:graphic>
+              </wp:anchor>
+            </w:drawing>
+          </mc:Choice>
+          <mc:Fallback>
+            <w:pict>
+              <v:shape id="VML160" type="#_x0000_t202" style="position:absolute;left:120.084pt;top:638.041pt;width:13.438pt;height:21.120pt;z-index:10;mso-position-horizontal:absolute;mso-position-vertical:absolute;mso-position-horizontal-relative:page;mso-position-vertical-relative:page;mso-wrap:square;" filled="false" stroked="false" v-text-anchor="top">
+                <v:fill on="false"/>
+                <v:stroke on="false"/>
+                <v:textbox style="mso-fit-shape-to-text:false" inset="0pt,0pt,0pt,0pt">
+                  <w:txbxContent>
+                    <w:p>
+                      <w:pPr>
+                        <w:spacing w:line="240" w:lineRule="auto" w:before="0" w:after="0" w:beforeLines="0" w:afterLines="0"/>
+                        <w:ind w:left="0" w:right="0" w:firstLine="0"/>
+                      </w:pPr>
+                      <w:r>
+                        <w:rPr>
+                          <w:rFonts w:ascii="Times New Roman" w:hAnsi="Times New Roman" w:eastAsia="仿宋" w:cs="Times New Roman"/>
+                          <w:color w:val="000000"/>
+                          <w:sz w:val="26"/>
+                          <w:szCs w:val="26"/>
+                        </w:rPr>
+                        <w:t xml:space="preserve"> </w:t>
+                      </w:r>
+                    </w:p>
+                  </w:txbxContent>
+                </v:textbox>
+              </v:shape>
+            </w:pict>
+          </mc:Fallback>
+        </mc:AlternateContent>
+      </w:r>
+      <w:r>
+        <mc:AlternateContent>
+          <mc:Choice xmlns:a="http://schemas.openxmlformats.org/drawingml/2006/main" Requires="wps">
+            <w:drawing>
+              <wp:anchor distT="0" distB="0" distL="0" distR="0" simplePos="0" relativeHeight="10" behindDoc="0" locked="0" layoutInCell="1" allowOverlap="1">
+                <wp:simplePos x="0" y="0"/>
+                <wp:positionH relativeFrom="page">
+                  <wp:posOffset>1525072</wp:posOffset>
+                </wp:positionH>
+                <wp:positionV relativeFrom="page">
+                  <wp:posOffset>8362950</wp:posOffset>
+                </wp:positionV>
+                <wp:extent cx="7896352" cy="268224"/>
+                <wp:effectExtent l="0" t="0" r="0" b="0"/>
+                <wp:wrapNone/>
+                <wp:docPr id="161" name="TextBox161"/>
+                <wp:cNvGraphicFramePr/>
+                <a:graphic>
+                  <a:graphicData uri="http://schemas.microsoft.com/office/word/2010/wordprocessingShape">
+                    <wps:wsp>
+                      <wps:cNvSpPr txBox="1"/>
+                      <wps:cNvCnPr/>
+                      <wps:spPr>
+                        <a:xfrm>
+                          <a:off x="0" y="0"/>
+                          <a:ext cx="7896352" cy="268224"/>
+                        </a:xfrm>
+                        <a:prstGeom prst="rect">
+                          <a:avLst/>
+                        </a:prstGeom>
+                        <a:noFill/>
+                        <a:ln>
+                          <a:noFill/>
+                        </a:ln>
+                      </wps:spPr>
+                      <wps:txbx>
+                        <w:txbxContent>
+                          <w:p>
+                            <w:pPr>
+                              <w:spacing w:line="240" w:lineRule="auto" w:before="0" w:after="0" w:beforeLines="0" w:afterLines="0"/>
+                              <w:ind w:left="0" w:right="0" w:firstLine="0"/>
+                            </w:pPr>
+                            <w:r>
+                              <w:rPr>
+                                <w:rFonts w:ascii="Times New Roman" w:hAnsi="Times New Roman" w:eastAsia="仿宋" w:cs="Times New Roman"/>
+                                <w:color w:val="000000"/>
+                                <w:sz w:val="26"/>
+                                <w:szCs w:val="26"/>
+                              </w:rPr>
+                              <w:t xml:space="preserve">联合体牵头人名称：                     （盖单位章）</w:t>
+                            </w:r>
+                          </w:p>
+                        </w:txbxContent>
+                      </wps:txbx>
+                      <wps:bodyPr rot="0" vert="horz" anchor="t" wrap="square" lIns="0" tIns="0" rIns="0" bIns="0"/>
+                    </wps:wsp>
+                  </a:graphicData>
+                </a:graphic>
+              </wp:anchor>
+            </w:drawing>
+          </mc:Choice>
+          <mc:Fallback>
+            <w:pict>
+              <v:shape id="VML161" type="#_x0000_t202" style="position:absolute;left:120.084pt;top:658.500pt;width:621.760pt;height:21.120pt;z-index:10;mso-position-horizontal:absolute;mso-position-vertical:absolute;mso-position-horizontal-relative:page;mso-position-vertical-relative:page;mso-wrap:square;" filled="false" stroked="false" v-text-anchor="top">
+                <v:fill on="false"/>
+                <v:stroke on="false"/>
+                <v:textbox style="mso-fit-shape-to-text:false" inset="0pt,0pt,0pt,0pt">
+                  <w:txbxContent>
+                    <w:p>
+                      <w:pPr>
+                        <w:spacing w:line="240" w:lineRule="auto" w:before="0" w:after="0" w:beforeLines="0" w:afterLines="0"/>
+                        <w:ind w:left="0" w:right="0" w:firstLine="0"/>
+                      </w:pPr>
+                      <w:r>
+                        <w:rPr>
+                          <w:rFonts w:ascii="Times New Roman" w:hAnsi="Times New Roman" w:eastAsia="仿宋" w:cs="Times New Roman"/>
+                          <w:color w:val="000000"/>
+                          <w:sz w:val="26"/>
+                          <w:szCs w:val="26"/>
+                        </w:rPr>
+                        <w:t xml:space="preserve">联合体牵头人名称：                     （盖单位章）</w:t>
+                      </w:r>
+                    </w:p>
+                  </w:txbxContent>
+                </v:textbox>
+              </v:shape>
+            </w:pict>
+          </mc:Fallback>
+        </mc:AlternateContent>
+      </w:r>
+      <w:r>
+        <mc:AlternateContent>
+          <mc:Choice xmlns:a="http://schemas.openxmlformats.org/drawingml/2006/main" Requires="wps">
+            <w:drawing>
+              <wp:anchor distT="0" distB="0" distL="0" distR="0" simplePos="0" relativeHeight="10" behindDoc="0" locked="0" layoutInCell="1" allowOverlap="1">
+                <wp:simplePos x="0" y="0"/>
+                <wp:positionH relativeFrom="page">
+                  <wp:posOffset>1525072</wp:posOffset>
+                </wp:positionH>
+                <wp:positionV relativeFrom="page">
+                  <wp:posOffset>8622780</wp:posOffset>
+                </wp:positionV>
+                <wp:extent cx="7678420" cy="268224"/>
+                <wp:effectExtent l="0" t="0" r="0" b="0"/>
+                <wp:wrapNone/>
+                <wp:docPr id="162" name="TextBox162"/>
+                <wp:cNvGraphicFramePr/>
+                <a:graphic>
+                  <a:graphicData uri="http://schemas.microsoft.com/office/word/2010/wordprocessingShape">
+                    <wps:wsp>
+                      <wps:cNvSpPr txBox="1"/>
+                      <wps:cNvCnPr/>
+                      <wps:spPr>
+                        <a:xfrm>
+                          <a:off x="0" y="0"/>
+                          <a:ext cx="7678420" cy="268224"/>
+                        </a:xfrm>
+                        <a:prstGeom prst="rect">
+                          <a:avLst/>
+                        </a:prstGeom>
+                        <a:noFill/>
+                        <a:ln>
+                          <a:noFill/>
+                        </a:ln>
+                      </wps:spPr>
+                      <wps:txbx>
+                        <w:txbxContent>
+                          <w:p>
+                            <w:pPr>
+                              <w:spacing w:line="240" w:lineRule="auto" w:before="0" w:after="0" w:beforeLines="0" w:afterLines="0"/>
+                              <w:ind w:left="0" w:right="0" w:firstLine="0"/>
+                            </w:pPr>
+                            <w:r>
+                              <w:rPr>
+                                <w:rFonts w:ascii="Times New Roman" w:hAnsi="Times New Roman" w:eastAsia="仿宋" w:cs="Times New Roman"/>
+                                <w:color w:val="000000"/>
+                                <w:sz w:val="26"/>
+                                <w:szCs w:val="26"/>
+                              </w:rPr>
+                              <w:t xml:space="preserve">法定代表人：                         （签字）</w:t>
+                            </w:r>
+                          </w:p>
+                        </w:txbxContent>
+                      </wps:txbx>
+                      <wps:bodyPr rot="0" vert="horz" anchor="t" wrap="square" lIns="0" tIns="0" rIns="0" bIns="0"/>
+                    </wps:wsp>
+                  </a:graphicData>
+                </a:graphic>
+              </wp:anchor>
+            </w:drawing>
+          </mc:Choice>
+          <mc:Fallback>
+            <w:pict>
+              <v:shape id="VML162" type="#_x0000_t202" style="position:absolute;left:120.084pt;top:678.959pt;width:604.600pt;height:21.120pt;z-index:10;mso-position-horizontal:absolute;mso-position-vertical:absolute;mso-position-horizontal-relative:page;mso-position-vertical-relative:page;mso-wrap:square;" filled="false" stroked="false" v-text-anchor="top">
+                <v:fill on="false"/>
+                <v:stroke on="false"/>
+                <v:textbox style="mso-fit-shape-to-text:false" inset="0pt,0pt,0pt,0pt">
+                  <w:txbxContent>
+                    <w:p>
+                      <w:pPr>
+                        <w:spacing w:line="240" w:lineRule="auto" w:before="0" w:after="0" w:beforeLines="0" w:afterLines="0"/>
+                        <w:ind w:left="0" w:right="0" w:firstLine="0"/>
+                      </w:pPr>
+                      <w:r>
+                        <w:rPr>
+                          <w:rFonts w:ascii="Times New Roman" w:hAnsi="Times New Roman" w:eastAsia="仿宋" w:cs="Times New Roman"/>
+                          <w:color w:val="000000"/>
+                          <w:sz w:val="26"/>
+                          <w:szCs w:val="26"/>
+                        </w:rPr>
+                        <w:t xml:space="preserve">法定代表人：                         （签字）</w:t>
+                      </w:r>
+                    </w:p>
+                  </w:txbxContent>
+                </v:textbox>
+              </v:shape>
+            </w:pict>
+          </mc:Fallback>
+        </mc:AlternateContent>
+      </w:r>
+      <w:r>
+        <mc:AlternateContent>
+          <mc:Choice xmlns:a="http://schemas.openxmlformats.org/drawingml/2006/main" Requires="wps">
+            <w:drawing>
+              <wp:anchor distT="0" distB="0" distL="0" distR="0" simplePos="0" relativeHeight="10" behindDoc="0" locked="0" layoutInCell="1" allowOverlap="1">
+                <wp:simplePos x="0" y="0"/>
+                <wp:positionH relativeFrom="page">
+                  <wp:posOffset>1525072</wp:posOffset>
+                </wp:positionH>
+                <wp:positionV relativeFrom="page">
+                  <wp:posOffset>8891570</wp:posOffset>
+                </wp:positionV>
+                <wp:extent cx="170663" cy="268224"/>
+                <wp:effectExtent l="0" t="0" r="0" b="0"/>
+                <wp:wrapNone/>
+                <wp:docPr id="163" name="TextBox163"/>
+                <wp:cNvGraphicFramePr/>
+                <a:graphic>
+                  <a:graphicData uri="http://schemas.microsoft.com/office/word/2010/wordprocessingShape">
+                    <wps:wsp>
+                      <wps:cNvSpPr txBox="1"/>
+                      <wps:cNvCnPr/>
+                      <wps:spPr>
+                        <a:xfrm>
+                          <a:off x="0" y="0"/>
+                          <a:ext cx="170663" cy="268224"/>
+                        </a:xfrm>
+                        <a:prstGeom prst="rect">
+                          <a:avLst/>
+                        </a:prstGeom>
+                        <a:noFill/>
+                        <a:ln>
+                          <a:noFill/>
+                        </a:ln>
+                      </wps:spPr>
+                      <wps:txbx>
+                        <w:txbxContent>
+                          <w:p>
+                            <w:pPr>
+                              <w:spacing w:line="240" w:lineRule="auto" w:before="0" w:after="0" w:beforeLines="0" w:afterLines="0"/>
+                              <w:ind w:left="0" w:right="0" w:firstLine="0"/>
+                            </w:pPr>
+                            <w:r>
+                              <w:rPr>
+                                <w:rFonts w:ascii="Times New Roman" w:hAnsi="Times New Roman" w:eastAsia="仿宋" w:cs="Times New Roman"/>
+                                <w:color w:val="000000"/>
+                                <w:sz w:val="26"/>
+                                <w:szCs w:val="26"/>
+                              </w:rPr>
+                              <w:t xml:space="preserve"> </w:t>
+                            </w:r>
+                          </w:p>
+                        </w:txbxContent>
+                      </wps:txbx>
+                      <wps:bodyPr rot="0" vert="horz" anchor="t" wrap="square" lIns="0" tIns="0" rIns="0" bIns="0"/>
+                    </wps:wsp>
+                  </a:graphicData>
+                </a:graphic>
+              </wp:anchor>
+            </w:drawing>
+          </mc:Choice>
+          <mc:Fallback>
+            <w:pict>
+              <v:shape id="VML163" type="#_x0000_t202" style="position:absolute;left:120.084pt;top:700.124pt;width:13.438pt;height:21.120pt;z-index:10;mso-position-horizontal:absolute;mso-position-vertical:absolute;mso-position-horizontal-relative:page;mso-position-vertical-relative:page;mso-wrap:square;" filled="false" stroked="false" v-text-anchor="top">
+                <v:fill on="false"/>
+                <v:stroke on="false"/>
+                <v:textbox style="mso-fit-shape-to-text:false" inset="0pt,0pt,0pt,0pt">
+                  <w:txbxContent>
+                    <w:p>
+                      <w:pPr>
+                        <w:spacing w:line="240" w:lineRule="auto" w:before="0" w:after="0" w:beforeLines="0" w:afterLines="0"/>
+                        <w:ind w:left="0" w:right="0" w:firstLine="0"/>
+                      </w:pPr>
+                      <w:r>
+                        <w:rPr>
+                          <w:rFonts w:ascii="Times New Roman" w:hAnsi="Times New Roman" w:eastAsia="仿宋" w:cs="Times New Roman"/>
+                          <w:color w:val="000000"/>
+                          <w:sz w:val="26"/>
+                          <w:szCs w:val="26"/>
+                        </w:rPr>
+                        <w:t xml:space="preserve"> </w:t>
+                      </w:r>
+                    </w:p>
+                  </w:txbxContent>
+                </v:textbox>
+              </v:shape>
+            </w:pict>
+          </mc:Fallback>
+        </mc:AlternateContent>
+      </w:r>
+      <w:r>
+        <mc:AlternateContent>
+          <mc:Choice xmlns:a="http://schemas.openxmlformats.org/drawingml/2006/main" Requires="wps">
+            <w:drawing>
+              <wp:anchor distT="0" distB="0" distL="0" distR="0" simplePos="0" relativeHeight="10" behindDoc="0" locked="0" layoutInCell="1" allowOverlap="1">
+                <wp:simplePos x="0" y="0"/>
+                <wp:positionH relativeFrom="page">
+                  <wp:posOffset>1525072</wp:posOffset>
+                </wp:positionH>
+                <wp:positionV relativeFrom="page">
+                  <wp:posOffset>9151400</wp:posOffset>
+                </wp:positionV>
+                <wp:extent cx="7678420" cy="268224"/>
+                <wp:effectExtent l="0" t="0" r="0" b="0"/>
+                <wp:wrapNone/>
+                <wp:docPr id="164" name="TextBox164"/>
+                <wp:cNvGraphicFramePr/>
+                <a:graphic>
+                  <a:graphicData uri="http://schemas.microsoft.com/office/word/2010/wordprocessingShape">
+                    <wps:wsp>
+                      <wps:cNvSpPr txBox="1"/>
+                      <wps:cNvCnPr/>
+                      <wps:spPr>
+                        <a:xfrm>
+                          <a:off x="0" y="0"/>
+                          <a:ext cx="7678420" cy="268224"/>
+                        </a:xfrm>
+                        <a:prstGeom prst="rect">
+                          <a:avLst/>
+                        </a:prstGeom>
+                        <a:noFill/>
+                        <a:ln>
+                          <a:noFill/>
+                        </a:ln>
+                      </wps:spPr>
+                      <wps:txbx>
+                        <w:txbxContent>
+                          <w:p>
+                            <w:pPr>
+                              <w:spacing w:line="240" w:lineRule="auto" w:before="0" w:after="0" w:beforeLines="0" w:afterLines="0"/>
+                              <w:ind w:left="0" w:right="0" w:firstLine="0"/>
+                            </w:pPr>
+                            <w:r>
+                              <w:rPr>
+                                <w:rFonts w:ascii="Times New Roman" w:hAnsi="Times New Roman" w:eastAsia="仿宋" w:cs="Times New Roman"/>
+                                <w:color w:val="000000"/>
+                                <w:sz w:val="26"/>
+                                <w:szCs w:val="26"/>
+                              </w:rPr>
+                              <w:t xml:space="preserve">联合体成员名称：                     （盖单位章）</w:t>
+                            </w:r>
+                          </w:p>
+                        </w:txbxContent>
+                      </wps:txbx>
+                      <wps:bodyPr rot="0" vert="horz" anchor="t" wrap="square" lIns="0" tIns="0" rIns="0" bIns="0"/>
+                    </wps:wsp>
+                  </a:graphicData>
+                </a:graphic>
+              </wp:anchor>
+            </w:drawing>
+          </mc:Choice>
+          <mc:Fallback>
+            <w:pict>
+              <v:shape id="VML164" type="#_x0000_t202" style="position:absolute;left:120.084pt;top:720.583pt;width:604.600pt;height:21.120pt;z-index:10;mso-position-horizontal:absolute;mso-position-vertical:absolute;mso-position-horizontal-relative:page;mso-position-vertical-relative:page;mso-wrap:square;" filled="false" stroked="false" v-text-anchor="top">
+                <v:fill on="false"/>
+                <v:stroke on="false"/>
+                <v:textbox style="mso-fit-shape-to-text:false" inset="0pt,0pt,0pt,0pt">
+                  <w:txbxContent>
+                    <w:p>
+                      <w:pPr>
+                        <w:spacing w:line="240" w:lineRule="auto" w:before="0" w:after="0" w:beforeLines="0" w:afterLines="0"/>
+                        <w:ind w:left="0" w:right="0" w:firstLine="0"/>
+                      </w:pPr>
+                      <w:r>
+                        <w:rPr>
+                          <w:rFonts w:ascii="Times New Roman" w:hAnsi="Times New Roman" w:eastAsia="仿宋" w:cs="Times New Roman"/>
+                          <w:color w:val="000000"/>
+                          <w:sz w:val="26"/>
+                          <w:szCs w:val="26"/>
+                        </w:rPr>
+                        <w:t xml:space="preserve">联合体成员名称：                     （盖单位章）</w:t>
+                      </w:r>
+                    </w:p>
+                  </w:txbxContent>
+                </v:textbox>
+              </v:shape>
+            </w:pict>
+          </mc:Fallback>
+        </mc:AlternateContent>
+      </w:r>
+      <w:r>
+        <mc:AlternateContent>
+          <mc:Choice xmlns:a="http://schemas.openxmlformats.org/drawingml/2006/main" Requires="wps">
+            <w:drawing>
+              <wp:anchor distT="0" distB="0" distL="0" distR="0" simplePos="0" relativeHeight="10" behindDoc="0" locked="0" layoutInCell="1" allowOverlap="1">
+                <wp:simplePos x="0" y="0"/>
+                <wp:positionH relativeFrom="page">
+                  <wp:posOffset>3822700</wp:posOffset>
+                </wp:positionH>
+                <wp:positionV relativeFrom="page">
+                  <wp:posOffset>9648462</wp:posOffset>
+                </wp:positionV>
+                <wp:extent cx="234391" cy="203200"/>
+                <wp:effectExtent l="0" t="0" r="0" b="0"/>
+                <wp:wrapNone/>
+                <wp:docPr id="165" name="TextBox165"/>
+                <wp:cNvGraphicFramePr/>
+                <a:graphic>
+                  <a:graphicData uri="http://schemas.microsoft.com/office/word/2010/wordprocessingShape">
+                    <wps:wsp>
+                      <wps:cNvSpPr txBox="1"/>
+                      <wps:cNvCnPr/>
+                      <wps:spPr>
+                        <a:xfrm>
+                          <a:off x="0" y="0"/>
+                          <a:ext cx="234391" cy="203200"/>
+                        </a:xfrm>
+                        <a:prstGeom prst="rect">
+                          <a:avLst/>
+                        </a:prstGeom>
+                        <a:noFill/>
+                        <a:ln>
+                          <a:noFill/>
+                        </a:ln>
+                      </wps:spPr>
+                      <wps:txbx>
+                        <w:txbxContent>
+                          <w:p>
+                            <w:pPr>
+                              <w:spacing w:line="240" w:lineRule="auto" w:before="0" w:after="0" w:beforeLines="0" w:afterLines="0"/>
+                              <w:ind w:left="0" w:right="0" w:firstLine="0"/>
+                            </w:pPr>
+                            <w:r>
+                              <w:rPr>
+                                <w:rFonts w:ascii="Times New Roman" w:hAnsi="Times New Roman" w:eastAsia="黑体" w:cs="Times New Roman"/>
+                                <w:color w:val="000000"/>
+                                <w:sz w:val="20"/>
+                                <w:szCs w:val="20"/>
+                              </w:rPr>
+                              <w:t xml:space="preserve">79</w:t>
+                            </w:r>
+                          </w:p>
+                        </w:txbxContent>
+                      </wps:txbx>
+                      <wps:bodyPr rot="0" vert="horz" anchor="t" wrap="square" lIns="0" tIns="0" rIns="0" bIns="0"/>
+                    </wps:wsp>
+                  </a:graphicData>
+                </a:graphic>
+              </wp:anchor>
+            </w:drawing>
+          </mc:Choice>
+          <mc:Fallback>
+            <w:pict>
+              <v:shape id="VML165" type="#_x0000_t202" style="position:absolute;left:301.000pt;top:759.721pt;width:18.456pt;height:16.000pt;z-index:10;mso-position-horizontal:absolute;mso-position-vertical:absolute;mso-position-horizontal-relative:page;mso-position-vertical-relative:page;mso-wrap:square;" filled="false" stroked="false" v-text-anchor="top">
+                <v:fill on="false"/>
+                <v:stroke on="false"/>
+                <v:textbox style="mso-fit-shape-to-text:false" inset="0pt,0pt,0pt,0pt">
+                  <w:txbxContent>
+                    <w:p>
+                      <w:pPr>
+                        <w:spacing w:line="240" w:lineRule="auto" w:before="0" w:after="0" w:beforeLines="0" w:afterLines="0"/>
+                        <w:ind w:left="0" w:right="0" w:firstLine="0"/>
+                      </w:pPr>
+                      <w:r>
+                        <w:rPr>
+                          <w:rFonts w:ascii="Times New Roman" w:hAnsi="Times New Roman" w:eastAsia="黑体" w:cs="Times New Roman"/>
+                          <w:color w:val="000000"/>
+                          <w:sz w:val="20"/>
+                          <w:szCs w:val="20"/>
+                        </w:rPr>
+                        <w:t xml:space="preserve">79</w:t>
+                      </w:r>
+                    </w:p>
+                  </w:txbxContent>
+                </v:textbox>
+              </v:shape>
+            </w:pict>
+          </mc:Fallback>
+        </mc:AlternateContent>
       </w:r>
     </w:p>
     <w:sectPr>
@@ -1177,99 +4844,116 @@
       <w:spacing w:before="0" w:after="0" w:line="20" w:lineRule="exact"/>
     </w:pPr>
     <w:r>
-      <w:pict>
-        <v:shape id="TextBox112" type="#_x0000_t202" style="position:absolute;left:301.000pt;top:761.721pt;width:18.456pt;height:16.000pt;z-index:10;mso-position-horizontal:absolute;mso-position-vertical:absolute;mso-position-horizontal-relative:page;mso-position-vertical-relative:page;mso-wrap:square;" filled="false" stroked="false" v-text-anchor="top">
-          <v:fill on="false"/>
-          <v:stroke on="false"/>
-          <v:textbox style="mso-fit-shape-to-text:false" inset="0pt,0pt,0pt,0pt">
-            <w:txbxContent>
-              <w:p>
-                <w:pPr>
-                  <w:spacing w:line="240" w:lineRule="auto" w:before="0" w:after="0" w:beforeLines="0" w:afterLines="0"/>
-                  <w:jc w:val="center"/>
-                  <w:ind w:left="0" w:right="0" w:firstLine="0"/>
-                </w:pPr>
-                <w:r>
-                  <w:rPr>
-                    <w:rFonts w:ascii="Times New Roman" w:hAnsi="Times New Roman" w:eastAsia="黑体" w:cs="Times New Roman"/>
-                    <w:color w:val="000000"/>
-                    <w:sz w:val="20"/>
-                    <w:szCs w:val="20"/>
-                  </w:rPr>
-                  <w:t xml:space="preserve">79</w:t>
-                </w:r>
-              </w:p>
-            </w:txbxContent>
-          </v:textbox>
-        </v:shape>
-      </w:pict>
+      <mc:AlternateContent>
+        <mc:Choice xmlns:a="http://schemas.openxmlformats.org/drawingml/2006/main" Requires="wps">
+          <w:drawing>
+            <wp:anchor distT="0" distB="0" distL="0" distR="0" simplePos="0" relativeHeight="0" behindDoc="1" locked="0" layoutInCell="1" allowOverlap="1">
+              <wp:simplePos x="0" y="0"/>
+              <wp:positionH relativeFrom="page">
+                <wp:posOffset>2527994</wp:posOffset>
+              </wp:positionH>
+              <wp:positionV relativeFrom="page">
+                <wp:posOffset>8800816</wp:posOffset>
+              </wp:positionV>
+              <wp:extent cx="2089420" cy="8960"/>
+              <wp:effectExtent l="0" t="0" r="0" b="0"/>
+              <wp:wrapNone/>
+              <wp:docPr id="106" name="Line106"/>
+              <wp:cNvGraphicFramePr/>
+              <a:graphic>
+                <a:graphicData uri="http://schemas.microsoft.com/office/word/2010/wordprocessingShape">
+                  <wps:wsp>
+                    <wps:cNvSpPr/>
+                    <wps:cNvCnPr/>
+                    <wps:spPr>
+                      <a:xfrm rotation="14741">
+                        <a:off x="0" y="0"/>
+                        <a:ext cx="2089420" cy="6350"/>
+                      </a:xfrm>
+                      <a:prstGeom prst="rect">
+                        <a:avLst/>
+                      </a:prstGeom>
+                      <a:solidFill>
+                        <a:srgbClr val="000000"/>
+                      </a:solidFill>
+                      <a:ln>
+                        <a:noFill/>
+                      </a:ln>
+                    </wps:spPr>
+                    <wps:txbx>
+                      <w:txbxContent>
+                        <w:p/>
+                      </w:txbxContent>
+                    </wps:txbx>
+                    <wps:bodyPr anchor="t" lIns="0" tIns="0" rIns="0" bIns="0"/>
+                  </wps:wsp>
+                </a:graphicData>
+              </a:graphic>
+            </wp:anchor>
+          </w:drawing>
+        </mc:Choice>
+        <mc:Fallback>
+          <w:pict>
+            <v:line id="VL106" style="position:absolute;left:0;top:0;z-index:0;mso-position-horizontal:absolute;mso-position-vertical:absolute;mso-position-horizontal-relative:page;mso-position-vertical-relative:page;mso-wrap:none;" from="265.41,923.97" to="484.77,924.91" strokecolor="#000000" strokeweight="0.500pt"/>
+          </w:pict>
+        </mc:Fallback>
+      </mc:AlternateContent>
     </w:r>
     <w:r>
-      <w:pict>
-        <v:shape id="TextBox113" type="#_x0000_t202" style="position:absolute;left:120.084pt;top:702.124pt;width:13.438pt;height:21.120pt;z-index:10;mso-position-horizontal:absolute;mso-position-vertical:absolute;mso-position-horizontal-relative:page;mso-position-vertical-relative:page;mso-wrap:square;" filled="false" stroked="false" v-text-anchor="top">
-          <v:fill on="false"/>
-          <v:stroke on="false"/>
-          <v:textbox style="mso-fit-shape-to-text:false" inset="0pt,0pt,0pt,0pt">
-            <w:txbxContent>
-              <w:p>
-                <w:pPr>
-                  <w:spacing w:line="240" w:lineRule="auto" w:before="0" w:after="0" w:beforeLines="0" w:afterLines="0"/>
-                  <w:ind w:left="0" w:right="0" w:firstLine="0"/>
-                </w:pPr>
-                <w:r>
-                  <w:rPr>
-                    <w:rFonts w:ascii="Times New Roman" w:hAnsi="Times New Roman" w:eastAsia="仿宋" w:cs="Times New Roman"/>
-                    <w:color w:val="000000"/>
-                    <w:sz w:val="26"/>
-                    <w:szCs w:val="26"/>
-                  </w:rPr>
-                  <w:t xml:space="preserve"> </w:t>
-                </w:r>
-              </w:p>
-            </w:txbxContent>
-          </v:textbox>
-        </v:shape>
-      </w:pict>
-    </w:r>
-    <w:r>
-      <w:pict>
-        <v:shape id="TextBox114" type="#_x0000_t202" style="position:absolute;left:120.084pt;top:722.583pt;width:604.600pt;height:21.120pt;z-index:10;mso-position-horizontal:absolute;mso-position-vertical:absolute;mso-position-horizontal-relative:page;mso-position-vertical-relative:page;mso-wrap:square;" filled="false" stroked="false" v-text-anchor="top">
-          <v:fill on="false"/>
-          <v:stroke on="false"/>
-          <v:textbox style="mso-fit-shape-to-text:false" inset="0pt,0pt,0pt,0pt">
-            <w:txbxContent>
-              <w:p>
-                <w:pPr>
-                  <w:spacing w:line="240" w:lineRule="auto" w:before="0" w:after="0" w:beforeLines="0" w:afterLines="0"/>
-                  <w:jc w:val="center"/>
-                  <w:ind w:left="0" w:right="0" w:firstLine="0"/>
-                </w:pPr>
-                <w:r>
-                  <w:rPr>
-                    <w:rFonts w:ascii="Times New Roman" w:hAnsi="Times New Roman" w:eastAsia="仿宋" w:cs="Times New Roman"/>
-                    <w:color w:val="000000"/>
-                    <w:sz w:val="26"/>
-                    <w:szCs w:val="26"/>
-                  </w:rPr>
-                  <w:t xml:space="preserve">联合体成员名称：                     （盖单位章）</w:t>
-                </w:r>
-              </w:p>
-            </w:txbxContent>
-          </v:textbox>
-        </v:shape>
-      </w:pict>
-    </w:r>
-    <w:r>
-      <w:pict>
-        <v:line id="Line115" style="position:absolute;left:0;top:0;z-index:0;mso-position-horizontal:absolute;mso-position-vertical:absolute;mso-position-horizontal-relative:page;mso-position-vertical-relative:page;mso-wrap:none;" from="265.4061686197917,923.97021484375" to="484.7678629557292,924.910888671875" strokecolor="#000000" strokeweight="0.500pt">
-</v:line>
-      </w:pict>
-    </w:r>
-    <w:r>
-      <w:pict>
-        <v:line id="Line116" style="position:absolute;left:0;top:0;z-index:0;mso-position-horizontal:absolute;mso-position-vertical:absolute;mso-position-horizontal-relative:page;mso-position-vertical-relative:page;mso-wrap:none;" from="300.50404866536456,979.4683430989584" to="484.7678629557292,980.4090169270834" strokecolor="#000000" strokeweight="0.500pt">
-</v:line>
-      </w:pict>
+      <mc:AlternateContent>
+        <mc:Choice xmlns:a="http://schemas.openxmlformats.org/drawingml/2006/main" Requires="wps">
+          <w:drawing>
+            <wp:anchor distT="0" distB="0" distL="0" distR="0" simplePos="0" relativeHeight="0" behindDoc="1" locked="0" layoutInCell="1" allowOverlap="1">
+              <wp:simplePos x="0" y="0"/>
+              <wp:positionH relativeFrom="page">
+                <wp:posOffset>2862301</wp:posOffset>
+              </wp:positionH>
+              <wp:positionV relativeFrom="page">
+                <wp:posOffset>9329436</wp:posOffset>
+              </wp:positionV>
+              <wp:extent cx="1755113" cy="8960"/>
+              <wp:effectExtent l="0" t="0" r="0" b="0"/>
+              <wp:wrapNone/>
+              <wp:docPr id="107" name="Line107"/>
+              <wp:cNvGraphicFramePr/>
+              <a:graphic>
+                <a:graphicData uri="http://schemas.microsoft.com/office/word/2010/wordprocessingShape">
+                  <wps:wsp>
+                    <wps:cNvSpPr/>
+                    <wps:cNvCnPr/>
+                    <wps:spPr>
+                      <a:xfrm rotation="17549">
+                        <a:off x="0" y="0"/>
+                        <a:ext cx="1755113" cy="6350"/>
+                      </a:xfrm>
+                      <a:prstGeom prst="rect">
+                        <a:avLst/>
+                      </a:prstGeom>
+                      <a:solidFill>
+                        <a:srgbClr val="000000"/>
+                      </a:solidFill>
+                      <a:ln>
+                        <a:noFill/>
+                      </a:ln>
+                    </wps:spPr>
+                    <wps:txbx>
+                      <w:txbxContent>
+                        <w:p/>
+                      </w:txbxContent>
+                    </wps:txbx>
+                    <wps:bodyPr anchor="t" lIns="0" tIns="0" rIns="0" bIns="0"/>
+                  </wps:wsp>
+                </a:graphicData>
+              </a:graphic>
+            </wp:anchor>
+          </w:drawing>
+        </mc:Choice>
+        <mc:Fallback>
+          <w:pict>
+            <v:line id="VL107" style="position:absolute;left:0;top:0;z-index:0;mso-position-horizontal:absolute;mso-position-vertical:absolute;mso-position-horizontal-relative:page;mso-position-vertical-relative:page;mso-wrap:none;" from="300.50,979.47" to="484.77,980.41" strokecolor="#000000" strokeweight="0.500pt"/>
+          </w:pict>
+        </mc:Fallback>
+      </mc:AlternateContent>
     </w:r>
   </w:p>
 </w:ftr>
@@ -1283,160 +4967,287 @@
       <w:spacing w:before="0" w:after="0" w:line="20" w:lineRule="exact"/>
     </w:pPr>
     <w:r>
-      <w:pict>
-        <v:shape id="TextBox101" type="#_x0000_t202" style="position:absolute;left:312.000pt;top:9.721pt;width:407.000pt;height:16.000pt;z-index:10;mso-position-horizontal:absolute;mso-position-vertical:absolute;mso-position-horizontal-relative:page;mso-position-vertical-relative:page;mso-wrap:square;" filled="false" stroked="false" v-text-anchor="top">
-          <v:fill on="false"/>
-          <v:stroke on="false"/>
-          <v:textbox style="mso-fit-shape-to-text:false" inset="0pt,0pt,0pt,0pt">
-            <w:txbxContent>
-              <w:p>
-                <w:pPr>
-                  <w:spacing w:line="240" w:lineRule="auto" w:before="0" w:after="0" w:beforeLines="0" w:afterLines="0"/>
-                  <w:jc w:val="right"/>
-                  <w:ind w:left="0" w:right="0" w:firstLine="0"/>
-                </w:pPr>
-                <w:r>
-                  <w:rPr>
-                    <w:rFonts w:ascii="Times New Roman" w:hAnsi="Times New Roman" w:eastAsia="黑体" w:cs="Times New Roman"/>
-                    <w:color w:val="000000"/>
-                    <w:sz w:val="20"/>
-                    <w:szCs w:val="20"/>
-                  </w:rPr>
-                  <w:t xml:space="preserve">湖南省高速公路集团有限公司标准服务询比采购文件（2024年版）</w:t>
-                </w:r>
-              </w:p>
-            </w:txbxContent>
-          </v:textbox>
-        </v:shape>
-      </w:pict>
+      <mc:AlternateContent>
+        <mc:Choice xmlns:a="http://schemas.openxmlformats.org/drawingml/2006/main" Requires="wps">
+          <w:drawing>
+            <wp:anchor distT="0" distB="0" distL="0" distR="0" simplePos="0" relativeHeight="0" behindDoc="1" locked="0" layoutInCell="1" allowOverlap="1">
+              <wp:simplePos x="0" y="0"/>
+              <wp:positionH relativeFrom="page">
+                <wp:posOffset>127000</wp:posOffset>
+              </wp:positionH>
+              <wp:positionV relativeFrom="page">
+                <wp:posOffset>317500</wp:posOffset>
+              </wp:positionV>
+              <wp:extent cx="7518400" cy="6350"/>
+              <wp:effectExtent l="0" t="0" r="0" b="0"/>
+              <wp:wrapNone/>
+              <wp:docPr id="101" name="Line101"/>
+              <wp:cNvGraphicFramePr/>
+              <a:graphic>
+                <a:graphicData uri="http://schemas.microsoft.com/office/word/2010/wordprocessingShape">
+                  <wps:wsp>
+                    <wps:cNvSpPr/>
+                    <wps:cNvCnPr/>
+                    <wps:spPr>
+                      <a:xfrm>
+                        <a:off x="0" y="0"/>
+                        <a:ext cx="7518400" cy="6350"/>
+                      </a:xfrm>
+                      <a:prstGeom prst="rect">
+                        <a:avLst/>
+                      </a:prstGeom>
+                      <a:solidFill>
+                        <a:srgbClr val="C0C0C0"/>
+                      </a:solidFill>
+                      <a:ln>
+                        <a:noFill/>
+                      </a:ln>
+                    </wps:spPr>
+                    <wps:txbx>
+                      <w:txbxContent>
+                        <w:p/>
+                      </w:txbxContent>
+                    </wps:txbx>
+                    <wps:bodyPr anchor="t" lIns="0" tIns="0" rIns="0" bIns="0"/>
+                  </wps:wsp>
+                </a:graphicData>
+              </a:graphic>
+            </wp:anchor>
+          </w:drawing>
+        </mc:Choice>
+        <mc:Fallback>
+          <w:pict>
+            <v:rect id="VL101" style="position:absolute;left:10.000pt;top:25.000pt;width:592.000pt;height:0.500pt;z-index:0;mso-position-horizontal:absolute;mso-position-vertical:absolute;mso-position-horizontal-relative:page;mso-position-vertical-relative:page;mso-wrap:none;" filled="true" stroked="false">
+              <v:fill color="#C0C0C0"/>
+              <v:stroke on="false"/>
+            </v:rect>
+          </w:pict>
+        </mc:Fallback>
+      </mc:AlternateContent>
     </w:r>
     <w:r>
-      <w:pict>
-        <v:shape id="TextBox102" type="#_x0000_t202" style="position:absolute;left:185.728pt;top:36.644pt;width:316.000pt;height:24.000pt;z-index:10;mso-position-horizontal:absolute;mso-position-vertical:absolute;mso-position-horizontal-relative:page;mso-position-vertical-relative:page;mso-wrap:square;" filled="false" stroked="false" v-text-anchor="top">
-          <v:fill on="false"/>
-          <v:stroke on="false"/>
-          <v:textbox style="mso-fit-shape-to-text:false" inset="0pt,0pt,0pt,0pt">
-            <w:txbxContent>
-              <w:p>
-                <w:pPr>
-                  <w:spacing w:line="240" w:lineRule="auto" w:before="0" w:after="0" w:beforeLines="0" w:afterLines="0"/>
-                  <w:jc w:val="center"/>
-                  <w:ind w:left="0" w:right="0" w:firstLine="0"/>
-                </w:pPr>
-                <w:r>
-                  <w:rPr>
-                    <w:rFonts w:ascii="Times New Roman" w:hAnsi="Times New Roman" w:eastAsia="仿宋" w:cs="Times New Roman"/>
-                    <w:color w:val="000000"/>
-                    <w:sz w:val="30"/>
-                    <w:szCs w:val="30"/>
-                  </w:rPr>
-                  <w:t xml:space="preserve">二、联合体协议书（本项目不适用）</w:t>
-                </w:r>
-              </w:p>
-            </w:txbxContent>
-          </v:textbox>
-        </v:shape>
-      </w:pict>
+      <mc:AlternateContent>
+        <mc:Choice xmlns:a="http://schemas.openxmlformats.org/drawingml/2006/main" Requires="wps">
+          <w:drawing>
+            <wp:anchor distT="0" distB="0" distL="0" distR="0" simplePos="0" relativeHeight="0" behindDoc="1" locked="0" layoutInCell="1" allowOverlap="1">
+              <wp:simplePos x="0" y="0"/>
+              <wp:positionH relativeFrom="page">
+                <wp:posOffset>1634968</wp:posOffset>
+              </wp:positionH>
+              <wp:positionV relativeFrom="page">
+                <wp:posOffset>961116</wp:posOffset>
+              </wp:positionV>
+              <wp:extent cx="1378107" cy="8960"/>
+              <wp:effectExtent l="0" t="0" r="0" b="0"/>
+              <wp:wrapNone/>
+              <wp:docPr id="102" name="Line102"/>
+              <wp:cNvGraphicFramePr/>
+              <a:graphic>
+                <a:graphicData uri="http://schemas.microsoft.com/office/word/2010/wordprocessingShape">
+                  <wps:wsp>
+                    <wps:cNvSpPr/>
+                    <wps:cNvCnPr/>
+                    <wps:spPr>
+                      <a:xfrm rotation="22350">
+                        <a:off x="0" y="0"/>
+                        <a:ext cx="1378107" cy="6350"/>
+                      </a:xfrm>
+                      <a:prstGeom prst="rect">
+                        <a:avLst/>
+                      </a:prstGeom>
+                      <a:solidFill>
+                        <a:srgbClr val="000000"/>
+                      </a:solidFill>
+                      <a:ln>
+                        <a:noFill/>
+                      </a:ln>
+                    </wps:spPr>
+                    <wps:txbx>
+                      <w:txbxContent>
+                        <w:p/>
+                      </w:txbxContent>
+                    </wps:txbx>
+                    <wps:bodyPr anchor="t" lIns="0" tIns="0" rIns="0" bIns="0"/>
+                  </wps:wsp>
+                </a:graphicData>
+              </a:graphic>
+            </wp:anchor>
+          </w:drawing>
+        </mc:Choice>
+        <mc:Fallback>
+          <w:pict>
+            <v:line id="VL102" style="position:absolute;left:0;top:0;z-index:0;mso-position-horizontal:absolute;mso-position-vertical:absolute;mso-position-horizontal-relative:page;mso-position-vertical-relative:page;mso-wrap:none;" from="171.65,100.90" to="316.33,101.85" strokecolor="#000000" strokeweight="0.500pt"/>
+          </w:pict>
+        </mc:Fallback>
+      </mc:AlternateContent>
     </w:r>
     <w:r>
-      <w:pict>
-        <v:shape id="TextBox103" type="#_x0000_t202" style="position:absolute;left:128.738pt;top:63.660pt;width:707.560pt;height:21.120pt;z-index:10;mso-position-horizontal:absolute;mso-position-vertical:absolute;mso-position-horizontal-relative:page;mso-position-vertical-relative:page;mso-wrap:square;" filled="false" stroked="false" v-text-anchor="top">
-          <v:fill on="false"/>
-          <v:stroke on="false"/>
-          <v:textbox style="mso-fit-shape-to-text:false" inset="0pt,0pt,0pt,0pt">
-            <w:txbxContent>
-              <w:p>
-                <w:pPr>
-                  <w:spacing w:line="240" w:lineRule="auto" w:before="0" w:after="0" w:beforeLines="0" w:afterLines="0"/>
-                  <w:jc w:val="center"/>
-                  <w:ind w:left="0" w:right="0" w:firstLine="0"/>
-                </w:pPr>
-                <w:r>
-                  <w:rPr>
-                    <w:rFonts w:ascii="Times New Roman" w:hAnsi="Times New Roman" w:eastAsia="仿宋" w:cs="Times New Roman"/>
-                    <w:color w:val="000000"/>
-                    <w:sz w:val="26"/>
-                    <w:szCs w:val="26"/>
-                  </w:rPr>
-                  <w:t xml:space="preserve">                （所有成员单位名称）自愿组成        （联合</w:t>
-                </w:r>
-              </w:p>
-            </w:txbxContent>
-          </v:textbox>
-        </v:shape>
-      </w:pict>
+      <mc:AlternateContent>
+        <mc:Choice xmlns:a="http://schemas.openxmlformats.org/drawingml/2006/main" Requires="wps">
+          <w:drawing>
+            <wp:anchor distT="0" distB="0" distL="0" distR="0" simplePos="0" relativeHeight="0" behindDoc="1" locked="0" layoutInCell="1" allowOverlap="1">
+              <wp:simplePos x="0" y="0"/>
+              <wp:positionH relativeFrom="page">
+                <wp:posOffset>5388924</wp:posOffset>
+              </wp:positionH>
+              <wp:positionV relativeFrom="page">
+                <wp:posOffset>961116</wp:posOffset>
+              </wp:positionV>
+              <wp:extent cx="689054" cy="8960"/>
+              <wp:effectExtent l="0" t="0" r="0" b="0"/>
+              <wp:wrapNone/>
+              <wp:docPr id="103" name="Line103"/>
+              <wp:cNvGraphicFramePr/>
+              <a:graphic>
+                <a:graphicData uri="http://schemas.microsoft.com/office/word/2010/wordprocessingShape">
+                  <wps:wsp>
+                    <wps:cNvSpPr/>
+                    <wps:cNvCnPr/>
+                    <wps:spPr>
+                      <a:xfrm rotation="44698">
+                        <a:off x="0" y="0"/>
+                        <a:ext cx="689054" cy="6350"/>
+                      </a:xfrm>
+                      <a:prstGeom prst="rect">
+                        <a:avLst/>
+                      </a:prstGeom>
+                      <a:solidFill>
+                        <a:srgbClr val="000000"/>
+                      </a:solidFill>
+                      <a:ln>
+                        <a:noFill/>
+                      </a:ln>
+                    </wps:spPr>
+                    <wps:txbx>
+                      <w:txbxContent>
+                        <w:p/>
+                      </w:txbxContent>
+                    </wps:txbx>
+                    <wps:bodyPr anchor="t" lIns="0" tIns="0" rIns="0" bIns="0"/>
+                  </wps:wsp>
+                </a:graphicData>
+              </a:graphic>
+            </wp:anchor>
+          </w:drawing>
+        </mc:Choice>
+        <mc:Fallback>
+          <w:pict>
+            <v:line id="VL103" style="position:absolute;left:0;top:0;z-index:0;mso-position-horizontal:absolute;mso-position-vertical:absolute;mso-position-horizontal-relative:page;mso-position-vertical-relative:page;mso-wrap:none;" from="565.77,100.90" to="638.11,101.85" strokecolor="#000000" strokeweight="0.500pt"/>
+          </w:pict>
+        </mc:Fallback>
+      </mc:AlternateContent>
     </w:r>
     <w:r>
-      <w:pict>
-        <v:shape id="TextBox104" type="#_x0000_t202" style="position:absolute;left:93.750pt;top:82.002pt;width:673.240pt;height:21.120pt;z-index:10;mso-position-horizontal:absolute;mso-position-vertical:absolute;mso-position-horizontal-relative:page;mso-position-vertical-relative:page;mso-wrap:square;" filled="false" stroked="false" v-text-anchor="top">
-          <v:fill on="false"/>
-          <v:stroke on="false"/>
-          <v:textbox style="mso-fit-shape-to-text:false" inset="0pt,0pt,0pt,0pt">
-            <w:txbxContent>
-              <w:p>
-                <w:pPr>
-                  <w:spacing w:line="240" w:lineRule="auto" w:before="0" w:after="0" w:beforeLines="0" w:afterLines="0"/>
-                  <w:jc w:val="center"/>
-                  <w:ind w:left="0" w:right="0" w:firstLine="0"/>
-                </w:pPr>
-                <w:r>
-                  <w:rPr>
-                    <w:rFonts w:ascii="Times New Roman" w:hAnsi="Times New Roman" w:eastAsia="仿宋" w:cs="Times New Roman"/>
-                    <w:color w:val="000000"/>
-                    <w:sz w:val="26"/>
-                    <w:szCs w:val="26"/>
-                  </w:rPr>
-                  <w:t xml:space="preserve">体名称）联合体，共同参加         （项目名称）     标段的响应。现</w:t>
-                </w:r>
-              </w:p>
-            </w:txbxContent>
-          </v:textbox>
-        </v:shape>
-      </w:pict>
+      <mc:AlternateContent>
+        <mc:Choice xmlns:a="http://schemas.openxmlformats.org/drawingml/2006/main" Requires="wps">
+          <w:drawing>
+            <wp:anchor distT="0" distB="0" distL="0" distR="0" simplePos="0" relativeHeight="0" behindDoc="1" locked="0" layoutInCell="1" allowOverlap="1">
+              <wp:simplePos x="0" y="0"/>
+              <wp:positionH relativeFrom="page">
+                <wp:posOffset>3210748</wp:posOffset>
+              </wp:positionH>
+              <wp:positionV relativeFrom="page">
+                <wp:posOffset>1194067</wp:posOffset>
+              </wp:positionV>
+              <wp:extent cx="762831" cy="8960"/>
+              <wp:effectExtent l="0" t="0" r="0" b="0"/>
+              <wp:wrapNone/>
+              <wp:docPr id="104" name="Line104"/>
+              <wp:cNvGraphicFramePr/>
+              <a:graphic>
+                <a:graphicData uri="http://schemas.microsoft.com/office/word/2010/wordprocessingShape">
+                  <wps:wsp>
+                    <wps:cNvSpPr/>
+                    <wps:cNvCnPr/>
+                    <wps:spPr>
+                      <a:xfrm rotation="40375">
+                        <a:off x="0" y="0"/>
+                        <a:ext cx="762831" cy="6350"/>
+                      </a:xfrm>
+                      <a:prstGeom prst="rect">
+                        <a:avLst/>
+                      </a:prstGeom>
+                      <a:solidFill>
+                        <a:srgbClr val="000000"/>
+                      </a:solidFill>
+                      <a:ln>
+                        <a:noFill/>
+                      </a:ln>
+                    </wps:spPr>
+                    <wps:txbx>
+                      <w:txbxContent>
+                        <w:p/>
+                      </w:txbxContent>
+                    </wps:txbx>
+                    <wps:bodyPr anchor="t" lIns="0" tIns="0" rIns="0" bIns="0"/>
+                  </wps:wsp>
+                </a:graphicData>
+              </a:graphic>
+            </wp:anchor>
+          </w:drawing>
+        </mc:Choice>
+        <mc:Fallback>
+          <w:pict>
+            <v:line id="VL104" style="position:absolute;left:0;top:0;z-index:0;mso-position-horizontal:absolute;mso-position-vertical:absolute;mso-position-horizontal-relative:page;mso-position-vertical-relative:page;mso-wrap:none;" from="337.09,125.36" to="417.17,126.30" strokecolor="#000000" strokeweight="0.500pt"/>
+          </w:pict>
+        </mc:Fallback>
+      </mc:AlternateContent>
     </w:r>
     <w:r>
-      <w:pict>
-        <v:rect id="Line105" style="position:absolute;left:10.000pt;top:25.000pt;width:592.000pt;height:0.500pt;z-index:0;mso-position-horizontal:absolute;mso-position-vertical:absolute;mso-position-horizontal-relative:page;mso-position-vertical-relative:page;mso-wrap:none;" filled="true" stroked="false">
-          <v:fill color="#C0C0C0"/>
-          <v:stroke on="false"/>
-        </v:rect>
-      </w:pict>
-    </w:r>
-    <w:r>
-      <w:pict>
-        <v:line id="Line106" style="position:absolute;left:0;top:0;z-index:0;mso-position-horizontal:absolute;mso-position-vertical:absolute;mso-position-horizontal-relative:page;mso-position-vertical-relative:page;mso-wrap:none;" from="270.295166015625,48.64266459147135" to="405.9761149088542,68.82094319661458" strokecolor="#000000" strokeweight="0.500pt">
-</v:line>
-      </w:pict>
-    </w:r>
-    <w:r>
-      <w:pict>
-        <v:line id="Line107" style="position:absolute;left:0;top:0;z-index:0;mso-position-horizontal:absolute;mso-position-vertical:absolute;mso-position-horizontal-relative:page;mso-position-vertical-relative:page;mso-wrap:none;" from="429.494873046875,48.755330403645836" to="545.9659423828125,68.55806477864583" strokecolor="#000000" strokeweight="0.500pt">
-</v:line>
-      </w:pict>
-    </w:r>
-    <w:r>
-      <w:pict>
-        <v:line id="Line108" style="position:absolute;left:0;top:0;z-index:0;mso-position-horizontal:absolute;mso-position-vertical:absolute;mso-position-horizontal-relative:page;mso-position-vertical-relative:page;mso-wrap:none;" from="171.65018717447916,100.90460205078125" to="316.33335367838544,101.84525553385417" strokecolor="#000000" strokeweight="0.500pt">
-</v:line>
-      </w:pict>
-    </w:r>
-    <w:r>
-      <w:pict>
-        <v:line id="Line109" style="position:absolute;left:0;top:0;z-index:0;mso-position-horizontal:absolute;mso-position-vertical:absolute;mso-position-horizontal-relative:page;mso-position-vertical-relative:page;mso-wrap:none;" from="565.7663167317709,100.90460205078125" to="638.10791015625,101.84525553385417" strokecolor="#000000" strokeweight="0.500pt">
-</v:line>
-      </w:pict>
-    </w:r>
-    <w:r>
-      <w:pict>
-        <v:line id="Line110" style="position:absolute;left:0;top:0;z-index:0;mso-position-horizontal:absolute;mso-position-vertical:absolute;mso-position-horizontal-relative:page;mso-position-vertical-relative:page;mso-wrap:none;" from="337.08636474609375,125.36140950520833" to="417.173583984375,126.3020528157552" strokecolor="#000000" strokeweight="0.500pt">
-</v:line>
-      </w:pict>
-    </w:r>
-    <w:r>
-      <w:pict>
-        <v:line id="Line111" style="position:absolute;left:0;top:0;z-index:0;mso-position-horizontal:absolute;mso-position-vertical:absolute;mso-position-horizontal-relative:page;mso-position-vertical-relative:page;mso-wrap:none;" from="523.216796875,125.36140950520833" to="567.7211100260416,126.3020528157552" strokecolor="#000000" strokeweight="0.500pt">
-</v:line>
-      </w:pict>
+      <mc:AlternateContent>
+        <mc:Choice xmlns:a="http://schemas.openxmlformats.org/drawingml/2006/main" Requires="wps">
+          <w:drawing>
+            <wp:anchor distT="0" distB="0" distL="0" distR="0" simplePos="0" relativeHeight="0" behindDoc="1" locked="0" layoutInCell="1" allowOverlap="1">
+              <wp:simplePos x="0" y="0"/>
+              <wp:positionH relativeFrom="page">
+                <wp:posOffset>4983640</wp:posOffset>
+              </wp:positionH>
+              <wp:positionV relativeFrom="page">
+                <wp:posOffset>1194067</wp:posOffset>
+              </wp:positionV>
+              <wp:extent cx="423904" cy="8960"/>
+              <wp:effectExtent l="0" t="0" r="0" b="0"/>
+              <wp:wrapNone/>
+              <wp:docPr id="105" name="Line105"/>
+              <wp:cNvGraphicFramePr/>
+              <a:graphic>
+                <a:graphicData uri="http://schemas.microsoft.com/office/word/2010/wordprocessingShape">
+                  <wps:wsp>
+                    <wps:cNvSpPr/>
+                    <wps:cNvCnPr/>
+                    <wps:spPr>
+                      <a:xfrm rotation="72649">
+                        <a:off x="0" y="0"/>
+                        <a:ext cx="423904" cy="6350"/>
+                      </a:xfrm>
+                      <a:prstGeom prst="rect">
+                        <a:avLst/>
+                      </a:prstGeom>
+                      <a:solidFill>
+                        <a:srgbClr val="000000"/>
+                      </a:solidFill>
+                      <a:ln>
+                        <a:noFill/>
+                      </a:ln>
+                    </wps:spPr>
+                    <wps:txbx>
+                      <w:txbxContent>
+                        <w:p/>
+                      </w:txbxContent>
+                    </wps:txbx>
+                    <wps:bodyPr anchor="t" lIns="0" tIns="0" rIns="0" bIns="0"/>
+                  </wps:wsp>
+                </a:graphicData>
+              </a:graphic>
+            </wp:anchor>
+          </w:drawing>
+        </mc:Choice>
+        <mc:Fallback>
+          <w:pict>
+            <v:line id="VL105" style="position:absolute;left:0;top:0;z-index:0;mso-position-horizontal:absolute;mso-position-vertical:absolute;mso-position-horizontal-relative:page;mso-position-vertical-relative:page;mso-wrap:none;" from="523.22,125.36" to="567.72,126.30" strokecolor="#000000" strokeweight="0.500pt"/>
+          </w:pict>
+        </mc:Fallback>
+      </mc:AlternateContent>
     </w:r>
   </w:p>
 </w:hdr>
